--- a/Output/OMOP Sketch/snapshot_omopsketch.docx
+++ b/Output/OMOP Sketch/snapshot_omopsketch.docx
@@ -2,6 +2,2115 @@
 <file path=word/document.xml><?xml version="1.0" encoding="utf-8"?>
 <w:document xmlns:wpc="http://schemas.microsoft.com/office/word/2010/wordprocessingCanvas" xmlns:cx="http://schemas.microsoft.com/office/drawing/2014/chartex" xmlns:cx1="http://schemas.microsoft.com/office/drawing/2015/9/8/chartex" xmlns:cx2="http://schemas.microsoft.com/office/drawing/2015/10/21/chartex" xmlns:cx3="http://schemas.microsoft.com/office/drawing/2016/5/9/chartex" xmlns:cx4="http://schemas.microsoft.com/office/drawing/2016/5/10/chartex" xmlns:cx5="http://schemas.microsoft.com/office/drawing/2016/5/11/chartex" xmlns:cx6="http://schemas.microsoft.com/office/drawing/2016/5/12/chartex" xmlns:cx7="http://schemas.microsoft.com/office/drawing/2016/5/13/chartex" xmlns:cx8="http://schemas.microsoft.com/office/drawing/2016/5/14/chartex" xmlns:mc="http://schemas.openxmlformats.org/markup-compatibility/2006" xmlns:aink="http://schemas.microsoft.com/office/drawing/2016/ink" xmlns:am3d="http://schemas.microsoft.com/office/drawing/2017/model3d" xmlns:o="urn:schemas-microsoft-com:office:office" xmlns:r="http://schemas.openxmlformats.org/officeDocument/2006/relationships" xmlns:m="http://schemas.openxmlformats.org/officeDocument/2006/math" xmlns:v="urn:schemas-microsoft-com:vml" xmlns:wp14="http://schemas.microsoft.com/office/word/2010/wordprocessingDrawing" xmlns:wp="http://schemas.openxmlformats.org/drawingml/2006/wordprocessingDrawing" xmlns:w10="urn:schemas-microsoft-com:office:word" xmlns:w="http://schemas.openxmlformats.org/wordprocessingml/2006/main" xmlns:w14="http://schemas.microsoft.com/office/word/2010/wordml" xmlns:w15="http://schemas.microsoft.com/office/word/2012/wordml" xmlns:w16cex="http://schemas.microsoft.com/office/word/2018/wordml/cex" xmlns:w16cid="http://schemas.microsoft.com/office/word/2016/wordml/cid" xmlns:w16="http://schemas.microsoft.com/office/word/2018/wordml" xmlns:w16se="http://schemas.microsoft.com/office/word/2015/wordml/symex" xmlns:wpg="http://schemas.microsoft.com/office/word/2010/wordprocessingGroup" xmlns:wpi="http://schemas.microsoft.com/office/word/2010/wordprocessingInk" xmlns:wne="http://schemas.microsoft.com/office/word/2006/wordml" xmlns:wps="http://schemas.microsoft.com/office/word/2010/wordprocessingShape" mc:Ignorable="w14 w15 w16se w16cid w16 w16cex wp14">
   <w:body>
+    <w:p>
+      <w:pPr>
+        <w:pStyle w:val="Titre2"/>
+      </w:pPr>
+      <w:r>
+        <w:t xml:space="preserve">meiru_karonga_hdss_cdm</w:t>
+      </w:r>
+    </w:p>
+    <w:p>
+      <w:pPr>
+        <w:pStyle w:val="TableCaption"/>
+        <w:jc w:val="center"/>
+        <w:keepNext/>
+        <w:pBdr>
+          <w:bottom w:val="none" w:sz="0" w:space="0" w:color="000000"/>
+          <w:top w:val="none" w:sz="0" w:space="0" w:color="000000"/>
+          <w:left w:val="none" w:sz="0" w:space="0" w:color="000000"/>
+          <w:right w:val="none" w:sz="0" w:space="0" w:color="000000"/>
+        </w:pBdr>
+        <w:spacing w:after="60" w:before="60" w:line="240"/>
+        <w:ind w:left="60" w:right="60" w:firstLine="0" w:firstLineChars="0"/>
+      </w:pPr>
+      <w:r>
+        <w:t xml:space="preserve">Snapshot of the cdm Meiru_karonga_hdss</w:t>
+      </w:r>
+    </w:p>
+    <w:tbl xmlns:a="http://schemas.openxmlformats.org/drawingml/2006/main" xmlns:pic="http://schemas.openxmlformats.org/drawingml/2006/picture">
+      <w:tblPr>
+        <w:tblLayout w:type="autofit"/>
+        <w:jc w:val="center"/>
+        <w:tblW w:type="pct" w:w="0"/>
+        <w:tblLook w:firstRow="1" w:lastRow="0" w:firstColumn="0" w:lastColumn="0" w:noHBand="0" w:noVBand="1"/>
+      </w:tblPr>
+      <w:tr>
+        <w:trPr>
+          <w:trHeight w:val="360" w:hRule="auto"/>
+          <w:tblHeader/>
+        </w:trPr>
+        <w:tc>
+          <w:tcPr>
+            <w:vMerge w:val="restart"/>
+            <w:tcBorders>
+              <w:bottom w:val="single" w:sz="8" w:space="0" w:color="F4E9EB"/>
+              <w:top w:val="single" w:sz="8" w:space="0" w:color="F4E9EB"/>
+              <w:left w:val="single" w:sz="8" w:space="0" w:color="F4E9EB"/>
+              <w:right w:val="single" w:sz="8" w:space="0" w:color="F4E9EB"/>
+            </w:tcBorders>
+            <w:shd w:val="clear" w:color="auto" w:fill="F4E9EB"/>
+            <w:tcMar>
+              <w:top w:w="0" w:type="dxa"/>
+              <w:bottom w:w="0" w:type="dxa"/>
+              <w:left w:w="0" w:type="dxa"/>
+              <w:right w:w="0" w:type="dxa"/>
+            </w:tcMar>
+            <w:vAlign w:val="center"/>
+          </w:tcPr>
+          <w:p>
+            <w:pPr>
+              <w:pStyle w:val="Normal"/>
+              <w:jc w:val="center"/>
+              <w:pBdr>
+                <w:bottom w:val="none" w:sz="0" w:space="0" w:color="000000"/>
+                <w:top w:val="none" w:sz="0" w:space="0" w:color="000000"/>
+                <w:left w:val="none" w:sz="0" w:space="0" w:color="000000"/>
+                <w:right w:val="none" w:sz="0" w:space="0" w:color="000000"/>
+              </w:pBdr>
+              <w:spacing w:after="60" w:before="60" w:line="240"/>
+              <w:ind w:left="60" w:right="60" w:firstLine="0" w:firstLineChars="0"/>
+              <w:rPr>
+                <w:rFonts w:ascii="Arial" w:hAnsi="Arial" w:eastAsia="Arial" w:cs="Arial"/>
+                <w:i w:val="false"/>
+                <w:b w:val="true"/>
+                <w:u w:val="none"/>
+                <w:strike w:val="false"/>
+                <w:sz w:val="22"/>
+                <w:szCs w:val="22"/>
+                <w:color w:val="040001"/>
+              </w:rPr>
+            </w:pPr>
+            <w:r>
+              <w:rPr>
+                <w:rFonts w:ascii="Arial" w:hAnsi="Arial" w:eastAsia="Arial" w:cs="Arial"/>
+                <w:i w:val="false"/>
+                <w:b w:val="true"/>
+                <w:u w:val="none"/>
+                <w:strike w:val="false"/>
+                <w:sz w:val="22"/>
+                <w:szCs w:val="22"/>
+                <w:color w:val="040001"/>
+              </w:rPr>
+              <w:t xml:space="preserve">Estimate</w:t>
+            </w:r>
+          </w:p>
+        </w:tc>
+        <w:tc>
+          <w:tcPr>
+            <w:tcBorders>
+              <w:bottom w:val="single" w:sz="8" w:space="0" w:color="F4E9EB"/>
+              <w:top w:val="single" w:sz="8" w:space="0" w:color="F4E9EB"/>
+              <w:left w:val="single" w:sz="8" w:space="0" w:color="F4E9EB"/>
+              <w:right w:val="single" w:sz="8" w:space="0" w:color="F4E9EB"/>
+            </w:tcBorders>
+            <w:shd w:val="clear" w:color="auto" w:fill="F4E9EB"/>
+            <w:tcMar>
+              <w:top w:w="0" w:type="dxa"/>
+              <w:bottom w:w="0" w:type="dxa"/>
+              <w:left w:w="0" w:type="dxa"/>
+              <w:right w:w="0" w:type="dxa"/>
+            </w:tcMar>
+            <w:vAlign w:val="center"/>
+          </w:tcPr>
+          <w:p>
+            <w:pPr>
+              <w:pStyle w:val="Normal"/>
+              <w:jc w:val="center"/>
+              <w:pBdr>
+                <w:bottom w:val="none" w:sz="0" w:space="0" w:color="000000"/>
+                <w:top w:val="none" w:sz="0" w:space="0" w:color="000000"/>
+                <w:left w:val="none" w:sz="0" w:space="0" w:color="000000"/>
+                <w:right w:val="none" w:sz="0" w:space="0" w:color="000000"/>
+              </w:pBdr>
+              <w:spacing w:after="60" w:before="60" w:line="240"/>
+              <w:ind w:left="60" w:right="60" w:firstLine="0" w:firstLineChars="0"/>
+              <w:rPr>
+                <w:rFonts w:ascii="Arial" w:hAnsi="Arial" w:eastAsia="Arial" w:cs="Arial"/>
+                <w:i w:val="false"/>
+                <w:b w:val="true"/>
+                <w:u w:val="none"/>
+                <w:strike w:val="false"/>
+                <w:sz w:val="22"/>
+                <w:szCs w:val="22"/>
+                <w:color w:val="040001"/>
+              </w:rPr>
+            </w:pPr>
+            <w:r>
+              <w:rPr>
+                <w:rFonts w:ascii="Arial" w:hAnsi="Arial" w:eastAsia="Arial" w:cs="Arial"/>
+                <w:i w:val="false"/>
+                <w:b w:val="true"/>
+                <w:u w:val="none"/>
+                <w:strike w:val="false"/>
+                <w:sz w:val="22"/>
+                <w:szCs w:val="22"/>
+                <w:color w:val="040001"/>
+              </w:rPr>
+              <w:t xml:space="preserve">Database name</w:t>
+            </w:r>
+          </w:p>
+        </w:tc>
+      </w:tr>
+      <w:tr>
+        <w:trPr>
+          <w:trHeight w:val="360" w:hRule="auto"/>
+          <w:tblHeader/>
+        </w:trPr>
+        <w:tc>
+          <w:tcPr>
+            <w:vMerge/>
+            <w:tcBorders>
+              <w:bottom w:val="single" w:sz="8" w:space="0" w:color="F4E9EB"/>
+              <w:top w:val="single" w:sz="8" w:space="0" w:color="F4E9EB"/>
+              <w:left w:val="single" w:sz="8" w:space="0" w:color="F4E9EB"/>
+              <w:right w:val="single" w:sz="8" w:space="0" w:color="F4E9EB"/>
+            </w:tcBorders>
+            <w:shd w:val="clear" w:color="auto" w:fill="F4E9EB"/>
+            <w:tcMar>
+              <w:top w:w="0" w:type="dxa"/>
+              <w:bottom w:w="0" w:type="dxa"/>
+              <w:left w:w="0" w:type="dxa"/>
+              <w:right w:w="0" w:type="dxa"/>
+            </w:tcMar>
+            <w:vAlign w:val="center"/>
+          </w:tcPr>
+          <w:p>
+            <w:pPr>
+              <w:pStyle w:val="Normal"/>
+              <w:jc w:val="center"/>
+              <w:pBdr>
+                <w:bottom w:val="none" w:sz="0" w:space="0" w:color="000000"/>
+                <w:top w:val="none" w:sz="0" w:space="0" w:color="000000"/>
+                <w:left w:val="none" w:sz="0" w:space="0" w:color="000000"/>
+                <w:right w:val="none" w:sz="0" w:space="0" w:color="000000"/>
+              </w:pBdr>
+              <w:spacing w:after="60" w:before="60" w:line="240"/>
+              <w:ind w:left="60" w:right="60" w:firstLine="0" w:firstLineChars="0"/>
+              <w:rPr>
+                <w:rFonts w:ascii="Arial" w:hAnsi="Arial" w:eastAsia="Arial" w:cs="Arial"/>
+                <w:i w:val="false"/>
+                <w:b w:val="true"/>
+                <w:u w:val="none"/>
+                <w:strike w:val="false"/>
+                <w:sz w:val="22"/>
+                <w:szCs w:val="22"/>
+                <w:color w:val="040001"/>
+              </w:rPr>
+            </w:pPr>
+          </w:p>
+        </w:tc>
+        <w:tc>
+          <w:tcPr>
+            <w:tcBorders>
+              <w:bottom w:val="single" w:sz="8" w:space="0" w:color="F4E9EB"/>
+              <w:top w:val="single" w:sz="8" w:space="0" w:color="F4E9EB"/>
+              <w:left w:val="single" w:sz="8" w:space="0" w:color="F4E9EB"/>
+              <w:right w:val="single" w:sz="8" w:space="0" w:color="F4E9EB"/>
+            </w:tcBorders>
+            <w:shd w:val="clear" w:color="auto" w:fill="F4E9EB"/>
+            <w:tcMar>
+              <w:top w:w="0" w:type="dxa"/>
+              <w:bottom w:w="0" w:type="dxa"/>
+              <w:left w:w="0" w:type="dxa"/>
+              <w:right w:w="0" w:type="dxa"/>
+            </w:tcMar>
+            <w:vAlign w:val="center"/>
+          </w:tcPr>
+          <w:p>
+            <w:pPr>
+              <w:pStyle w:val="Normal"/>
+              <w:jc w:val="center"/>
+              <w:pBdr>
+                <w:bottom w:val="none" w:sz="0" w:space="0" w:color="000000"/>
+                <w:top w:val="none" w:sz="0" w:space="0" w:color="000000"/>
+                <w:left w:val="none" w:sz="0" w:space="0" w:color="000000"/>
+                <w:right w:val="none" w:sz="0" w:space="0" w:color="000000"/>
+              </w:pBdr>
+              <w:spacing w:after="60" w:before="60" w:line="240"/>
+              <w:ind w:left="60" w:right="60" w:firstLine="0" w:firstLineChars="0"/>
+              <w:rPr>
+                <w:rFonts w:ascii="Arial" w:hAnsi="Arial" w:eastAsia="Arial" w:cs="Arial"/>
+                <w:i w:val="false"/>
+                <w:b w:val="true"/>
+                <w:u w:val="none"/>
+                <w:strike w:val="false"/>
+                <w:sz w:val="22"/>
+                <w:szCs w:val="22"/>
+                <w:color w:val="040001"/>
+              </w:rPr>
+            </w:pPr>
+            <w:r>
+              <w:rPr>
+                <w:rFonts w:ascii="Arial" w:hAnsi="Arial" w:eastAsia="Arial" w:cs="Arial"/>
+                <w:i w:val="false"/>
+                <w:b w:val="true"/>
+                <w:u w:val="none"/>
+                <w:strike w:val="false"/>
+                <w:sz w:val="22"/>
+                <w:szCs w:val="22"/>
+                <w:color w:val="040001"/>
+              </w:rPr>
+              <w:t xml:space="preserve">Meiru_karonga_hdss</w:t>
+            </w:r>
+          </w:p>
+        </w:tc>
+      </w:tr>
+      <w:tr>
+        <w:trPr>
+          <w:trHeight w:val="360" w:hRule="auto"/>
+        </w:trPr>
+        <w:tc>
+          <w:tcPr>
+            <w:gridSpan w:val="2"/>
+            <w:tcBorders>
+              <w:bottom w:val="single" w:sz="8" w:space="0" w:color="E6D208"/>
+              <w:top w:val="single" w:sz="8" w:space="0" w:color="F4E9EB"/>
+              <w:left w:val="single" w:sz="8" w:space="0" w:color="E6D208"/>
+              <w:right w:val="single" w:sz="8" w:space="0" w:color="E6D208"/>
+            </w:tcBorders>
+            <w:shd w:val="clear" w:color="auto" w:fill="F4E9EB"/>
+            <w:tcMar>
+              <w:top w:w="0" w:type="dxa"/>
+              <w:bottom w:w="0" w:type="dxa"/>
+              <w:left w:w="0" w:type="dxa"/>
+              <w:right w:w="0" w:type="dxa"/>
+            </w:tcMar>
+            <w:vAlign w:val="center"/>
+          </w:tcPr>
+          <w:p>
+            <w:pPr>
+              <w:pStyle w:val="Normal"/>
+              <w:jc w:val="left"/>
+              <w:pBdr>
+                <w:bottom w:val="none" w:sz="0" w:space="0" w:color="000000"/>
+                <w:top w:val="none" w:sz="0" w:space="0" w:color="000000"/>
+                <w:left w:val="none" w:sz="0" w:space="0" w:color="000000"/>
+                <w:right w:val="none" w:sz="0" w:space="0" w:color="000000"/>
+              </w:pBdr>
+              <w:spacing w:after="60" w:before="60" w:line="240"/>
+              <w:ind w:left="60" w:right="60" w:firstLine="0" w:firstLineChars="0"/>
+              <w:rPr>
+                <w:rFonts w:ascii="Arial" w:hAnsi="Arial" w:eastAsia="Arial" w:cs="Arial"/>
+                <w:i w:val="false"/>
+                <w:b w:val="true"/>
+                <w:u w:val="none"/>
+                <w:strike w:val="false"/>
+                <w:sz w:val="20"/>
+                <w:szCs w:val="20"/>
+                <w:color w:val="040001"/>
+              </w:rPr>
+            </w:pPr>
+            <w:r>
+              <w:rPr>
+                <w:rFonts w:ascii="Arial" w:hAnsi="Arial" w:eastAsia="Arial" w:cs="Arial"/>
+                <w:i w:val="false"/>
+                <w:b w:val="true"/>
+                <w:u w:val="none"/>
+                <w:strike w:val="false"/>
+                <w:sz w:val="20"/>
+                <w:szCs w:val="20"/>
+                <w:color w:val="040001"/>
+              </w:rPr>
+              <w:t xml:space="preserve">General</w:t>
+            </w:r>
+          </w:p>
+        </w:tc>
+      </w:tr>
+      <w:tr>
+        <w:trPr>
+          <w:trHeight w:val="360" w:hRule="auto"/>
+        </w:trPr>
+        <w:tc>
+          <w:tcPr>
+            <w:tcBorders>
+              <w:bottom w:val="single" w:sz="4" w:space="0" w:color="E6D208"/>
+              <w:top w:val="single" w:sz="8" w:space="0" w:color="E6D208"/>
+              <w:left w:val="single" w:sz="4" w:space="0" w:color="E6D208"/>
+              <w:right w:val="single" w:sz="4" w:space="0" w:color="E6D208"/>
+            </w:tcBorders>
+            <w:shd w:val="clear" w:color="auto" w:fill="FFFFFF"/>
+            <w:tcMar>
+              <w:top w:w="0" w:type="dxa"/>
+              <w:bottom w:w="0" w:type="dxa"/>
+              <w:left w:w="0" w:type="dxa"/>
+              <w:right w:w="0" w:type="dxa"/>
+            </w:tcMar>
+            <w:vAlign w:val="center"/>
+          </w:tcPr>
+          <w:p>
+            <w:pPr>
+              <w:pStyle w:val="Normal"/>
+              <w:jc w:val="left"/>
+              <w:pBdr>
+                <w:bottom w:val="none" w:sz="0" w:space="0" w:color="000000"/>
+                <w:top w:val="none" w:sz="0" w:space="0" w:color="000000"/>
+                <w:left w:val="none" w:sz="0" w:space="0" w:color="000000"/>
+                <w:right w:val="none" w:sz="0" w:space="0" w:color="000000"/>
+              </w:pBdr>
+              <w:spacing w:after="60" w:before="60" w:line="240"/>
+              <w:ind w:left="60" w:right="60" w:firstLine="0" w:firstLineChars="0"/>
+              <w:rPr>
+                <w:rFonts w:ascii="Arial" w:hAnsi="Arial" w:eastAsia="Arial" w:cs="Arial"/>
+                <w:i w:val="false"/>
+                <w:b w:val="false"/>
+                <w:u w:val="none"/>
+                <w:strike w:val="false"/>
+                <w:sz w:val="22"/>
+                <w:szCs w:val="22"/>
+                <w:color w:val="000000"/>
+              </w:rPr>
+            </w:pPr>
+            <w:r>
+              <w:rPr>
+                <w:rFonts w:ascii="Arial" w:hAnsi="Arial" w:eastAsia="Arial" w:cs="Arial"/>
+                <w:i w:val="false"/>
+                <w:b w:val="false"/>
+                <w:u w:val="none"/>
+                <w:strike w:val="false"/>
+                <w:sz w:val="22"/>
+                <w:szCs w:val="22"/>
+                <w:color w:val="000000"/>
+              </w:rPr>
+              <w:t xml:space="preserve">Snapshot date</w:t>
+            </w:r>
+          </w:p>
+        </w:tc>
+        <w:tc>
+          <w:tcPr>
+            <w:tcBorders>
+              <w:bottom w:val="single" w:sz="4" w:space="0" w:color="E6D208"/>
+              <w:top w:val="single" w:sz="8" w:space="0" w:color="E6D208"/>
+              <w:left w:val="single" w:sz="4" w:space="0" w:color="E6D208"/>
+              <w:right w:val="single" w:sz="4" w:space="0" w:color="E6D208"/>
+            </w:tcBorders>
+            <w:shd w:val="clear" w:color="auto" w:fill="FFFFFF"/>
+            <w:tcMar>
+              <w:top w:w="0" w:type="dxa"/>
+              <w:bottom w:w="0" w:type="dxa"/>
+              <w:left w:w="0" w:type="dxa"/>
+              <w:right w:w="0" w:type="dxa"/>
+            </w:tcMar>
+            <w:vAlign w:val="center"/>
+          </w:tcPr>
+          <w:p>
+            <w:pPr>
+              <w:pStyle w:val="Normal"/>
+              <w:jc w:val="left"/>
+              <w:pBdr>
+                <w:bottom w:val="none" w:sz="0" w:space="0" w:color="000000"/>
+                <w:top w:val="none" w:sz="0" w:space="0" w:color="000000"/>
+                <w:left w:val="none" w:sz="0" w:space="0" w:color="000000"/>
+                <w:right w:val="none" w:sz="0" w:space="0" w:color="000000"/>
+              </w:pBdr>
+              <w:spacing w:after="60" w:before="60" w:line="240"/>
+              <w:ind w:left="60" w:right="60" w:firstLine="0" w:firstLineChars="0"/>
+              <w:rPr>
+                <w:rFonts w:ascii="Arial" w:hAnsi="Arial" w:eastAsia="Arial" w:cs="Arial"/>
+                <w:i w:val="false"/>
+                <w:b w:val="false"/>
+                <w:u w:val="none"/>
+                <w:strike w:val="false"/>
+                <w:sz w:val="22"/>
+                <w:szCs w:val="22"/>
+                <w:color w:val="000000"/>
+              </w:rPr>
+            </w:pPr>
+            <w:r>
+              <w:rPr>
+                <w:rFonts w:ascii="Arial" w:hAnsi="Arial" w:eastAsia="Arial" w:cs="Arial"/>
+                <w:i w:val="false"/>
+                <w:b w:val="false"/>
+                <w:u w:val="none"/>
+                <w:strike w:val="false"/>
+                <w:sz w:val="22"/>
+                <w:szCs w:val="22"/>
+                <w:color w:val="000000"/>
+              </w:rPr>
+              <w:t xml:space="preserve">2026-05-24</w:t>
+            </w:r>
+          </w:p>
+        </w:tc>
+      </w:tr>
+      <w:tr>
+        <w:trPr>
+          <w:trHeight w:val="360" w:hRule="auto"/>
+        </w:trPr>
+        <w:tc>
+          <w:tcPr>
+            <w:tcBorders>
+              <w:bottom w:val="single" w:sz="4" w:space="0" w:color="E6D208"/>
+              <w:top w:val="single" w:sz="4" w:space="0" w:color="E6D208"/>
+              <w:left w:val="single" w:sz="4" w:space="0" w:color="E6D208"/>
+              <w:right w:val="single" w:sz="4" w:space="0" w:color="E6D208"/>
+            </w:tcBorders>
+            <w:shd w:val="clear" w:color="auto" w:fill="FFFFFF"/>
+            <w:tcMar>
+              <w:top w:w="0" w:type="dxa"/>
+              <w:bottom w:w="0" w:type="dxa"/>
+              <w:left w:w="0" w:type="dxa"/>
+              <w:right w:w="0" w:type="dxa"/>
+            </w:tcMar>
+            <w:vAlign w:val="center"/>
+          </w:tcPr>
+          <w:p>
+            <w:pPr>
+              <w:pStyle w:val="Normal"/>
+              <w:jc w:val="left"/>
+              <w:pBdr>
+                <w:bottom w:val="none" w:sz="0" w:space="0" w:color="000000"/>
+                <w:top w:val="none" w:sz="0" w:space="0" w:color="000000"/>
+                <w:left w:val="none" w:sz="0" w:space="0" w:color="000000"/>
+                <w:right w:val="none" w:sz="0" w:space="0" w:color="000000"/>
+              </w:pBdr>
+              <w:spacing w:after="60" w:before="60" w:line="240"/>
+              <w:ind w:left="60" w:right="60" w:firstLine="0" w:firstLineChars="0"/>
+              <w:rPr>
+                <w:rFonts w:ascii="Arial" w:hAnsi="Arial" w:eastAsia="Arial" w:cs="Arial"/>
+                <w:i w:val="false"/>
+                <w:b w:val="false"/>
+                <w:u w:val="none"/>
+                <w:strike w:val="false"/>
+                <w:sz w:val="22"/>
+                <w:szCs w:val="22"/>
+                <w:color w:val="000000"/>
+              </w:rPr>
+            </w:pPr>
+            <w:r>
+              <w:rPr>
+                <w:rFonts w:ascii="Arial" w:hAnsi="Arial" w:eastAsia="Arial" w:cs="Arial"/>
+                <w:i w:val="false"/>
+                <w:b w:val="false"/>
+                <w:u w:val="none"/>
+                <w:strike w:val="false"/>
+                <w:sz w:val="22"/>
+                <w:szCs w:val="22"/>
+                <w:color w:val="000000"/>
+              </w:rPr>
+              <w:t xml:space="preserve">Person count</w:t>
+            </w:r>
+          </w:p>
+        </w:tc>
+        <w:tc>
+          <w:tcPr>
+            <w:tcBorders>
+              <w:bottom w:val="single" w:sz="4" w:space="0" w:color="E6D208"/>
+              <w:top w:val="single" w:sz="4" w:space="0" w:color="E6D208"/>
+              <w:left w:val="single" w:sz="4" w:space="0" w:color="E6D208"/>
+              <w:right w:val="single" w:sz="4" w:space="0" w:color="E6D208"/>
+            </w:tcBorders>
+            <w:shd w:val="clear" w:color="auto" w:fill="FFFFFF"/>
+            <w:tcMar>
+              <w:top w:w="0" w:type="dxa"/>
+              <w:bottom w:w="0" w:type="dxa"/>
+              <w:left w:w="0" w:type="dxa"/>
+              <w:right w:w="0" w:type="dxa"/>
+            </w:tcMar>
+            <w:vAlign w:val="center"/>
+          </w:tcPr>
+          <w:p>
+            <w:pPr>
+              <w:pStyle w:val="Normal"/>
+              <w:jc w:val="left"/>
+              <w:pBdr>
+                <w:bottom w:val="none" w:sz="0" w:space="0" w:color="000000"/>
+                <w:top w:val="none" w:sz="0" w:space="0" w:color="000000"/>
+                <w:left w:val="none" w:sz="0" w:space="0" w:color="000000"/>
+                <w:right w:val="none" w:sz="0" w:space="0" w:color="000000"/>
+              </w:pBdr>
+              <w:spacing w:after="60" w:before="60" w:line="240"/>
+              <w:ind w:left="60" w:right="60" w:firstLine="0" w:firstLineChars="0"/>
+              <w:rPr>
+                <w:rFonts w:ascii="Arial" w:hAnsi="Arial" w:eastAsia="Arial" w:cs="Arial"/>
+                <w:i w:val="false"/>
+                <w:b w:val="false"/>
+                <w:u w:val="none"/>
+                <w:strike w:val="false"/>
+                <w:sz w:val="22"/>
+                <w:szCs w:val="22"/>
+                <w:color w:val="000000"/>
+              </w:rPr>
+            </w:pPr>
+            <w:r>
+              <w:rPr>
+                <w:rFonts w:ascii="Arial" w:hAnsi="Arial" w:eastAsia="Arial" w:cs="Arial"/>
+                <w:i w:val="false"/>
+                <w:b w:val="false"/>
+                <w:u w:val="none"/>
+                <w:strike w:val="false"/>
+                <w:sz w:val="22"/>
+                <w:szCs w:val="22"/>
+                <w:color w:val="000000"/>
+              </w:rPr>
+              <w:t xml:space="preserve">4,645</w:t>
+            </w:r>
+          </w:p>
+        </w:tc>
+      </w:tr>
+      <w:tr>
+        <w:trPr>
+          <w:trHeight w:val="360" w:hRule="auto"/>
+        </w:trPr>
+        <w:tc>
+          <w:tcPr>
+            <w:tcBorders>
+              <w:bottom w:val="single" w:sz="4" w:space="0" w:color="E6D208"/>
+              <w:top w:val="single" w:sz="4" w:space="0" w:color="E6D208"/>
+              <w:left w:val="single" w:sz="4" w:space="0" w:color="E6D208"/>
+              <w:right w:val="single" w:sz="4" w:space="0" w:color="E6D208"/>
+            </w:tcBorders>
+            <w:shd w:val="clear" w:color="auto" w:fill="FFFFFF"/>
+            <w:tcMar>
+              <w:top w:w="0" w:type="dxa"/>
+              <w:bottom w:w="0" w:type="dxa"/>
+              <w:left w:w="0" w:type="dxa"/>
+              <w:right w:w="0" w:type="dxa"/>
+            </w:tcMar>
+            <w:vAlign w:val="center"/>
+          </w:tcPr>
+          <w:p>
+            <w:pPr>
+              <w:pStyle w:val="Normal"/>
+              <w:jc w:val="left"/>
+              <w:pBdr>
+                <w:bottom w:val="none" w:sz="0" w:space="0" w:color="000000"/>
+                <w:top w:val="none" w:sz="0" w:space="0" w:color="000000"/>
+                <w:left w:val="none" w:sz="0" w:space="0" w:color="000000"/>
+                <w:right w:val="none" w:sz="0" w:space="0" w:color="000000"/>
+              </w:pBdr>
+              <w:spacing w:after="60" w:before="60" w:line="240"/>
+              <w:ind w:left="60" w:right="60" w:firstLine="0" w:firstLineChars="0"/>
+              <w:rPr>
+                <w:rFonts w:ascii="Arial" w:hAnsi="Arial" w:eastAsia="Arial" w:cs="Arial"/>
+                <w:i w:val="false"/>
+                <w:b w:val="false"/>
+                <w:u w:val="none"/>
+                <w:strike w:val="false"/>
+                <w:sz w:val="22"/>
+                <w:szCs w:val="22"/>
+                <w:color w:val="000000"/>
+              </w:rPr>
+            </w:pPr>
+            <w:r>
+              <w:rPr>
+                <w:rFonts w:ascii="Arial" w:hAnsi="Arial" w:eastAsia="Arial" w:cs="Arial"/>
+                <w:i w:val="false"/>
+                <w:b w:val="false"/>
+                <w:u w:val="none"/>
+                <w:strike w:val="false"/>
+                <w:sz w:val="22"/>
+                <w:szCs w:val="22"/>
+                <w:color w:val="000000"/>
+              </w:rPr>
+              <w:t xml:space="preserve">Vocabulary version</w:t>
+            </w:r>
+          </w:p>
+        </w:tc>
+        <w:tc>
+          <w:tcPr>
+            <w:tcBorders>
+              <w:bottom w:val="single" w:sz="4" w:space="0" w:color="E6D208"/>
+              <w:top w:val="single" w:sz="4" w:space="0" w:color="E6D208"/>
+              <w:left w:val="single" w:sz="4" w:space="0" w:color="E6D208"/>
+              <w:right w:val="single" w:sz="4" w:space="0" w:color="E6D208"/>
+            </w:tcBorders>
+            <w:shd w:val="clear" w:color="auto" w:fill="FFFFFF"/>
+            <w:tcMar>
+              <w:top w:w="0" w:type="dxa"/>
+              <w:bottom w:w="0" w:type="dxa"/>
+              <w:left w:w="0" w:type="dxa"/>
+              <w:right w:w="0" w:type="dxa"/>
+            </w:tcMar>
+            <w:vAlign w:val="center"/>
+          </w:tcPr>
+          <w:p>
+            <w:pPr>
+              <w:pStyle w:val="Normal"/>
+              <w:jc w:val="left"/>
+              <w:pBdr>
+                <w:bottom w:val="none" w:sz="0" w:space="0" w:color="000000"/>
+                <w:top w:val="none" w:sz="0" w:space="0" w:color="000000"/>
+                <w:left w:val="none" w:sz="0" w:space="0" w:color="000000"/>
+                <w:right w:val="none" w:sz="0" w:space="0" w:color="000000"/>
+              </w:pBdr>
+              <w:spacing w:after="60" w:before="60" w:line="240"/>
+              <w:ind w:left="60" w:right="60" w:firstLine="0" w:firstLineChars="0"/>
+              <w:rPr>
+                <w:rFonts w:ascii="Arial" w:hAnsi="Arial" w:eastAsia="Arial" w:cs="Arial"/>
+                <w:i w:val="false"/>
+                <w:b w:val="false"/>
+                <w:u w:val="none"/>
+                <w:strike w:val="false"/>
+                <w:sz w:val="22"/>
+                <w:szCs w:val="22"/>
+                <w:color w:val="000000"/>
+              </w:rPr>
+            </w:pPr>
+            <w:r>
+              <w:rPr>
+                <w:rFonts w:ascii="Arial" w:hAnsi="Arial" w:eastAsia="Arial" w:cs="Arial"/>
+                <w:i w:val="false"/>
+                <w:b w:val="false"/>
+                <w:u w:val="none"/>
+                <w:strike w:val="false"/>
+                <w:sz w:val="22"/>
+                <w:szCs w:val="22"/>
+                <w:color w:val="000000"/>
+              </w:rPr>
+              <w:t xml:space="preserve">v5.0 27-AUG-25</w:t>
+            </w:r>
+          </w:p>
+        </w:tc>
+      </w:tr>
+      <w:tr>
+        <w:trPr>
+          <w:trHeight w:val="360" w:hRule="auto"/>
+        </w:trPr>
+        <w:tc>
+          <w:tcPr>
+            <w:gridSpan w:val="2"/>
+            <w:tcBorders>
+              <w:bottom w:val="single" w:sz="8" w:space="0" w:color="E6D208"/>
+              <w:top w:val="single" w:sz="4" w:space="0" w:color="E6D208"/>
+              <w:left w:val="single" w:sz="8" w:space="0" w:color="E6D208"/>
+              <w:right w:val="single" w:sz="8" w:space="0" w:color="E6D208"/>
+            </w:tcBorders>
+            <w:shd w:val="clear" w:color="auto" w:fill="F4E9EB"/>
+            <w:tcMar>
+              <w:top w:w="0" w:type="dxa"/>
+              <w:bottom w:w="0" w:type="dxa"/>
+              <w:left w:w="0" w:type="dxa"/>
+              <w:right w:w="0" w:type="dxa"/>
+            </w:tcMar>
+            <w:vAlign w:val="center"/>
+          </w:tcPr>
+          <w:p>
+            <w:pPr>
+              <w:pStyle w:val="Normal"/>
+              <w:jc w:val="left"/>
+              <w:pBdr>
+                <w:bottom w:val="none" w:sz="0" w:space="0" w:color="000000"/>
+                <w:top w:val="none" w:sz="0" w:space="0" w:color="000000"/>
+                <w:left w:val="none" w:sz="0" w:space="0" w:color="000000"/>
+                <w:right w:val="none" w:sz="0" w:space="0" w:color="000000"/>
+              </w:pBdr>
+              <w:spacing w:after="60" w:before="60" w:line="240"/>
+              <w:ind w:left="60" w:right="60" w:firstLine="0" w:firstLineChars="0"/>
+              <w:rPr>
+                <w:rFonts w:ascii="Arial" w:hAnsi="Arial" w:eastAsia="Arial" w:cs="Arial"/>
+                <w:i w:val="false"/>
+                <w:b w:val="true"/>
+                <w:u w:val="none"/>
+                <w:strike w:val="false"/>
+                <w:sz w:val="20"/>
+                <w:szCs w:val="20"/>
+                <w:color w:val="040001"/>
+              </w:rPr>
+            </w:pPr>
+            <w:r>
+              <w:rPr>
+                <w:rFonts w:ascii="Arial" w:hAnsi="Arial" w:eastAsia="Arial" w:cs="Arial"/>
+                <w:i w:val="false"/>
+                <w:b w:val="true"/>
+                <w:u w:val="none"/>
+                <w:strike w:val="false"/>
+                <w:sz w:val="20"/>
+                <w:szCs w:val="20"/>
+                <w:color w:val="040001"/>
+              </w:rPr>
+              <w:t xml:space="preserve">Cdm</w:t>
+            </w:r>
+          </w:p>
+        </w:tc>
+      </w:tr>
+      <w:tr>
+        <w:trPr>
+          <w:trHeight w:val="360" w:hRule="auto"/>
+        </w:trPr>
+        <w:tc>
+          <w:tcPr>
+            <w:tcBorders>
+              <w:bottom w:val="single" w:sz="4" w:space="0" w:color="E6D208"/>
+              <w:top w:val="single" w:sz="8" w:space="0" w:color="E6D208"/>
+              <w:left w:val="single" w:sz="4" w:space="0" w:color="E6D208"/>
+              <w:right w:val="single" w:sz="4" w:space="0" w:color="E6D208"/>
+            </w:tcBorders>
+            <w:shd w:val="clear" w:color="auto" w:fill="FFFFFF"/>
+            <w:tcMar>
+              <w:top w:w="0" w:type="dxa"/>
+              <w:bottom w:w="0" w:type="dxa"/>
+              <w:left w:w="0" w:type="dxa"/>
+              <w:right w:w="0" w:type="dxa"/>
+            </w:tcMar>
+            <w:vAlign w:val="center"/>
+          </w:tcPr>
+          <w:p>
+            <w:pPr>
+              <w:pStyle w:val="Normal"/>
+              <w:jc w:val="left"/>
+              <w:pBdr>
+                <w:bottom w:val="none" w:sz="0" w:space="0" w:color="000000"/>
+                <w:top w:val="none" w:sz="0" w:space="0" w:color="000000"/>
+                <w:left w:val="none" w:sz="0" w:space="0" w:color="000000"/>
+                <w:right w:val="none" w:sz="0" w:space="0" w:color="000000"/>
+              </w:pBdr>
+              <w:spacing w:after="60" w:before="60" w:line="240"/>
+              <w:ind w:left="60" w:right="60" w:firstLine="0" w:firstLineChars="0"/>
+              <w:rPr>
+                <w:rFonts w:ascii="Arial" w:hAnsi="Arial" w:eastAsia="Arial" w:cs="Arial"/>
+                <w:i w:val="false"/>
+                <w:b w:val="false"/>
+                <w:u w:val="none"/>
+                <w:strike w:val="false"/>
+                <w:sz w:val="22"/>
+                <w:szCs w:val="22"/>
+                <w:color w:val="000000"/>
+              </w:rPr>
+            </w:pPr>
+            <w:r>
+              <w:rPr>
+                <w:rFonts w:ascii="Arial" w:hAnsi="Arial" w:eastAsia="Arial" w:cs="Arial"/>
+                <w:i w:val="false"/>
+                <w:b w:val="false"/>
+                <w:u w:val="none"/>
+                <w:strike w:val="false"/>
+                <w:sz w:val="22"/>
+                <w:szCs w:val="22"/>
+                <w:color w:val="000000"/>
+              </w:rPr>
+              <w:t xml:space="preserve">Source name</w:t>
+            </w:r>
+          </w:p>
+        </w:tc>
+        <w:tc>
+          <w:tcPr>
+            <w:tcBorders>
+              <w:bottom w:val="single" w:sz="4" w:space="0" w:color="E6D208"/>
+              <w:top w:val="single" w:sz="8" w:space="0" w:color="E6D208"/>
+              <w:left w:val="single" w:sz="4" w:space="0" w:color="E6D208"/>
+              <w:right w:val="single" w:sz="4" w:space="0" w:color="E6D208"/>
+            </w:tcBorders>
+            <w:shd w:val="clear" w:color="auto" w:fill="FFFFFF"/>
+            <w:tcMar>
+              <w:top w:w="0" w:type="dxa"/>
+              <w:bottom w:w="0" w:type="dxa"/>
+              <w:left w:w="0" w:type="dxa"/>
+              <w:right w:w="0" w:type="dxa"/>
+            </w:tcMar>
+            <w:vAlign w:val="center"/>
+          </w:tcPr>
+          <w:p>
+            <w:pPr>
+              <w:pStyle w:val="Normal"/>
+              <w:jc w:val="left"/>
+              <w:pBdr>
+                <w:bottom w:val="none" w:sz="0" w:space="0" w:color="000000"/>
+                <w:top w:val="none" w:sz="0" w:space="0" w:color="000000"/>
+                <w:left w:val="none" w:sz="0" w:space="0" w:color="000000"/>
+                <w:right w:val="none" w:sz="0" w:space="0" w:color="000000"/>
+              </w:pBdr>
+              <w:spacing w:after="60" w:before="60" w:line="240"/>
+              <w:ind w:left="60" w:right="60" w:firstLine="0" w:firstLineChars="0"/>
+              <w:rPr>
+                <w:rFonts w:ascii="Arial" w:hAnsi="Arial" w:eastAsia="Arial" w:cs="Arial"/>
+                <w:i w:val="false"/>
+                <w:b w:val="false"/>
+                <w:u w:val="none"/>
+                <w:strike w:val="false"/>
+                <w:sz w:val="22"/>
+                <w:szCs w:val="22"/>
+                <w:color w:val="000000"/>
+              </w:rPr>
+            </w:pPr>
+            <w:r>
+              <w:rPr>
+                <w:rFonts w:ascii="Arial" w:hAnsi="Arial" w:eastAsia="Arial" w:cs="Arial"/>
+                <w:i w:val="false"/>
+                <w:b w:val="false"/>
+                <w:u w:val="none"/>
+                <w:strike w:val="false"/>
+                <w:sz w:val="22"/>
+                <w:szCs w:val="22"/>
+                <w:color w:val="000000"/>
+              </w:rPr>
+              <w:t xml:space="preserve">meiru_karonga_hdss</w:t>
+            </w:r>
+          </w:p>
+        </w:tc>
+      </w:tr>
+      <w:tr>
+        <w:trPr>
+          <w:trHeight w:val="360" w:hRule="auto"/>
+        </w:trPr>
+        <w:tc>
+          <w:tcPr>
+            <w:tcBorders>
+              <w:bottom w:val="single" w:sz="4" w:space="0" w:color="E6D208"/>
+              <w:top w:val="single" w:sz="4" w:space="0" w:color="E6D208"/>
+              <w:left w:val="single" w:sz="4" w:space="0" w:color="E6D208"/>
+              <w:right w:val="single" w:sz="4" w:space="0" w:color="E6D208"/>
+            </w:tcBorders>
+            <w:shd w:val="clear" w:color="auto" w:fill="FFFFFF"/>
+            <w:tcMar>
+              <w:top w:w="0" w:type="dxa"/>
+              <w:bottom w:w="0" w:type="dxa"/>
+              <w:left w:w="0" w:type="dxa"/>
+              <w:right w:w="0" w:type="dxa"/>
+            </w:tcMar>
+            <w:vAlign w:val="center"/>
+          </w:tcPr>
+          <w:p>
+            <w:pPr>
+              <w:pStyle w:val="Normal"/>
+              <w:jc w:val="left"/>
+              <w:pBdr>
+                <w:bottom w:val="none" w:sz="0" w:space="0" w:color="000000"/>
+                <w:top w:val="none" w:sz="0" w:space="0" w:color="000000"/>
+                <w:left w:val="none" w:sz="0" w:space="0" w:color="000000"/>
+                <w:right w:val="none" w:sz="0" w:space="0" w:color="000000"/>
+              </w:pBdr>
+              <w:spacing w:after="60" w:before="60" w:line="240"/>
+              <w:ind w:left="60" w:right="60" w:firstLine="0" w:firstLineChars="0"/>
+              <w:rPr>
+                <w:rFonts w:ascii="Arial" w:hAnsi="Arial" w:eastAsia="Arial" w:cs="Arial"/>
+                <w:i w:val="false"/>
+                <w:b w:val="false"/>
+                <w:u w:val="none"/>
+                <w:strike w:val="false"/>
+                <w:sz w:val="22"/>
+                <w:szCs w:val="22"/>
+                <w:color w:val="000000"/>
+              </w:rPr>
+            </w:pPr>
+            <w:r>
+              <w:rPr>
+                <w:rFonts w:ascii="Arial" w:hAnsi="Arial" w:eastAsia="Arial" w:cs="Arial"/>
+                <w:i w:val="false"/>
+                <w:b w:val="false"/>
+                <w:u w:val="none"/>
+                <w:strike w:val="false"/>
+                <w:sz w:val="22"/>
+                <w:szCs w:val="22"/>
+                <w:color w:val="000000"/>
+              </w:rPr>
+              <w:t xml:space="preserve">Version</w:t>
+            </w:r>
+          </w:p>
+        </w:tc>
+        <w:tc>
+          <w:tcPr>
+            <w:tcBorders>
+              <w:bottom w:val="single" w:sz="4" w:space="0" w:color="E6D208"/>
+              <w:top w:val="single" w:sz="4" w:space="0" w:color="E6D208"/>
+              <w:left w:val="single" w:sz="4" w:space="0" w:color="E6D208"/>
+              <w:right w:val="single" w:sz="4" w:space="0" w:color="E6D208"/>
+            </w:tcBorders>
+            <w:shd w:val="clear" w:color="auto" w:fill="FFFFFF"/>
+            <w:tcMar>
+              <w:top w:w="0" w:type="dxa"/>
+              <w:bottom w:w="0" w:type="dxa"/>
+              <w:left w:w="0" w:type="dxa"/>
+              <w:right w:w="0" w:type="dxa"/>
+            </w:tcMar>
+            <w:vAlign w:val="center"/>
+          </w:tcPr>
+          <w:p>
+            <w:pPr>
+              <w:pStyle w:val="Normal"/>
+              <w:jc w:val="left"/>
+              <w:pBdr>
+                <w:bottom w:val="none" w:sz="0" w:space="0" w:color="000000"/>
+                <w:top w:val="none" w:sz="0" w:space="0" w:color="000000"/>
+                <w:left w:val="none" w:sz="0" w:space="0" w:color="000000"/>
+                <w:right w:val="none" w:sz="0" w:space="0" w:color="000000"/>
+              </w:pBdr>
+              <w:spacing w:after="60" w:before="60" w:line="240"/>
+              <w:ind w:left="60" w:right="60" w:firstLine="0" w:firstLineChars="0"/>
+              <w:rPr>
+                <w:rFonts w:ascii="Arial" w:hAnsi="Arial" w:eastAsia="Arial" w:cs="Arial"/>
+                <w:i w:val="false"/>
+                <w:b w:val="false"/>
+                <w:u w:val="none"/>
+                <w:strike w:val="false"/>
+                <w:sz w:val="22"/>
+                <w:szCs w:val="22"/>
+                <w:color w:val="000000"/>
+              </w:rPr>
+            </w:pPr>
+            <w:r>
+              <w:rPr>
+                <w:rFonts w:ascii="Arial" w:hAnsi="Arial" w:eastAsia="Arial" w:cs="Arial"/>
+                <w:i w:val="false"/>
+                <w:b w:val="false"/>
+                <w:u w:val="none"/>
+                <w:strike w:val="false"/>
+                <w:sz w:val="22"/>
+                <w:szCs w:val="22"/>
+                <w:color w:val="000000"/>
+              </w:rPr>
+              <w:t xml:space="preserve">5.4</w:t>
+            </w:r>
+          </w:p>
+        </w:tc>
+      </w:tr>
+      <w:tr>
+        <w:trPr>
+          <w:trHeight w:val="360" w:hRule="auto"/>
+        </w:trPr>
+        <w:tc>
+          <w:tcPr>
+            <w:tcBorders>
+              <w:bottom w:val="single" w:sz="4" w:space="0" w:color="E6D208"/>
+              <w:top w:val="single" w:sz="4" w:space="0" w:color="E6D208"/>
+              <w:left w:val="single" w:sz="4" w:space="0" w:color="E6D208"/>
+              <w:right w:val="single" w:sz="4" w:space="0" w:color="E6D208"/>
+            </w:tcBorders>
+            <w:shd w:val="clear" w:color="auto" w:fill="FFFFFF"/>
+            <w:tcMar>
+              <w:top w:w="0" w:type="dxa"/>
+              <w:bottom w:w="0" w:type="dxa"/>
+              <w:left w:w="0" w:type="dxa"/>
+              <w:right w:w="0" w:type="dxa"/>
+            </w:tcMar>
+            <w:vAlign w:val="center"/>
+          </w:tcPr>
+          <w:p>
+            <w:pPr>
+              <w:pStyle w:val="Normal"/>
+              <w:jc w:val="left"/>
+              <w:pBdr>
+                <w:bottom w:val="none" w:sz="0" w:space="0" w:color="000000"/>
+                <w:top w:val="none" w:sz="0" w:space="0" w:color="000000"/>
+                <w:left w:val="none" w:sz="0" w:space="0" w:color="000000"/>
+                <w:right w:val="none" w:sz="0" w:space="0" w:color="000000"/>
+              </w:pBdr>
+              <w:spacing w:after="60" w:before="60" w:line="240"/>
+              <w:ind w:left="60" w:right="60" w:firstLine="0" w:firstLineChars="0"/>
+              <w:rPr>
+                <w:rFonts w:ascii="Arial" w:hAnsi="Arial" w:eastAsia="Arial" w:cs="Arial"/>
+                <w:i w:val="false"/>
+                <w:b w:val="false"/>
+                <w:u w:val="none"/>
+                <w:strike w:val="false"/>
+                <w:sz w:val="22"/>
+                <w:szCs w:val="22"/>
+                <w:color w:val="000000"/>
+              </w:rPr>
+            </w:pPr>
+            <w:r>
+              <w:rPr>
+                <w:rFonts w:ascii="Arial" w:hAnsi="Arial" w:eastAsia="Arial" w:cs="Arial"/>
+                <w:i w:val="false"/>
+                <w:b w:val="false"/>
+                <w:u w:val="none"/>
+                <w:strike w:val="false"/>
+                <w:sz w:val="22"/>
+                <w:szCs w:val="22"/>
+                <w:color w:val="000000"/>
+              </w:rPr>
+              <w:t xml:space="preserve">Holder name</w:t>
+            </w:r>
+          </w:p>
+        </w:tc>
+        <w:tc>
+          <w:tcPr>
+            <w:tcBorders>
+              <w:bottom w:val="single" w:sz="4" w:space="0" w:color="E6D208"/>
+              <w:top w:val="single" w:sz="4" w:space="0" w:color="E6D208"/>
+              <w:left w:val="single" w:sz="4" w:space="0" w:color="E6D208"/>
+              <w:right w:val="single" w:sz="4" w:space="0" w:color="E6D208"/>
+            </w:tcBorders>
+            <w:shd w:val="clear" w:color="auto" w:fill="FFFFFF"/>
+            <w:tcMar>
+              <w:top w:w="0" w:type="dxa"/>
+              <w:bottom w:w="0" w:type="dxa"/>
+              <w:left w:w="0" w:type="dxa"/>
+              <w:right w:w="0" w:type="dxa"/>
+            </w:tcMar>
+            <w:vAlign w:val="center"/>
+          </w:tcPr>
+          <w:p>
+            <w:pPr>
+              <w:pStyle w:val="Normal"/>
+              <w:jc w:val="left"/>
+              <w:pBdr>
+                <w:bottom w:val="none" w:sz="0" w:space="0" w:color="000000"/>
+                <w:top w:val="none" w:sz="0" w:space="0" w:color="000000"/>
+                <w:left w:val="none" w:sz="0" w:space="0" w:color="000000"/>
+                <w:right w:val="none" w:sz="0" w:space="0" w:color="000000"/>
+              </w:pBdr>
+              <w:spacing w:after="60" w:before="60" w:line="240"/>
+              <w:ind w:left="60" w:right="60" w:firstLine="0" w:firstLineChars="0"/>
+              <w:rPr>
+                <w:rFonts w:ascii="Arial" w:hAnsi="Arial" w:eastAsia="Arial" w:cs="Arial"/>
+                <w:i w:val="false"/>
+                <w:b w:val="false"/>
+                <w:u w:val="none"/>
+                <w:strike w:val="false"/>
+                <w:sz w:val="22"/>
+                <w:szCs w:val="22"/>
+                <w:color w:val="000000"/>
+              </w:rPr>
+            </w:pPr>
+            <w:r>
+              <w:rPr>
+                <w:rFonts w:ascii="Arial" w:hAnsi="Arial" w:eastAsia="Arial" w:cs="Arial"/>
+                <w:i w:val="false"/>
+                <w:b w:val="false"/>
+                <w:u w:val="none"/>
+                <w:strike w:val="false"/>
+                <w:sz w:val="22"/>
+                <w:szCs w:val="22"/>
+                <w:color w:val="000000"/>
+              </w:rPr>
+              <w:t xml:space="preserve">APHRC</w:t>
+            </w:r>
+          </w:p>
+        </w:tc>
+      </w:tr>
+      <w:tr>
+        <w:trPr>
+          <w:trHeight w:val="360" w:hRule="auto"/>
+        </w:trPr>
+        <w:tc>
+          <w:tcPr>
+            <w:tcBorders>
+              <w:bottom w:val="single" w:sz="4" w:space="0" w:color="E6D208"/>
+              <w:top w:val="single" w:sz="4" w:space="0" w:color="E6D208"/>
+              <w:left w:val="single" w:sz="4" w:space="0" w:color="E6D208"/>
+              <w:right w:val="single" w:sz="4" w:space="0" w:color="E6D208"/>
+            </w:tcBorders>
+            <w:shd w:val="clear" w:color="auto" w:fill="FFFFFF"/>
+            <w:tcMar>
+              <w:top w:w="0" w:type="dxa"/>
+              <w:bottom w:w="0" w:type="dxa"/>
+              <w:left w:w="0" w:type="dxa"/>
+              <w:right w:w="0" w:type="dxa"/>
+            </w:tcMar>
+            <w:vAlign w:val="center"/>
+          </w:tcPr>
+          <w:p>
+            <w:pPr>
+              <w:pStyle w:val="Normal"/>
+              <w:jc w:val="left"/>
+              <w:pBdr>
+                <w:bottom w:val="none" w:sz="0" w:space="0" w:color="000000"/>
+                <w:top w:val="none" w:sz="0" w:space="0" w:color="000000"/>
+                <w:left w:val="none" w:sz="0" w:space="0" w:color="000000"/>
+                <w:right w:val="none" w:sz="0" w:space="0" w:color="000000"/>
+              </w:pBdr>
+              <w:spacing w:after="60" w:before="60" w:line="240"/>
+              <w:ind w:left="60" w:right="60" w:firstLine="0" w:firstLineChars="0"/>
+              <w:rPr>
+                <w:rFonts w:ascii="Arial" w:hAnsi="Arial" w:eastAsia="Arial" w:cs="Arial"/>
+                <w:i w:val="false"/>
+                <w:b w:val="false"/>
+                <w:u w:val="none"/>
+                <w:strike w:val="false"/>
+                <w:sz w:val="22"/>
+                <w:szCs w:val="22"/>
+                <w:color w:val="000000"/>
+              </w:rPr>
+            </w:pPr>
+            <w:r>
+              <w:rPr>
+                <w:rFonts w:ascii="Arial" w:hAnsi="Arial" w:eastAsia="Arial" w:cs="Arial"/>
+                <w:i w:val="false"/>
+                <w:b w:val="false"/>
+                <w:u w:val="none"/>
+                <w:strike w:val="false"/>
+                <w:sz w:val="22"/>
+                <w:szCs w:val="22"/>
+                <w:color w:val="000000"/>
+              </w:rPr>
+              <w:t xml:space="preserve">Release date</w:t>
+            </w:r>
+          </w:p>
+        </w:tc>
+        <w:tc>
+          <w:tcPr>
+            <w:tcBorders>
+              <w:bottom w:val="single" w:sz="4" w:space="0" w:color="E6D208"/>
+              <w:top w:val="single" w:sz="4" w:space="0" w:color="E6D208"/>
+              <w:left w:val="single" w:sz="4" w:space="0" w:color="E6D208"/>
+              <w:right w:val="single" w:sz="4" w:space="0" w:color="E6D208"/>
+            </w:tcBorders>
+            <w:shd w:val="clear" w:color="auto" w:fill="FFFFFF"/>
+            <w:tcMar>
+              <w:top w:w="0" w:type="dxa"/>
+              <w:bottom w:w="0" w:type="dxa"/>
+              <w:left w:w="0" w:type="dxa"/>
+              <w:right w:w="0" w:type="dxa"/>
+            </w:tcMar>
+            <w:vAlign w:val="center"/>
+          </w:tcPr>
+          <w:p>
+            <w:pPr>
+              <w:pStyle w:val="Normal"/>
+              <w:jc w:val="left"/>
+              <w:pBdr>
+                <w:bottom w:val="none" w:sz="0" w:space="0" w:color="000000"/>
+                <w:top w:val="none" w:sz="0" w:space="0" w:color="000000"/>
+                <w:left w:val="none" w:sz="0" w:space="0" w:color="000000"/>
+                <w:right w:val="none" w:sz="0" w:space="0" w:color="000000"/>
+              </w:pBdr>
+              <w:spacing w:after="60" w:before="60" w:line="240"/>
+              <w:ind w:left="60" w:right="60" w:firstLine="0" w:firstLineChars="0"/>
+              <w:rPr>
+                <w:rFonts w:ascii="Arial" w:hAnsi="Arial" w:eastAsia="Arial" w:cs="Arial"/>
+                <w:i w:val="false"/>
+                <w:b w:val="false"/>
+                <w:u w:val="none"/>
+                <w:strike w:val="false"/>
+                <w:sz w:val="22"/>
+                <w:szCs w:val="22"/>
+                <w:color w:val="000000"/>
+              </w:rPr>
+            </w:pPr>
+            <w:r>
+              <w:rPr>
+                <w:rFonts w:ascii="Arial" w:hAnsi="Arial" w:eastAsia="Arial" w:cs="Arial"/>
+                <w:i w:val="false"/>
+                <w:b w:val="false"/>
+                <w:u w:val="none"/>
+                <w:strike w:val="false"/>
+                <w:sz w:val="22"/>
+                <w:szCs w:val="22"/>
+                <w:color w:val="000000"/>
+              </w:rPr>
+              <w:t xml:space="preserve">2026-05-19</w:t>
+            </w:r>
+          </w:p>
+        </w:tc>
+      </w:tr>
+      <w:tr>
+        <w:trPr>
+          <w:trHeight w:val="360" w:hRule="auto"/>
+        </w:trPr>
+        <w:tc>
+          <w:tcPr>
+            <w:tcBorders>
+              <w:bottom w:val="single" w:sz="4" w:space="0" w:color="E6D208"/>
+              <w:top w:val="single" w:sz="4" w:space="0" w:color="E6D208"/>
+              <w:left w:val="single" w:sz="4" w:space="0" w:color="E6D208"/>
+              <w:right w:val="single" w:sz="4" w:space="0" w:color="E6D208"/>
+            </w:tcBorders>
+            <w:shd w:val="clear" w:color="auto" w:fill="FFFFFF"/>
+            <w:tcMar>
+              <w:top w:w="0" w:type="dxa"/>
+              <w:bottom w:w="0" w:type="dxa"/>
+              <w:left w:w="0" w:type="dxa"/>
+              <w:right w:w="0" w:type="dxa"/>
+            </w:tcMar>
+            <w:vAlign w:val="center"/>
+          </w:tcPr>
+          <w:p>
+            <w:pPr>
+              <w:pStyle w:val="Normal"/>
+              <w:jc w:val="left"/>
+              <w:pBdr>
+                <w:bottom w:val="none" w:sz="0" w:space="0" w:color="000000"/>
+                <w:top w:val="none" w:sz="0" w:space="0" w:color="000000"/>
+                <w:left w:val="none" w:sz="0" w:space="0" w:color="000000"/>
+                <w:right w:val="none" w:sz="0" w:space="0" w:color="000000"/>
+              </w:pBdr>
+              <w:spacing w:after="60" w:before="60" w:line="240"/>
+              <w:ind w:left="60" w:right="60" w:firstLine="0" w:firstLineChars="0"/>
+              <w:rPr>
+                <w:rFonts w:ascii="Arial" w:hAnsi="Arial" w:eastAsia="Arial" w:cs="Arial"/>
+                <w:i w:val="false"/>
+                <w:b w:val="false"/>
+                <w:u w:val="none"/>
+                <w:strike w:val="false"/>
+                <w:sz w:val="22"/>
+                <w:szCs w:val="22"/>
+                <w:color w:val="000000"/>
+              </w:rPr>
+            </w:pPr>
+            <w:r>
+              <w:rPr>
+                <w:rFonts w:ascii="Arial" w:hAnsi="Arial" w:eastAsia="Arial" w:cs="Arial"/>
+                <w:i w:val="false"/>
+                <w:b w:val="false"/>
+                <w:u w:val="none"/>
+                <w:strike w:val="false"/>
+                <w:sz w:val="22"/>
+                <w:szCs w:val="22"/>
+                <w:color w:val="000000"/>
+              </w:rPr>
+              <w:t xml:space="preserve">Description</w:t>
+            </w:r>
+          </w:p>
+        </w:tc>
+        <w:tc>
+          <w:tcPr>
+            <w:tcBorders>
+              <w:bottom w:val="single" w:sz="4" w:space="0" w:color="E6D208"/>
+              <w:top w:val="single" w:sz="4" w:space="0" w:color="E6D208"/>
+              <w:left w:val="single" w:sz="4" w:space="0" w:color="E6D208"/>
+              <w:right w:val="single" w:sz="4" w:space="0" w:color="E6D208"/>
+            </w:tcBorders>
+            <w:shd w:val="clear" w:color="auto" w:fill="FFFFFF"/>
+            <w:tcMar>
+              <w:top w:w="0" w:type="dxa"/>
+              <w:bottom w:w="0" w:type="dxa"/>
+              <w:left w:w="0" w:type="dxa"/>
+              <w:right w:w="0" w:type="dxa"/>
+            </w:tcMar>
+            <w:vAlign w:val="center"/>
+          </w:tcPr>
+          <w:p>
+            <w:pPr>
+              <w:pStyle w:val="Normal"/>
+              <w:jc w:val="left"/>
+              <w:pBdr>
+                <w:bottom w:val="none" w:sz="0" w:space="0" w:color="000000"/>
+                <w:top w:val="none" w:sz="0" w:space="0" w:color="000000"/>
+                <w:left w:val="none" w:sz="0" w:space="0" w:color="000000"/>
+                <w:right w:val="none" w:sz="0" w:space="0" w:color="000000"/>
+              </w:pBdr>
+              <w:spacing w:after="60" w:before="60" w:line="240"/>
+              <w:ind w:left="60" w:right="60" w:firstLine="0" w:firstLineChars="0"/>
+              <w:rPr>
+                <w:rFonts w:ascii="Arial" w:hAnsi="Arial" w:eastAsia="Arial" w:cs="Arial"/>
+                <w:i w:val="false"/>
+                <w:b w:val="false"/>
+                <w:u w:val="none"/>
+                <w:strike w:val="false"/>
+                <w:sz w:val="22"/>
+                <w:szCs w:val="22"/>
+                <w:color w:val="000000"/>
+              </w:rPr>
+            </w:pPr>
+            <w:r>
+              <w:rPr>
+                <w:rFonts w:ascii="Arial" w:hAnsi="Arial" w:eastAsia="Arial" w:cs="Arial"/>
+                <w:i w:val="false"/>
+                <w:b w:val="false"/>
+                <w:u w:val="none"/>
+                <w:strike w:val="false"/>
+                <w:sz w:val="22"/>
+                <w:szCs w:val="22"/>
+                <w:color w:val="000000"/>
+              </w:rPr>
+              <w:t xml:space="preserve">Verbal Autopsy Data from 2002-09-13 to 2021-12-27</w:t>
+            </w:r>
+          </w:p>
+        </w:tc>
+      </w:tr>
+      <w:tr>
+        <w:trPr>
+          <w:trHeight w:val="360" w:hRule="auto"/>
+        </w:trPr>
+        <w:tc>
+          <w:tcPr>
+            <w:tcBorders>
+              <w:bottom w:val="single" w:sz="4" w:space="0" w:color="E6D208"/>
+              <w:top w:val="single" w:sz="4" w:space="0" w:color="E6D208"/>
+              <w:left w:val="single" w:sz="4" w:space="0" w:color="E6D208"/>
+              <w:right w:val="single" w:sz="4" w:space="0" w:color="E6D208"/>
+            </w:tcBorders>
+            <w:shd w:val="clear" w:color="auto" w:fill="FFFFFF"/>
+            <w:tcMar>
+              <w:top w:w="0" w:type="dxa"/>
+              <w:bottom w:w="0" w:type="dxa"/>
+              <w:left w:w="0" w:type="dxa"/>
+              <w:right w:w="0" w:type="dxa"/>
+            </w:tcMar>
+            <w:vAlign w:val="center"/>
+          </w:tcPr>
+          <w:p>
+            <w:pPr>
+              <w:pStyle w:val="Normal"/>
+              <w:jc w:val="left"/>
+              <w:pBdr>
+                <w:bottom w:val="none" w:sz="0" w:space="0" w:color="000000"/>
+                <w:top w:val="none" w:sz="0" w:space="0" w:color="000000"/>
+                <w:left w:val="none" w:sz="0" w:space="0" w:color="000000"/>
+                <w:right w:val="none" w:sz="0" w:space="0" w:color="000000"/>
+              </w:pBdr>
+              <w:spacing w:after="60" w:before="60" w:line="240"/>
+              <w:ind w:left="60" w:right="60" w:firstLine="0" w:firstLineChars="0"/>
+              <w:rPr>
+                <w:rFonts w:ascii="Arial" w:hAnsi="Arial" w:eastAsia="Arial" w:cs="Arial"/>
+                <w:i w:val="false"/>
+                <w:b w:val="false"/>
+                <w:u w:val="none"/>
+                <w:strike w:val="false"/>
+                <w:sz w:val="22"/>
+                <w:szCs w:val="22"/>
+                <w:color w:val="000000"/>
+              </w:rPr>
+            </w:pPr>
+            <w:r>
+              <w:rPr>
+                <w:rFonts w:ascii="Arial" w:hAnsi="Arial" w:eastAsia="Arial" w:cs="Arial"/>
+                <w:i w:val="false"/>
+                <w:b w:val="false"/>
+                <w:u w:val="none"/>
+                <w:strike w:val="false"/>
+                <w:sz w:val="22"/>
+                <w:szCs w:val="22"/>
+                <w:color w:val="000000"/>
+              </w:rPr>
+              <w:t xml:space="preserve">Documentation reference</w:t>
+            </w:r>
+          </w:p>
+        </w:tc>
+        <w:tc>
+          <w:tcPr>
+            <w:tcBorders>
+              <w:bottom w:val="single" w:sz="4" w:space="0" w:color="E6D208"/>
+              <w:top w:val="single" w:sz="4" w:space="0" w:color="E6D208"/>
+              <w:left w:val="single" w:sz="4" w:space="0" w:color="E6D208"/>
+              <w:right w:val="single" w:sz="4" w:space="0" w:color="E6D208"/>
+            </w:tcBorders>
+            <w:shd w:val="clear" w:color="auto" w:fill="FFFFFF"/>
+            <w:tcMar>
+              <w:top w:w="0" w:type="dxa"/>
+              <w:bottom w:w="0" w:type="dxa"/>
+              <w:left w:w="0" w:type="dxa"/>
+              <w:right w:w="0" w:type="dxa"/>
+            </w:tcMar>
+            <w:vAlign w:val="center"/>
+          </w:tcPr>
+          <w:p>
+            <w:pPr>
+              <w:pStyle w:val="Normal"/>
+              <w:jc w:val="left"/>
+              <w:pBdr>
+                <w:bottom w:val="none" w:sz="0" w:space="0" w:color="000000"/>
+                <w:top w:val="none" w:sz="0" w:space="0" w:color="000000"/>
+                <w:left w:val="none" w:sz="0" w:space="0" w:color="000000"/>
+                <w:right w:val="none" w:sz="0" w:space="0" w:color="000000"/>
+              </w:pBdr>
+              <w:spacing w:after="60" w:before="60" w:line="240"/>
+              <w:ind w:left="60" w:right="60" w:firstLine="0" w:firstLineChars="0"/>
+              <w:rPr>
+                <w:rFonts w:ascii="Arial" w:hAnsi="Arial" w:eastAsia="Arial" w:cs="Arial"/>
+                <w:i w:val="false"/>
+                <w:b w:val="false"/>
+                <w:u w:val="none"/>
+                <w:strike w:val="false"/>
+                <w:sz w:val="22"/>
+                <w:szCs w:val="22"/>
+                <w:color w:val="000000"/>
+              </w:rPr>
+            </w:pPr>
+            <w:r>
+              <w:rPr>
+                <w:rFonts w:ascii="Arial" w:hAnsi="Arial" w:eastAsia="Arial" w:cs="Arial"/>
+                <w:i w:val="false"/>
+                <w:b w:val="false"/>
+                <w:u w:val="none"/>
+                <w:strike w:val="false"/>
+                <w:sz w:val="22"/>
+                <w:szCs w:val="22"/>
+                <w:color w:val="000000"/>
+              </w:rPr>
+              <w:t xml:space="preserve">–</w:t>
+            </w:r>
+          </w:p>
+        </w:tc>
+      </w:tr>
+      <w:tr>
+        <w:trPr>
+          <w:trHeight w:val="360" w:hRule="auto"/>
+        </w:trPr>
+        <w:tc>
+          <w:tcPr>
+            <w:gridSpan w:val="2"/>
+            <w:tcBorders>
+              <w:bottom w:val="single" w:sz="8" w:space="0" w:color="E6D208"/>
+              <w:top w:val="single" w:sz="4" w:space="0" w:color="E6D208"/>
+              <w:left w:val="single" w:sz="8" w:space="0" w:color="E6D208"/>
+              <w:right w:val="single" w:sz="8" w:space="0" w:color="E6D208"/>
+            </w:tcBorders>
+            <w:shd w:val="clear" w:color="auto" w:fill="F4E9EB"/>
+            <w:tcMar>
+              <w:top w:w="0" w:type="dxa"/>
+              <w:bottom w:w="0" w:type="dxa"/>
+              <w:left w:w="0" w:type="dxa"/>
+              <w:right w:w="0" w:type="dxa"/>
+            </w:tcMar>
+            <w:vAlign w:val="center"/>
+          </w:tcPr>
+          <w:p>
+            <w:pPr>
+              <w:pStyle w:val="Normal"/>
+              <w:jc w:val="left"/>
+              <w:pBdr>
+                <w:bottom w:val="none" w:sz="0" w:space="0" w:color="000000"/>
+                <w:top w:val="none" w:sz="0" w:space="0" w:color="000000"/>
+                <w:left w:val="none" w:sz="0" w:space="0" w:color="000000"/>
+                <w:right w:val="none" w:sz="0" w:space="0" w:color="000000"/>
+              </w:pBdr>
+              <w:spacing w:after="60" w:before="60" w:line="240"/>
+              <w:ind w:left="60" w:right="60" w:firstLine="0" w:firstLineChars="0"/>
+              <w:rPr>
+                <w:rFonts w:ascii="Arial" w:hAnsi="Arial" w:eastAsia="Arial" w:cs="Arial"/>
+                <w:i w:val="false"/>
+                <w:b w:val="true"/>
+                <w:u w:val="none"/>
+                <w:strike w:val="false"/>
+                <w:sz w:val="20"/>
+                <w:szCs w:val="20"/>
+                <w:color w:val="040001"/>
+              </w:rPr>
+            </w:pPr>
+            <w:r>
+              <w:rPr>
+                <w:rFonts w:ascii="Arial" w:hAnsi="Arial" w:eastAsia="Arial" w:cs="Arial"/>
+                <w:i w:val="false"/>
+                <w:b w:val="true"/>
+                <w:u w:val="none"/>
+                <w:strike w:val="false"/>
+                <w:sz w:val="20"/>
+                <w:szCs w:val="20"/>
+                <w:color w:val="040001"/>
+              </w:rPr>
+              <w:t xml:space="preserve">Observation period</w:t>
+            </w:r>
+          </w:p>
+        </w:tc>
+      </w:tr>
+      <w:tr>
+        <w:trPr>
+          <w:trHeight w:val="360" w:hRule="auto"/>
+        </w:trPr>
+        <w:tc>
+          <w:tcPr>
+            <w:tcBorders>
+              <w:bottom w:val="single" w:sz="4" w:space="0" w:color="E6D208"/>
+              <w:top w:val="single" w:sz="8" w:space="0" w:color="E6D208"/>
+              <w:left w:val="single" w:sz="4" w:space="0" w:color="E6D208"/>
+              <w:right w:val="single" w:sz="4" w:space="0" w:color="E6D208"/>
+            </w:tcBorders>
+            <w:shd w:val="clear" w:color="auto" w:fill="FFFFFF"/>
+            <w:tcMar>
+              <w:top w:w="0" w:type="dxa"/>
+              <w:bottom w:w="0" w:type="dxa"/>
+              <w:left w:w="0" w:type="dxa"/>
+              <w:right w:w="0" w:type="dxa"/>
+            </w:tcMar>
+            <w:vAlign w:val="center"/>
+          </w:tcPr>
+          <w:p>
+            <w:pPr>
+              <w:pStyle w:val="Normal"/>
+              <w:jc w:val="left"/>
+              <w:pBdr>
+                <w:bottom w:val="none" w:sz="0" w:space="0" w:color="000000"/>
+                <w:top w:val="none" w:sz="0" w:space="0" w:color="000000"/>
+                <w:left w:val="none" w:sz="0" w:space="0" w:color="000000"/>
+                <w:right w:val="none" w:sz="0" w:space="0" w:color="000000"/>
+              </w:pBdr>
+              <w:spacing w:after="60" w:before="60" w:line="240"/>
+              <w:ind w:left="60" w:right="60" w:firstLine="0" w:firstLineChars="0"/>
+              <w:rPr>
+                <w:rFonts w:ascii="Arial" w:hAnsi="Arial" w:eastAsia="Arial" w:cs="Arial"/>
+                <w:i w:val="false"/>
+                <w:b w:val="false"/>
+                <w:u w:val="none"/>
+                <w:strike w:val="false"/>
+                <w:sz w:val="22"/>
+                <w:szCs w:val="22"/>
+                <w:color w:val="000000"/>
+              </w:rPr>
+            </w:pPr>
+            <w:r>
+              <w:rPr>
+                <w:rFonts w:ascii="Arial" w:hAnsi="Arial" w:eastAsia="Arial" w:cs="Arial"/>
+                <w:i w:val="false"/>
+                <w:b w:val="false"/>
+                <w:u w:val="none"/>
+                <w:strike w:val="false"/>
+                <w:sz w:val="22"/>
+                <w:szCs w:val="22"/>
+                <w:color w:val="000000"/>
+              </w:rPr>
+              <w:t xml:space="preserve">N</w:t>
+            </w:r>
+          </w:p>
+        </w:tc>
+        <w:tc>
+          <w:tcPr>
+            <w:tcBorders>
+              <w:bottom w:val="single" w:sz="4" w:space="0" w:color="E6D208"/>
+              <w:top w:val="single" w:sz="8" w:space="0" w:color="E6D208"/>
+              <w:left w:val="single" w:sz="4" w:space="0" w:color="E6D208"/>
+              <w:right w:val="single" w:sz="4" w:space="0" w:color="E6D208"/>
+            </w:tcBorders>
+            <w:shd w:val="clear" w:color="auto" w:fill="FFFFFF"/>
+            <w:tcMar>
+              <w:top w:w="0" w:type="dxa"/>
+              <w:bottom w:w="0" w:type="dxa"/>
+              <w:left w:w="0" w:type="dxa"/>
+              <w:right w:w="0" w:type="dxa"/>
+            </w:tcMar>
+            <w:vAlign w:val="center"/>
+          </w:tcPr>
+          <w:p>
+            <w:pPr>
+              <w:pStyle w:val="Normal"/>
+              <w:jc w:val="left"/>
+              <w:pBdr>
+                <w:bottom w:val="none" w:sz="0" w:space="0" w:color="000000"/>
+                <w:top w:val="none" w:sz="0" w:space="0" w:color="000000"/>
+                <w:left w:val="none" w:sz="0" w:space="0" w:color="000000"/>
+                <w:right w:val="none" w:sz="0" w:space="0" w:color="000000"/>
+              </w:pBdr>
+              <w:spacing w:after="60" w:before="60" w:line="240"/>
+              <w:ind w:left="60" w:right="60" w:firstLine="0" w:firstLineChars="0"/>
+              <w:rPr>
+                <w:rFonts w:ascii="Arial" w:hAnsi="Arial" w:eastAsia="Arial" w:cs="Arial"/>
+                <w:i w:val="false"/>
+                <w:b w:val="false"/>
+                <w:u w:val="none"/>
+                <w:strike w:val="false"/>
+                <w:sz w:val="22"/>
+                <w:szCs w:val="22"/>
+                <w:color w:val="000000"/>
+              </w:rPr>
+            </w:pPr>
+            <w:r>
+              <w:rPr>
+                <w:rFonts w:ascii="Arial" w:hAnsi="Arial" w:eastAsia="Arial" w:cs="Arial"/>
+                <w:i w:val="false"/>
+                <w:b w:val="false"/>
+                <w:u w:val="none"/>
+                <w:strike w:val="false"/>
+                <w:sz w:val="22"/>
+                <w:szCs w:val="22"/>
+                <w:color w:val="000000"/>
+              </w:rPr>
+              <w:t xml:space="preserve">4,645</w:t>
+            </w:r>
+          </w:p>
+        </w:tc>
+      </w:tr>
+      <w:tr>
+        <w:trPr>
+          <w:trHeight w:val="360" w:hRule="auto"/>
+        </w:trPr>
+        <w:tc>
+          <w:tcPr>
+            <w:tcBorders>
+              <w:bottom w:val="single" w:sz="4" w:space="0" w:color="E6D208"/>
+              <w:top w:val="single" w:sz="4" w:space="0" w:color="E6D208"/>
+              <w:left w:val="single" w:sz="4" w:space="0" w:color="E6D208"/>
+              <w:right w:val="single" w:sz="4" w:space="0" w:color="E6D208"/>
+            </w:tcBorders>
+            <w:shd w:val="clear" w:color="auto" w:fill="FFFFFF"/>
+            <w:tcMar>
+              <w:top w:w="0" w:type="dxa"/>
+              <w:bottom w:w="0" w:type="dxa"/>
+              <w:left w:w="0" w:type="dxa"/>
+              <w:right w:w="0" w:type="dxa"/>
+            </w:tcMar>
+            <w:vAlign w:val="center"/>
+          </w:tcPr>
+          <w:p>
+            <w:pPr>
+              <w:pStyle w:val="Normal"/>
+              <w:jc w:val="left"/>
+              <w:pBdr>
+                <w:bottom w:val="none" w:sz="0" w:space="0" w:color="000000"/>
+                <w:top w:val="none" w:sz="0" w:space="0" w:color="000000"/>
+                <w:left w:val="none" w:sz="0" w:space="0" w:color="000000"/>
+                <w:right w:val="none" w:sz="0" w:space="0" w:color="000000"/>
+              </w:pBdr>
+              <w:spacing w:after="60" w:before="60" w:line="240"/>
+              <w:ind w:left="60" w:right="60" w:firstLine="0" w:firstLineChars="0"/>
+              <w:rPr>
+                <w:rFonts w:ascii="Arial" w:hAnsi="Arial" w:eastAsia="Arial" w:cs="Arial"/>
+                <w:i w:val="false"/>
+                <w:b w:val="false"/>
+                <w:u w:val="none"/>
+                <w:strike w:val="false"/>
+                <w:sz w:val="22"/>
+                <w:szCs w:val="22"/>
+                <w:color w:val="000000"/>
+              </w:rPr>
+            </w:pPr>
+            <w:r>
+              <w:rPr>
+                <w:rFonts w:ascii="Arial" w:hAnsi="Arial" w:eastAsia="Arial" w:cs="Arial"/>
+                <w:i w:val="false"/>
+                <w:b w:val="false"/>
+                <w:u w:val="none"/>
+                <w:strike w:val="false"/>
+                <w:sz w:val="22"/>
+                <w:szCs w:val="22"/>
+                <w:color w:val="000000"/>
+              </w:rPr>
+              <w:t xml:space="preserve">Start date</w:t>
+            </w:r>
+          </w:p>
+        </w:tc>
+        <w:tc>
+          <w:tcPr>
+            <w:tcBorders>
+              <w:bottom w:val="single" w:sz="4" w:space="0" w:color="E6D208"/>
+              <w:top w:val="single" w:sz="4" w:space="0" w:color="E6D208"/>
+              <w:left w:val="single" w:sz="4" w:space="0" w:color="E6D208"/>
+              <w:right w:val="single" w:sz="4" w:space="0" w:color="E6D208"/>
+            </w:tcBorders>
+            <w:shd w:val="clear" w:color="auto" w:fill="FFFFFF"/>
+            <w:tcMar>
+              <w:top w:w="0" w:type="dxa"/>
+              <w:bottom w:w="0" w:type="dxa"/>
+              <w:left w:w="0" w:type="dxa"/>
+              <w:right w:w="0" w:type="dxa"/>
+            </w:tcMar>
+            <w:vAlign w:val="center"/>
+          </w:tcPr>
+          <w:p>
+            <w:pPr>
+              <w:pStyle w:val="Normal"/>
+              <w:jc w:val="left"/>
+              <w:pBdr>
+                <w:bottom w:val="none" w:sz="0" w:space="0" w:color="000000"/>
+                <w:top w:val="none" w:sz="0" w:space="0" w:color="000000"/>
+                <w:left w:val="none" w:sz="0" w:space="0" w:color="000000"/>
+                <w:right w:val="none" w:sz="0" w:space="0" w:color="000000"/>
+              </w:pBdr>
+              <w:spacing w:after="60" w:before="60" w:line="240"/>
+              <w:ind w:left="60" w:right="60" w:firstLine="0" w:firstLineChars="0"/>
+              <w:rPr>
+                <w:rFonts w:ascii="Arial" w:hAnsi="Arial" w:eastAsia="Arial" w:cs="Arial"/>
+                <w:i w:val="false"/>
+                <w:b w:val="false"/>
+                <w:u w:val="none"/>
+                <w:strike w:val="false"/>
+                <w:sz w:val="22"/>
+                <w:szCs w:val="22"/>
+                <w:color w:val="000000"/>
+              </w:rPr>
+            </w:pPr>
+            <w:r>
+              <w:rPr>
+                <w:rFonts w:ascii="Arial" w:hAnsi="Arial" w:eastAsia="Arial" w:cs="Arial"/>
+                <w:i w:val="false"/>
+                <w:b w:val="false"/>
+                <w:u w:val="none"/>
+                <w:strike w:val="false"/>
+                <w:sz w:val="22"/>
+                <w:szCs w:val="22"/>
+                <w:color w:val="000000"/>
+              </w:rPr>
+              <w:t xml:space="preserve">2002-09-13</w:t>
+            </w:r>
+          </w:p>
+        </w:tc>
+      </w:tr>
+      <w:tr>
+        <w:trPr>
+          <w:trHeight w:val="360" w:hRule="auto"/>
+        </w:trPr>
+        <w:tc>
+          <w:tcPr>
+            <w:tcBorders>
+              <w:bottom w:val="single" w:sz="4" w:space="0" w:color="E6D208"/>
+              <w:top w:val="single" w:sz="4" w:space="0" w:color="E6D208"/>
+              <w:left w:val="single" w:sz="4" w:space="0" w:color="E6D208"/>
+              <w:right w:val="single" w:sz="4" w:space="0" w:color="E6D208"/>
+            </w:tcBorders>
+            <w:shd w:val="clear" w:color="auto" w:fill="FFFFFF"/>
+            <w:tcMar>
+              <w:top w:w="0" w:type="dxa"/>
+              <w:bottom w:w="0" w:type="dxa"/>
+              <w:left w:w="0" w:type="dxa"/>
+              <w:right w:w="0" w:type="dxa"/>
+            </w:tcMar>
+            <w:vAlign w:val="center"/>
+          </w:tcPr>
+          <w:p>
+            <w:pPr>
+              <w:pStyle w:val="Normal"/>
+              <w:jc w:val="left"/>
+              <w:pBdr>
+                <w:bottom w:val="none" w:sz="0" w:space="0" w:color="000000"/>
+                <w:top w:val="none" w:sz="0" w:space="0" w:color="000000"/>
+                <w:left w:val="none" w:sz="0" w:space="0" w:color="000000"/>
+                <w:right w:val="none" w:sz="0" w:space="0" w:color="000000"/>
+              </w:pBdr>
+              <w:spacing w:after="60" w:before="60" w:line="240"/>
+              <w:ind w:left="60" w:right="60" w:firstLine="0" w:firstLineChars="0"/>
+              <w:rPr>
+                <w:rFonts w:ascii="Arial" w:hAnsi="Arial" w:eastAsia="Arial" w:cs="Arial"/>
+                <w:i w:val="false"/>
+                <w:b w:val="false"/>
+                <w:u w:val="none"/>
+                <w:strike w:val="false"/>
+                <w:sz w:val="22"/>
+                <w:szCs w:val="22"/>
+                <w:color w:val="000000"/>
+              </w:rPr>
+            </w:pPr>
+            <w:r>
+              <w:rPr>
+                <w:rFonts w:ascii="Arial" w:hAnsi="Arial" w:eastAsia="Arial" w:cs="Arial"/>
+                <w:i w:val="false"/>
+                <w:b w:val="false"/>
+                <w:u w:val="none"/>
+                <w:strike w:val="false"/>
+                <w:sz w:val="22"/>
+                <w:szCs w:val="22"/>
+                <w:color w:val="000000"/>
+              </w:rPr>
+              <w:t xml:space="preserve">End date</w:t>
+            </w:r>
+          </w:p>
+        </w:tc>
+        <w:tc>
+          <w:tcPr>
+            <w:tcBorders>
+              <w:bottom w:val="single" w:sz="4" w:space="0" w:color="E6D208"/>
+              <w:top w:val="single" w:sz="4" w:space="0" w:color="E6D208"/>
+              <w:left w:val="single" w:sz="4" w:space="0" w:color="E6D208"/>
+              <w:right w:val="single" w:sz="4" w:space="0" w:color="E6D208"/>
+            </w:tcBorders>
+            <w:shd w:val="clear" w:color="auto" w:fill="FFFFFF"/>
+            <w:tcMar>
+              <w:top w:w="0" w:type="dxa"/>
+              <w:bottom w:w="0" w:type="dxa"/>
+              <w:left w:w="0" w:type="dxa"/>
+              <w:right w:w="0" w:type="dxa"/>
+            </w:tcMar>
+            <w:vAlign w:val="center"/>
+          </w:tcPr>
+          <w:p>
+            <w:pPr>
+              <w:pStyle w:val="Normal"/>
+              <w:jc w:val="left"/>
+              <w:pBdr>
+                <w:bottom w:val="none" w:sz="0" w:space="0" w:color="000000"/>
+                <w:top w:val="none" w:sz="0" w:space="0" w:color="000000"/>
+                <w:left w:val="none" w:sz="0" w:space="0" w:color="000000"/>
+                <w:right w:val="none" w:sz="0" w:space="0" w:color="000000"/>
+              </w:pBdr>
+              <w:spacing w:after="60" w:before="60" w:line="240"/>
+              <w:ind w:left="60" w:right="60" w:firstLine="0" w:firstLineChars="0"/>
+              <w:rPr>
+                <w:rFonts w:ascii="Arial" w:hAnsi="Arial" w:eastAsia="Arial" w:cs="Arial"/>
+                <w:i w:val="false"/>
+                <w:b w:val="false"/>
+                <w:u w:val="none"/>
+                <w:strike w:val="false"/>
+                <w:sz w:val="22"/>
+                <w:szCs w:val="22"/>
+                <w:color w:val="000000"/>
+              </w:rPr>
+            </w:pPr>
+            <w:r>
+              <w:rPr>
+                <w:rFonts w:ascii="Arial" w:hAnsi="Arial" w:eastAsia="Arial" w:cs="Arial"/>
+                <w:i w:val="false"/>
+                <w:b w:val="false"/>
+                <w:u w:val="none"/>
+                <w:strike w:val="false"/>
+                <w:sz w:val="22"/>
+                <w:szCs w:val="22"/>
+                <w:color w:val="000000"/>
+              </w:rPr>
+              <w:t xml:space="preserve">2022-02-04</w:t>
+            </w:r>
+          </w:p>
+        </w:tc>
+      </w:tr>
+      <w:tr>
+        <w:trPr>
+          <w:trHeight w:val="360" w:hRule="auto"/>
+        </w:trPr>
+        <w:tc>
+          <w:tcPr>
+            <w:gridSpan w:val="2"/>
+            <w:tcBorders>
+              <w:bottom w:val="single" w:sz="8" w:space="0" w:color="E6D208"/>
+              <w:top w:val="single" w:sz="4" w:space="0" w:color="E6D208"/>
+              <w:left w:val="single" w:sz="8" w:space="0" w:color="E6D208"/>
+              <w:right w:val="single" w:sz="8" w:space="0" w:color="E6D208"/>
+            </w:tcBorders>
+            <w:shd w:val="clear" w:color="auto" w:fill="F4E9EB"/>
+            <w:tcMar>
+              <w:top w:w="0" w:type="dxa"/>
+              <w:bottom w:w="0" w:type="dxa"/>
+              <w:left w:w="0" w:type="dxa"/>
+              <w:right w:w="0" w:type="dxa"/>
+            </w:tcMar>
+            <w:vAlign w:val="center"/>
+          </w:tcPr>
+          <w:p>
+            <w:pPr>
+              <w:pStyle w:val="Normal"/>
+              <w:jc w:val="left"/>
+              <w:pBdr>
+                <w:bottom w:val="none" w:sz="0" w:space="0" w:color="000000"/>
+                <w:top w:val="none" w:sz="0" w:space="0" w:color="000000"/>
+                <w:left w:val="none" w:sz="0" w:space="0" w:color="000000"/>
+                <w:right w:val="none" w:sz="0" w:space="0" w:color="000000"/>
+              </w:pBdr>
+              <w:spacing w:after="60" w:before="60" w:line="240"/>
+              <w:ind w:left="60" w:right="60" w:firstLine="0" w:firstLineChars="0"/>
+              <w:rPr>
+                <w:rFonts w:ascii="Arial" w:hAnsi="Arial" w:eastAsia="Arial" w:cs="Arial"/>
+                <w:i w:val="false"/>
+                <w:b w:val="true"/>
+                <w:u w:val="none"/>
+                <w:strike w:val="false"/>
+                <w:sz w:val="20"/>
+                <w:szCs w:val="20"/>
+                <w:color w:val="040001"/>
+              </w:rPr>
+            </w:pPr>
+            <w:r>
+              <w:rPr>
+                <w:rFonts w:ascii="Arial" w:hAnsi="Arial" w:eastAsia="Arial" w:cs="Arial"/>
+                <w:i w:val="false"/>
+                <w:b w:val="true"/>
+                <w:u w:val="none"/>
+                <w:strike w:val="false"/>
+                <w:sz w:val="20"/>
+                <w:szCs w:val="20"/>
+                <w:color w:val="040001"/>
+              </w:rPr>
+              <w:t xml:space="preserve">Cdm source</w:t>
+            </w:r>
+          </w:p>
+        </w:tc>
+      </w:tr>
+      <w:tr>
+        <w:trPr>
+          <w:trHeight w:val="360" w:hRule="auto"/>
+        </w:trPr>
+        <w:tc>
+          <w:tcPr>
+            <w:tcBorders>
+              <w:bottom w:val="single" w:sz="4" w:space="0" w:color="E6D208"/>
+              <w:top w:val="single" w:sz="8" w:space="0" w:color="E6D208"/>
+              <w:left w:val="single" w:sz="4" w:space="0" w:color="E6D208"/>
+              <w:right w:val="single" w:sz="4" w:space="0" w:color="E6D208"/>
+            </w:tcBorders>
+            <w:shd w:val="clear" w:color="auto" w:fill="FFFFFF"/>
+            <w:tcMar>
+              <w:top w:w="0" w:type="dxa"/>
+              <w:bottom w:w="0" w:type="dxa"/>
+              <w:left w:w="0" w:type="dxa"/>
+              <w:right w:w="0" w:type="dxa"/>
+            </w:tcMar>
+            <w:vAlign w:val="center"/>
+          </w:tcPr>
+          <w:p>
+            <w:pPr>
+              <w:pStyle w:val="Normal"/>
+              <w:jc w:val="left"/>
+              <w:pBdr>
+                <w:bottom w:val="none" w:sz="0" w:space="0" w:color="000000"/>
+                <w:top w:val="none" w:sz="0" w:space="0" w:color="000000"/>
+                <w:left w:val="none" w:sz="0" w:space="0" w:color="000000"/>
+                <w:right w:val="none" w:sz="0" w:space="0" w:color="000000"/>
+              </w:pBdr>
+              <w:spacing w:after="60" w:before="60" w:line="240"/>
+              <w:ind w:left="60" w:right="60" w:firstLine="0" w:firstLineChars="0"/>
+              <w:rPr>
+                <w:rFonts w:ascii="Arial" w:hAnsi="Arial" w:eastAsia="Arial" w:cs="Arial"/>
+                <w:i w:val="false"/>
+                <w:b w:val="false"/>
+                <w:u w:val="none"/>
+                <w:strike w:val="false"/>
+                <w:sz w:val="22"/>
+                <w:szCs w:val="22"/>
+                <w:color w:val="000000"/>
+              </w:rPr>
+            </w:pPr>
+            <w:r>
+              <w:rPr>
+                <w:rFonts w:ascii="Arial" w:hAnsi="Arial" w:eastAsia="Arial" w:cs="Arial"/>
+                <w:i w:val="false"/>
+                <w:b w:val="false"/>
+                <w:u w:val="none"/>
+                <w:strike w:val="false"/>
+                <w:sz w:val="22"/>
+                <w:szCs w:val="22"/>
+                <w:color w:val="000000"/>
+              </w:rPr>
+              <w:t xml:space="preserve">Type</w:t>
+            </w:r>
+          </w:p>
+        </w:tc>
+        <w:tc>
+          <w:tcPr>
+            <w:tcBorders>
+              <w:bottom w:val="single" w:sz="4" w:space="0" w:color="E6D208"/>
+              <w:top w:val="single" w:sz="8" w:space="0" w:color="E6D208"/>
+              <w:left w:val="single" w:sz="4" w:space="0" w:color="E6D208"/>
+              <w:right w:val="single" w:sz="4" w:space="0" w:color="E6D208"/>
+            </w:tcBorders>
+            <w:shd w:val="clear" w:color="auto" w:fill="FFFFFF"/>
+            <w:tcMar>
+              <w:top w:w="0" w:type="dxa"/>
+              <w:bottom w:w="0" w:type="dxa"/>
+              <w:left w:w="0" w:type="dxa"/>
+              <w:right w:w="0" w:type="dxa"/>
+            </w:tcMar>
+            <w:vAlign w:val="center"/>
+          </w:tcPr>
+          <w:p>
+            <w:pPr>
+              <w:pStyle w:val="Normal"/>
+              <w:jc w:val="left"/>
+              <w:pBdr>
+                <w:bottom w:val="none" w:sz="0" w:space="0" w:color="000000"/>
+                <w:top w:val="none" w:sz="0" w:space="0" w:color="000000"/>
+                <w:left w:val="none" w:sz="0" w:space="0" w:color="000000"/>
+                <w:right w:val="none" w:sz="0" w:space="0" w:color="000000"/>
+              </w:pBdr>
+              <w:spacing w:after="60" w:before="60" w:line="240"/>
+              <w:ind w:left="60" w:right="60" w:firstLine="0" w:firstLineChars="0"/>
+              <w:rPr>
+                <w:rFonts w:ascii="Arial" w:hAnsi="Arial" w:eastAsia="Arial" w:cs="Arial"/>
+                <w:i w:val="false"/>
+                <w:b w:val="false"/>
+                <w:u w:val="none"/>
+                <w:strike w:val="false"/>
+                <w:sz w:val="22"/>
+                <w:szCs w:val="22"/>
+                <w:color w:val="000000"/>
+              </w:rPr>
+            </w:pPr>
+            <w:r>
+              <w:rPr>
+                <w:rFonts w:ascii="Arial" w:hAnsi="Arial" w:eastAsia="Arial" w:cs="Arial"/>
+                <w:i w:val="false"/>
+                <w:b w:val="false"/>
+                <w:u w:val="none"/>
+                <w:strike w:val="false"/>
+                <w:sz w:val="22"/>
+                <w:szCs w:val="22"/>
+                <w:color w:val="000000"/>
+              </w:rPr>
+              <w:t xml:space="preserve">local</w:t>
+            </w:r>
+          </w:p>
+        </w:tc>
+      </w:tr>
+      <w:tr>
+        <w:trPr>
+          <w:trHeight w:val="360" w:hRule="auto"/>
+        </w:trPr>
+        <w:tc>
+          <w:tcPr>
+            <w:tcBorders>
+              <w:bottom w:val="single" w:sz="4" w:space="0" w:color="E6D208"/>
+              <w:top w:val="single" w:sz="4" w:space="0" w:color="E6D208"/>
+              <w:left w:val="single" w:sz="4" w:space="0" w:color="E6D208"/>
+              <w:right w:val="single" w:sz="4" w:space="0" w:color="E6D208"/>
+            </w:tcBorders>
+            <w:shd w:val="clear" w:color="auto" w:fill="FFFFFF"/>
+            <w:tcMar>
+              <w:top w:w="0" w:type="dxa"/>
+              <w:bottom w:w="0" w:type="dxa"/>
+              <w:left w:w="0" w:type="dxa"/>
+              <w:right w:w="0" w:type="dxa"/>
+            </w:tcMar>
+            <w:vAlign w:val="center"/>
+          </w:tcPr>
+          <w:p>
+            <w:pPr>
+              <w:pStyle w:val="Normal"/>
+              <w:jc w:val="left"/>
+              <w:pBdr>
+                <w:bottom w:val="none" w:sz="0" w:space="0" w:color="000000"/>
+                <w:top w:val="none" w:sz="0" w:space="0" w:color="000000"/>
+                <w:left w:val="none" w:sz="0" w:space="0" w:color="000000"/>
+                <w:right w:val="none" w:sz="0" w:space="0" w:color="000000"/>
+              </w:pBdr>
+              <w:spacing w:after="60" w:before="60" w:line="240"/>
+              <w:ind w:left="60" w:right="60" w:firstLine="0" w:firstLineChars="0"/>
+              <w:rPr>
+                <w:rFonts w:ascii="Arial" w:hAnsi="Arial" w:eastAsia="Arial" w:cs="Arial"/>
+                <w:i w:val="false"/>
+                <w:b w:val="false"/>
+                <w:u w:val="none"/>
+                <w:strike w:val="false"/>
+                <w:sz w:val="22"/>
+                <w:szCs w:val="22"/>
+                <w:color w:val="000000"/>
+              </w:rPr>
+            </w:pPr>
+            <w:r>
+              <w:rPr>
+                <w:rFonts w:ascii="Arial" w:hAnsi="Arial" w:eastAsia="Arial" w:cs="Arial"/>
+                <w:i w:val="false"/>
+                <w:b w:val="false"/>
+                <w:u w:val="none"/>
+                <w:strike w:val="false"/>
+                <w:sz w:val="22"/>
+                <w:szCs w:val="22"/>
+                <w:color w:val="000000"/>
+              </w:rPr>
+              <w:t xml:space="preserve">Package</w:t>
+            </w:r>
+          </w:p>
+        </w:tc>
+        <w:tc>
+          <w:tcPr>
+            <w:tcBorders>
+              <w:bottom w:val="single" w:sz="4" w:space="0" w:color="E6D208"/>
+              <w:top w:val="single" w:sz="4" w:space="0" w:color="E6D208"/>
+              <w:left w:val="single" w:sz="4" w:space="0" w:color="E6D208"/>
+              <w:right w:val="single" w:sz="4" w:space="0" w:color="E6D208"/>
+            </w:tcBorders>
+            <w:shd w:val="clear" w:color="auto" w:fill="FFFFFF"/>
+            <w:tcMar>
+              <w:top w:w="0" w:type="dxa"/>
+              <w:bottom w:w="0" w:type="dxa"/>
+              <w:left w:w="0" w:type="dxa"/>
+              <w:right w:w="0" w:type="dxa"/>
+            </w:tcMar>
+            <w:vAlign w:val="center"/>
+          </w:tcPr>
+          <w:p>
+            <w:pPr>
+              <w:pStyle w:val="Normal"/>
+              <w:jc w:val="left"/>
+              <w:pBdr>
+                <w:bottom w:val="none" w:sz="0" w:space="0" w:color="000000"/>
+                <w:top w:val="none" w:sz="0" w:space="0" w:color="000000"/>
+                <w:left w:val="none" w:sz="0" w:space="0" w:color="000000"/>
+                <w:right w:val="none" w:sz="0" w:space="0" w:color="000000"/>
+              </w:pBdr>
+              <w:spacing w:after="60" w:before="60" w:line="240"/>
+              <w:ind w:left="60" w:right="60" w:firstLine="0" w:firstLineChars="0"/>
+              <w:rPr>
+                <w:rFonts w:ascii="Arial" w:hAnsi="Arial" w:eastAsia="Arial" w:cs="Arial"/>
+                <w:i w:val="false"/>
+                <w:b w:val="false"/>
+                <w:u w:val="none"/>
+                <w:strike w:val="false"/>
+                <w:sz w:val="22"/>
+                <w:szCs w:val="22"/>
+                <w:color w:val="000000"/>
+              </w:rPr>
+            </w:pPr>
+            <w:r>
+              <w:rPr>
+                <w:rFonts w:ascii="Arial" w:hAnsi="Arial" w:eastAsia="Arial" w:cs="Arial"/>
+                <w:i w:val="false"/>
+                <w:b w:val="false"/>
+                <w:u w:val="none"/>
+                <w:strike w:val="false"/>
+                <w:sz w:val="22"/>
+                <w:szCs w:val="22"/>
+                <w:color w:val="000000"/>
+              </w:rPr>
+              <w:t xml:space="preserve">omopgenerics</w:t>
+            </w:r>
+          </w:p>
+        </w:tc>
+      </w:tr>
+    </w:tbl>
     <w:p>
       <w:pPr>
         <w:pStyle w:val="Titre2"/>
@@ -25,7 +2134,7 @@
         <w:ind w:left="60" w:right="60" w:firstLine="0" w:firstLineChars="0"/>
       </w:pPr>
       <w:r>
-        <w:t xml:space="preserve">Snapshot of the cdm niakhar_hdss</w:t>
+        <w:t xml:space="preserve">Snapshot of the cdm Niakhar_hdss</w:t>
       </w:r>
     </w:p>
     <w:tbl xmlns:a="http://schemas.openxmlformats.org/drawingml/2006/main" xmlns:pic="http://schemas.openxmlformats.org/drawingml/2006/picture">
@@ -251,7 +2360,7 @@
                 <w:szCs w:val="22"/>
                 <w:color w:val="040001"/>
               </w:rPr>
-              <w:t xml:space="preserve">niakhar_hdss</w:t>
+              <w:t xml:space="preserve">Niakhar_hdss</w:t>
             </w:r>
           </w:p>
         </w:tc>
@@ -427,7 +2536,7 @@
                 <w:szCs w:val="22"/>
                 <w:color w:val="000000"/>
               </w:rPr>
-              <w:t xml:space="preserve">2026-04-23</w:t>
+              <w:t xml:space="preserve">2026-05-24</w:t>
             </w:r>
           </w:p>
         </w:tc>
@@ -1178,7 +3287,7 @@
                 <w:szCs w:val="22"/>
                 <w:color w:val="000000"/>
               </w:rPr>
-              <w:t xml:space="preserve">2026-04-23</w:t>
+              <w:t xml:space="preserve">2026-05-19</w:t>
             </w:r>
           </w:p>
         </w:tc>
@@ -1814,7 +3923,7 @@
                 <w:szCs w:val="22"/>
                 <w:color w:val="000000"/>
               </w:rPr>
-              <w:t xml:space="preserve">2023-10-23</w:t>
+              <w:t xml:space="preserve">2023-11-02</w:t>
             </w:r>
           </w:p>
         </w:tc>
@@ -2134,7 +4243,7 @@
         <w:ind w:left="60" w:right="60" w:firstLine="0" w:firstLineChars="0"/>
       </w:pPr>
       <w:r>
-        <w:t xml:space="preserve">Snapshot of the cdm ouagadougou_hdss</w:t>
+        <w:t xml:space="preserve">Snapshot of the cdm Ouagadougou_hdss</w:t>
       </w:r>
     </w:p>
     <w:tbl xmlns:a="http://schemas.openxmlformats.org/drawingml/2006/main" xmlns:pic="http://schemas.openxmlformats.org/drawingml/2006/picture">
@@ -2360,7 +4469,7 @@
                 <w:szCs w:val="22"/>
                 <w:color w:val="040001"/>
               </w:rPr>
-              <w:t xml:space="preserve">ouagadougou_hdss</w:t>
+              <w:t xml:space="preserve">Ouagadougou_hdss</w:t>
             </w:r>
           </w:p>
         </w:tc>
@@ -2536,7 +4645,7 @@
                 <w:szCs w:val="22"/>
                 <w:color w:val="000000"/>
               </w:rPr>
-              <w:t xml:space="preserve">2026-04-23</w:t>
+              <w:t xml:space="preserve">2026-05-24</w:t>
             </w:r>
           </w:p>
         </w:tc>
@@ -3287,7 +5396,7 @@
                 <w:szCs w:val="22"/>
                 <w:color w:val="000000"/>
               </w:rPr>
-              <w:t xml:space="preserve">2026-04-23</w:t>
+              <w:t xml:space="preserve">2026-05-19</w:t>
             </w:r>
           </w:p>
         </w:tc>
@@ -3923,7 +6032,7 @@
                 <w:szCs w:val="22"/>
                 <w:color w:val="000000"/>
               </w:rPr>
-              <w:t xml:space="preserve">2021-10-18</w:t>
+              <w:t xml:space="preserve">2021-10-28</w:t>
             </w:r>
           </w:p>
         </w:tc>
@@ -4243,7 +6352,7 @@
         <w:ind w:left="60" w:right="60" w:firstLine="0" w:firstLineChars="0"/>
       </w:pPr>
       <w:r>
-        <w:t xml:space="preserve">Snapshot of the cdm nuhdss</w:t>
+        <w:t xml:space="preserve">Snapshot of the cdm Nuhdss</w:t>
       </w:r>
     </w:p>
     <w:tbl xmlns:a="http://schemas.openxmlformats.org/drawingml/2006/main" xmlns:pic="http://schemas.openxmlformats.org/drawingml/2006/picture">
@@ -4469,7 +6578,7 @@
                 <w:szCs w:val="22"/>
                 <w:color w:val="040001"/>
               </w:rPr>
-              <w:t xml:space="preserve">nuhdss</w:t>
+              <w:t xml:space="preserve">Nuhdss</w:t>
             </w:r>
           </w:p>
         </w:tc>
@@ -4645,7 +6754,7 @@
                 <w:szCs w:val="22"/>
                 <w:color w:val="000000"/>
               </w:rPr>
-              <w:t xml:space="preserve">2026-04-23</w:t>
+              <w:t xml:space="preserve">2026-05-24</w:t>
             </w:r>
           </w:p>
         </w:tc>
@@ -5396,7 +7505,7 @@
                 <w:szCs w:val="22"/>
                 <w:color w:val="000000"/>
               </w:rPr>
-              <w:t xml:space="preserve">2026-04-23</w:t>
+              <w:t xml:space="preserve">2026-05-19</w:t>
             </w:r>
           </w:p>
         </w:tc>
@@ -6033,2115 +8142,6 @@
                 <w:color w:val="000000"/>
               </w:rPr>
               <w:t xml:space="preserve">2017-01-01</w:t>
-            </w:r>
-          </w:p>
-        </w:tc>
-      </w:tr>
-      <w:tr>
-        <w:trPr>
-          <w:trHeight w:val="360" w:hRule="auto"/>
-        </w:trPr>
-        <w:tc>
-          <w:tcPr>
-            <w:gridSpan w:val="2"/>
-            <w:tcBorders>
-              <w:bottom w:val="single" w:sz="8" w:space="0" w:color="E6D208"/>
-              <w:top w:val="single" w:sz="4" w:space="0" w:color="E6D208"/>
-              <w:left w:val="single" w:sz="8" w:space="0" w:color="E6D208"/>
-              <w:right w:val="single" w:sz="8" w:space="0" w:color="E6D208"/>
-            </w:tcBorders>
-            <w:shd w:val="clear" w:color="auto" w:fill="F4E9EB"/>
-            <w:tcMar>
-              <w:top w:w="0" w:type="dxa"/>
-              <w:bottom w:w="0" w:type="dxa"/>
-              <w:left w:w="0" w:type="dxa"/>
-              <w:right w:w="0" w:type="dxa"/>
-            </w:tcMar>
-            <w:vAlign w:val="center"/>
-          </w:tcPr>
-          <w:p>
-            <w:pPr>
-              <w:pStyle w:val="Normal"/>
-              <w:jc w:val="left"/>
-              <w:pBdr>
-                <w:bottom w:val="none" w:sz="0" w:space="0" w:color="000000"/>
-                <w:top w:val="none" w:sz="0" w:space="0" w:color="000000"/>
-                <w:left w:val="none" w:sz="0" w:space="0" w:color="000000"/>
-                <w:right w:val="none" w:sz="0" w:space="0" w:color="000000"/>
-              </w:pBdr>
-              <w:spacing w:after="60" w:before="60" w:line="240"/>
-              <w:ind w:left="60" w:right="60" w:firstLine="0" w:firstLineChars="0"/>
-              <w:rPr>
-                <w:rFonts w:ascii="Arial" w:hAnsi="Arial" w:eastAsia="Arial" w:cs="Arial"/>
-                <w:i w:val="false"/>
-                <w:b w:val="true"/>
-                <w:u w:val="none"/>
-                <w:strike w:val="false"/>
-                <w:sz w:val="20"/>
-                <w:szCs w:val="20"/>
-                <w:color w:val="040001"/>
-              </w:rPr>
-            </w:pPr>
-            <w:r>
-              <w:rPr>
-                <w:rFonts w:ascii="Arial" w:hAnsi="Arial" w:eastAsia="Arial" w:cs="Arial"/>
-                <w:i w:val="false"/>
-                <w:b w:val="true"/>
-                <w:u w:val="none"/>
-                <w:strike w:val="false"/>
-                <w:sz w:val="20"/>
-                <w:szCs w:val="20"/>
-                <w:color w:val="040001"/>
-              </w:rPr>
-              <w:t xml:space="preserve">Cdm source</w:t>
-            </w:r>
-          </w:p>
-        </w:tc>
-      </w:tr>
-      <w:tr>
-        <w:trPr>
-          <w:trHeight w:val="360" w:hRule="auto"/>
-        </w:trPr>
-        <w:tc>
-          <w:tcPr>
-            <w:tcBorders>
-              <w:bottom w:val="single" w:sz="4" w:space="0" w:color="E6D208"/>
-              <w:top w:val="single" w:sz="8" w:space="0" w:color="E6D208"/>
-              <w:left w:val="single" w:sz="4" w:space="0" w:color="E6D208"/>
-              <w:right w:val="single" w:sz="4" w:space="0" w:color="E6D208"/>
-            </w:tcBorders>
-            <w:shd w:val="clear" w:color="auto" w:fill="FFFFFF"/>
-            <w:tcMar>
-              <w:top w:w="0" w:type="dxa"/>
-              <w:bottom w:w="0" w:type="dxa"/>
-              <w:left w:w="0" w:type="dxa"/>
-              <w:right w:w="0" w:type="dxa"/>
-            </w:tcMar>
-            <w:vAlign w:val="center"/>
-          </w:tcPr>
-          <w:p>
-            <w:pPr>
-              <w:pStyle w:val="Normal"/>
-              <w:jc w:val="left"/>
-              <w:pBdr>
-                <w:bottom w:val="none" w:sz="0" w:space="0" w:color="000000"/>
-                <w:top w:val="none" w:sz="0" w:space="0" w:color="000000"/>
-                <w:left w:val="none" w:sz="0" w:space="0" w:color="000000"/>
-                <w:right w:val="none" w:sz="0" w:space="0" w:color="000000"/>
-              </w:pBdr>
-              <w:spacing w:after="60" w:before="60" w:line="240"/>
-              <w:ind w:left="60" w:right="60" w:firstLine="0" w:firstLineChars="0"/>
-              <w:rPr>
-                <w:rFonts w:ascii="Arial" w:hAnsi="Arial" w:eastAsia="Arial" w:cs="Arial"/>
-                <w:i w:val="false"/>
-                <w:b w:val="false"/>
-                <w:u w:val="none"/>
-                <w:strike w:val="false"/>
-                <w:sz w:val="22"/>
-                <w:szCs w:val="22"/>
-                <w:color w:val="000000"/>
-              </w:rPr>
-            </w:pPr>
-            <w:r>
-              <w:rPr>
-                <w:rFonts w:ascii="Arial" w:hAnsi="Arial" w:eastAsia="Arial" w:cs="Arial"/>
-                <w:i w:val="false"/>
-                <w:b w:val="false"/>
-                <w:u w:val="none"/>
-                <w:strike w:val="false"/>
-                <w:sz w:val="22"/>
-                <w:szCs w:val="22"/>
-                <w:color w:val="000000"/>
-              </w:rPr>
-              <w:t xml:space="preserve">Type</w:t>
-            </w:r>
-          </w:p>
-        </w:tc>
-        <w:tc>
-          <w:tcPr>
-            <w:tcBorders>
-              <w:bottom w:val="single" w:sz="4" w:space="0" w:color="E6D208"/>
-              <w:top w:val="single" w:sz="8" w:space="0" w:color="E6D208"/>
-              <w:left w:val="single" w:sz="4" w:space="0" w:color="E6D208"/>
-              <w:right w:val="single" w:sz="4" w:space="0" w:color="E6D208"/>
-            </w:tcBorders>
-            <w:shd w:val="clear" w:color="auto" w:fill="FFFFFF"/>
-            <w:tcMar>
-              <w:top w:w="0" w:type="dxa"/>
-              <w:bottom w:w="0" w:type="dxa"/>
-              <w:left w:w="0" w:type="dxa"/>
-              <w:right w:w="0" w:type="dxa"/>
-            </w:tcMar>
-            <w:vAlign w:val="center"/>
-          </w:tcPr>
-          <w:p>
-            <w:pPr>
-              <w:pStyle w:val="Normal"/>
-              <w:jc w:val="left"/>
-              <w:pBdr>
-                <w:bottom w:val="none" w:sz="0" w:space="0" w:color="000000"/>
-                <w:top w:val="none" w:sz="0" w:space="0" w:color="000000"/>
-                <w:left w:val="none" w:sz="0" w:space="0" w:color="000000"/>
-                <w:right w:val="none" w:sz="0" w:space="0" w:color="000000"/>
-              </w:pBdr>
-              <w:spacing w:after="60" w:before="60" w:line="240"/>
-              <w:ind w:left="60" w:right="60" w:firstLine="0" w:firstLineChars="0"/>
-              <w:rPr>
-                <w:rFonts w:ascii="Arial" w:hAnsi="Arial" w:eastAsia="Arial" w:cs="Arial"/>
-                <w:i w:val="false"/>
-                <w:b w:val="false"/>
-                <w:u w:val="none"/>
-                <w:strike w:val="false"/>
-                <w:sz w:val="22"/>
-                <w:szCs w:val="22"/>
-                <w:color w:val="000000"/>
-              </w:rPr>
-            </w:pPr>
-            <w:r>
-              <w:rPr>
-                <w:rFonts w:ascii="Arial" w:hAnsi="Arial" w:eastAsia="Arial" w:cs="Arial"/>
-                <w:i w:val="false"/>
-                <w:b w:val="false"/>
-                <w:u w:val="none"/>
-                <w:strike w:val="false"/>
-                <w:sz w:val="22"/>
-                <w:szCs w:val="22"/>
-                <w:color w:val="000000"/>
-              </w:rPr>
-              <w:t xml:space="preserve">local</w:t>
-            </w:r>
-          </w:p>
-        </w:tc>
-      </w:tr>
-      <w:tr>
-        <w:trPr>
-          <w:trHeight w:val="360" w:hRule="auto"/>
-        </w:trPr>
-        <w:tc>
-          <w:tcPr>
-            <w:tcBorders>
-              <w:bottom w:val="single" w:sz="4" w:space="0" w:color="E6D208"/>
-              <w:top w:val="single" w:sz="4" w:space="0" w:color="E6D208"/>
-              <w:left w:val="single" w:sz="4" w:space="0" w:color="E6D208"/>
-              <w:right w:val="single" w:sz="4" w:space="0" w:color="E6D208"/>
-            </w:tcBorders>
-            <w:shd w:val="clear" w:color="auto" w:fill="FFFFFF"/>
-            <w:tcMar>
-              <w:top w:w="0" w:type="dxa"/>
-              <w:bottom w:w="0" w:type="dxa"/>
-              <w:left w:w="0" w:type="dxa"/>
-              <w:right w:w="0" w:type="dxa"/>
-            </w:tcMar>
-            <w:vAlign w:val="center"/>
-          </w:tcPr>
-          <w:p>
-            <w:pPr>
-              <w:pStyle w:val="Normal"/>
-              <w:jc w:val="left"/>
-              <w:pBdr>
-                <w:bottom w:val="none" w:sz="0" w:space="0" w:color="000000"/>
-                <w:top w:val="none" w:sz="0" w:space="0" w:color="000000"/>
-                <w:left w:val="none" w:sz="0" w:space="0" w:color="000000"/>
-                <w:right w:val="none" w:sz="0" w:space="0" w:color="000000"/>
-              </w:pBdr>
-              <w:spacing w:after="60" w:before="60" w:line="240"/>
-              <w:ind w:left="60" w:right="60" w:firstLine="0" w:firstLineChars="0"/>
-              <w:rPr>
-                <w:rFonts w:ascii="Arial" w:hAnsi="Arial" w:eastAsia="Arial" w:cs="Arial"/>
-                <w:i w:val="false"/>
-                <w:b w:val="false"/>
-                <w:u w:val="none"/>
-                <w:strike w:val="false"/>
-                <w:sz w:val="22"/>
-                <w:szCs w:val="22"/>
-                <w:color w:val="000000"/>
-              </w:rPr>
-            </w:pPr>
-            <w:r>
-              <w:rPr>
-                <w:rFonts w:ascii="Arial" w:hAnsi="Arial" w:eastAsia="Arial" w:cs="Arial"/>
-                <w:i w:val="false"/>
-                <w:b w:val="false"/>
-                <w:u w:val="none"/>
-                <w:strike w:val="false"/>
-                <w:sz w:val="22"/>
-                <w:szCs w:val="22"/>
-                <w:color w:val="000000"/>
-              </w:rPr>
-              <w:t xml:space="preserve">Package</w:t>
-            </w:r>
-          </w:p>
-        </w:tc>
-        <w:tc>
-          <w:tcPr>
-            <w:tcBorders>
-              <w:bottom w:val="single" w:sz="4" w:space="0" w:color="E6D208"/>
-              <w:top w:val="single" w:sz="4" w:space="0" w:color="E6D208"/>
-              <w:left w:val="single" w:sz="4" w:space="0" w:color="E6D208"/>
-              <w:right w:val="single" w:sz="4" w:space="0" w:color="E6D208"/>
-            </w:tcBorders>
-            <w:shd w:val="clear" w:color="auto" w:fill="FFFFFF"/>
-            <w:tcMar>
-              <w:top w:w="0" w:type="dxa"/>
-              <w:bottom w:w="0" w:type="dxa"/>
-              <w:left w:w="0" w:type="dxa"/>
-              <w:right w:w="0" w:type="dxa"/>
-            </w:tcMar>
-            <w:vAlign w:val="center"/>
-          </w:tcPr>
-          <w:p>
-            <w:pPr>
-              <w:pStyle w:val="Normal"/>
-              <w:jc w:val="left"/>
-              <w:pBdr>
-                <w:bottom w:val="none" w:sz="0" w:space="0" w:color="000000"/>
-                <w:top w:val="none" w:sz="0" w:space="0" w:color="000000"/>
-                <w:left w:val="none" w:sz="0" w:space="0" w:color="000000"/>
-                <w:right w:val="none" w:sz="0" w:space="0" w:color="000000"/>
-              </w:pBdr>
-              <w:spacing w:after="60" w:before="60" w:line="240"/>
-              <w:ind w:left="60" w:right="60" w:firstLine="0" w:firstLineChars="0"/>
-              <w:rPr>
-                <w:rFonts w:ascii="Arial" w:hAnsi="Arial" w:eastAsia="Arial" w:cs="Arial"/>
-                <w:i w:val="false"/>
-                <w:b w:val="false"/>
-                <w:u w:val="none"/>
-                <w:strike w:val="false"/>
-                <w:sz w:val="22"/>
-                <w:szCs w:val="22"/>
-                <w:color w:val="000000"/>
-              </w:rPr>
-            </w:pPr>
-            <w:r>
-              <w:rPr>
-                <w:rFonts w:ascii="Arial" w:hAnsi="Arial" w:eastAsia="Arial" w:cs="Arial"/>
-                <w:i w:val="false"/>
-                <w:b w:val="false"/>
-                <w:u w:val="none"/>
-                <w:strike w:val="false"/>
-                <w:sz w:val="22"/>
-                <w:szCs w:val="22"/>
-                <w:color w:val="000000"/>
-              </w:rPr>
-              <w:t xml:space="preserve">omopgenerics</w:t>
-            </w:r>
-          </w:p>
-        </w:tc>
-      </w:tr>
-    </w:tbl>
-    <w:p>
-      <w:pPr>
-        <w:pStyle w:val="Titre2"/>
-      </w:pPr>
-      <w:r>
-        <w:t xml:space="preserve">meiru_cdm</w:t>
-      </w:r>
-    </w:p>
-    <w:p>
-      <w:pPr>
-        <w:pStyle w:val="TableCaption"/>
-        <w:jc w:val="center"/>
-        <w:keepNext/>
-        <w:pBdr>
-          <w:bottom w:val="none" w:sz="0" w:space="0" w:color="000000"/>
-          <w:top w:val="none" w:sz="0" w:space="0" w:color="000000"/>
-          <w:left w:val="none" w:sz="0" w:space="0" w:color="000000"/>
-          <w:right w:val="none" w:sz="0" w:space="0" w:color="000000"/>
-        </w:pBdr>
-        <w:spacing w:after="60" w:before="60" w:line="240"/>
-        <w:ind w:left="60" w:right="60" w:firstLine="0" w:firstLineChars="0"/>
-      </w:pPr>
-      <w:r>
-        <w:t xml:space="preserve">Snapshot of the cdm meiru</w:t>
-      </w:r>
-    </w:p>
-    <w:tbl xmlns:a="http://schemas.openxmlformats.org/drawingml/2006/main" xmlns:pic="http://schemas.openxmlformats.org/drawingml/2006/picture">
-      <w:tblPr>
-        <w:tblLayout w:type="autofit"/>
-        <w:jc w:val="center"/>
-        <w:tblW w:type="pct" w:w="0"/>
-        <w:tblLook w:firstRow="1" w:lastRow="0" w:firstColumn="0" w:lastColumn="0" w:noHBand="0" w:noVBand="1"/>
-      </w:tblPr>
-      <w:tr>
-        <w:trPr>
-          <w:trHeight w:val="360" w:hRule="auto"/>
-          <w:tblHeader/>
-        </w:trPr>
-        <w:tc>
-          <w:tcPr>
-            <w:vMerge w:val="restart"/>
-            <w:tcBorders>
-              <w:bottom w:val="single" w:sz="8" w:space="0" w:color="F4E9EB"/>
-              <w:top w:val="single" w:sz="8" w:space="0" w:color="F4E9EB"/>
-              <w:left w:val="single" w:sz="8" w:space="0" w:color="F4E9EB"/>
-              <w:right w:val="single" w:sz="8" w:space="0" w:color="F4E9EB"/>
-            </w:tcBorders>
-            <w:shd w:val="clear" w:color="auto" w:fill="F4E9EB"/>
-            <w:tcMar>
-              <w:top w:w="0" w:type="dxa"/>
-              <w:bottom w:w="0" w:type="dxa"/>
-              <w:left w:w="0" w:type="dxa"/>
-              <w:right w:w="0" w:type="dxa"/>
-            </w:tcMar>
-            <w:vAlign w:val="center"/>
-          </w:tcPr>
-          <w:p>
-            <w:pPr>
-              <w:pStyle w:val="Normal"/>
-              <w:jc w:val="center"/>
-              <w:pBdr>
-                <w:bottom w:val="none" w:sz="0" w:space="0" w:color="000000"/>
-                <w:top w:val="none" w:sz="0" w:space="0" w:color="000000"/>
-                <w:left w:val="none" w:sz="0" w:space="0" w:color="000000"/>
-                <w:right w:val="none" w:sz="0" w:space="0" w:color="000000"/>
-              </w:pBdr>
-              <w:spacing w:after="60" w:before="60" w:line="240"/>
-              <w:ind w:left="60" w:right="60" w:firstLine="0" w:firstLineChars="0"/>
-              <w:rPr>
-                <w:rFonts w:ascii="Arial" w:hAnsi="Arial" w:eastAsia="Arial" w:cs="Arial"/>
-                <w:i w:val="false"/>
-                <w:b w:val="true"/>
-                <w:u w:val="none"/>
-                <w:strike w:val="false"/>
-                <w:sz w:val="22"/>
-                <w:szCs w:val="22"/>
-                <w:color w:val="040001"/>
-              </w:rPr>
-            </w:pPr>
-            <w:r>
-              <w:rPr>
-                <w:rFonts w:ascii="Arial" w:hAnsi="Arial" w:eastAsia="Arial" w:cs="Arial"/>
-                <w:i w:val="false"/>
-                <w:b w:val="true"/>
-                <w:u w:val="none"/>
-                <w:strike w:val="false"/>
-                <w:sz w:val="22"/>
-                <w:szCs w:val="22"/>
-                <w:color w:val="040001"/>
-              </w:rPr>
-              <w:t xml:space="preserve">Estimate</w:t>
-            </w:r>
-          </w:p>
-        </w:tc>
-        <w:tc>
-          <w:tcPr>
-            <w:tcBorders>
-              <w:bottom w:val="single" w:sz="8" w:space="0" w:color="F4E9EB"/>
-              <w:top w:val="single" w:sz="8" w:space="0" w:color="F4E9EB"/>
-              <w:left w:val="single" w:sz="8" w:space="0" w:color="F4E9EB"/>
-              <w:right w:val="single" w:sz="8" w:space="0" w:color="F4E9EB"/>
-            </w:tcBorders>
-            <w:shd w:val="clear" w:color="auto" w:fill="F4E9EB"/>
-            <w:tcMar>
-              <w:top w:w="0" w:type="dxa"/>
-              <w:bottom w:w="0" w:type="dxa"/>
-              <w:left w:w="0" w:type="dxa"/>
-              <w:right w:w="0" w:type="dxa"/>
-            </w:tcMar>
-            <w:vAlign w:val="center"/>
-          </w:tcPr>
-          <w:p>
-            <w:pPr>
-              <w:pStyle w:val="Normal"/>
-              <w:jc w:val="center"/>
-              <w:pBdr>
-                <w:bottom w:val="none" w:sz="0" w:space="0" w:color="000000"/>
-                <w:top w:val="none" w:sz="0" w:space="0" w:color="000000"/>
-                <w:left w:val="none" w:sz="0" w:space="0" w:color="000000"/>
-                <w:right w:val="none" w:sz="0" w:space="0" w:color="000000"/>
-              </w:pBdr>
-              <w:spacing w:after="60" w:before="60" w:line="240"/>
-              <w:ind w:left="60" w:right="60" w:firstLine="0" w:firstLineChars="0"/>
-              <w:rPr>
-                <w:rFonts w:ascii="Arial" w:hAnsi="Arial" w:eastAsia="Arial" w:cs="Arial"/>
-                <w:i w:val="false"/>
-                <w:b w:val="true"/>
-                <w:u w:val="none"/>
-                <w:strike w:val="false"/>
-                <w:sz w:val="22"/>
-                <w:szCs w:val="22"/>
-                <w:color w:val="040001"/>
-              </w:rPr>
-            </w:pPr>
-            <w:r>
-              <w:rPr>
-                <w:rFonts w:ascii="Arial" w:hAnsi="Arial" w:eastAsia="Arial" w:cs="Arial"/>
-                <w:i w:val="false"/>
-                <w:b w:val="true"/>
-                <w:u w:val="none"/>
-                <w:strike w:val="false"/>
-                <w:sz w:val="22"/>
-                <w:szCs w:val="22"/>
-                <w:color w:val="040001"/>
-              </w:rPr>
-              <w:t xml:space="preserve">Database name</w:t>
-            </w:r>
-          </w:p>
-        </w:tc>
-      </w:tr>
-      <w:tr>
-        <w:trPr>
-          <w:trHeight w:val="360" w:hRule="auto"/>
-          <w:tblHeader/>
-        </w:trPr>
-        <w:tc>
-          <w:tcPr>
-            <w:vMerge/>
-            <w:tcBorders>
-              <w:bottom w:val="single" w:sz="8" w:space="0" w:color="F4E9EB"/>
-              <w:top w:val="single" w:sz="8" w:space="0" w:color="F4E9EB"/>
-              <w:left w:val="single" w:sz="8" w:space="0" w:color="F4E9EB"/>
-              <w:right w:val="single" w:sz="8" w:space="0" w:color="F4E9EB"/>
-            </w:tcBorders>
-            <w:shd w:val="clear" w:color="auto" w:fill="F4E9EB"/>
-            <w:tcMar>
-              <w:top w:w="0" w:type="dxa"/>
-              <w:bottom w:w="0" w:type="dxa"/>
-              <w:left w:w="0" w:type="dxa"/>
-              <w:right w:w="0" w:type="dxa"/>
-            </w:tcMar>
-            <w:vAlign w:val="center"/>
-          </w:tcPr>
-          <w:p>
-            <w:pPr>
-              <w:pStyle w:val="Normal"/>
-              <w:jc w:val="center"/>
-              <w:pBdr>
-                <w:bottom w:val="none" w:sz="0" w:space="0" w:color="000000"/>
-                <w:top w:val="none" w:sz="0" w:space="0" w:color="000000"/>
-                <w:left w:val="none" w:sz="0" w:space="0" w:color="000000"/>
-                <w:right w:val="none" w:sz="0" w:space="0" w:color="000000"/>
-              </w:pBdr>
-              <w:spacing w:after="60" w:before="60" w:line="240"/>
-              <w:ind w:left="60" w:right="60" w:firstLine="0" w:firstLineChars="0"/>
-              <w:rPr>
-                <w:rFonts w:ascii="Arial" w:hAnsi="Arial" w:eastAsia="Arial" w:cs="Arial"/>
-                <w:i w:val="false"/>
-                <w:b w:val="true"/>
-                <w:u w:val="none"/>
-                <w:strike w:val="false"/>
-                <w:sz w:val="22"/>
-                <w:szCs w:val="22"/>
-                <w:color w:val="040001"/>
-              </w:rPr>
-            </w:pPr>
-          </w:p>
-        </w:tc>
-        <w:tc>
-          <w:tcPr>
-            <w:tcBorders>
-              <w:bottom w:val="single" w:sz="8" w:space="0" w:color="F4E9EB"/>
-              <w:top w:val="single" w:sz="8" w:space="0" w:color="F4E9EB"/>
-              <w:left w:val="single" w:sz="8" w:space="0" w:color="F4E9EB"/>
-              <w:right w:val="single" w:sz="8" w:space="0" w:color="F4E9EB"/>
-            </w:tcBorders>
-            <w:shd w:val="clear" w:color="auto" w:fill="F4E9EB"/>
-            <w:tcMar>
-              <w:top w:w="0" w:type="dxa"/>
-              <w:bottom w:w="0" w:type="dxa"/>
-              <w:left w:w="0" w:type="dxa"/>
-              <w:right w:w="0" w:type="dxa"/>
-            </w:tcMar>
-            <w:vAlign w:val="center"/>
-          </w:tcPr>
-          <w:p>
-            <w:pPr>
-              <w:pStyle w:val="Normal"/>
-              <w:jc w:val="center"/>
-              <w:pBdr>
-                <w:bottom w:val="none" w:sz="0" w:space="0" w:color="000000"/>
-                <w:top w:val="none" w:sz="0" w:space="0" w:color="000000"/>
-                <w:left w:val="none" w:sz="0" w:space="0" w:color="000000"/>
-                <w:right w:val="none" w:sz="0" w:space="0" w:color="000000"/>
-              </w:pBdr>
-              <w:spacing w:after="60" w:before="60" w:line="240"/>
-              <w:ind w:left="60" w:right="60" w:firstLine="0" w:firstLineChars="0"/>
-              <w:rPr>
-                <w:rFonts w:ascii="Arial" w:hAnsi="Arial" w:eastAsia="Arial" w:cs="Arial"/>
-                <w:i w:val="false"/>
-                <w:b w:val="true"/>
-                <w:u w:val="none"/>
-                <w:strike w:val="false"/>
-                <w:sz w:val="22"/>
-                <w:szCs w:val="22"/>
-                <w:color w:val="040001"/>
-              </w:rPr>
-            </w:pPr>
-            <w:r>
-              <w:rPr>
-                <w:rFonts w:ascii="Arial" w:hAnsi="Arial" w:eastAsia="Arial" w:cs="Arial"/>
-                <w:i w:val="false"/>
-                <w:b w:val="true"/>
-                <w:u w:val="none"/>
-                <w:strike w:val="false"/>
-                <w:sz w:val="22"/>
-                <w:szCs w:val="22"/>
-                <w:color w:val="040001"/>
-              </w:rPr>
-              <w:t xml:space="preserve">meiru</w:t>
-            </w:r>
-          </w:p>
-        </w:tc>
-      </w:tr>
-      <w:tr>
-        <w:trPr>
-          <w:trHeight w:val="360" w:hRule="auto"/>
-        </w:trPr>
-        <w:tc>
-          <w:tcPr>
-            <w:gridSpan w:val="2"/>
-            <w:tcBorders>
-              <w:bottom w:val="single" w:sz="8" w:space="0" w:color="E6D208"/>
-              <w:top w:val="single" w:sz="8" w:space="0" w:color="F4E9EB"/>
-              <w:left w:val="single" w:sz="8" w:space="0" w:color="E6D208"/>
-              <w:right w:val="single" w:sz="8" w:space="0" w:color="E6D208"/>
-            </w:tcBorders>
-            <w:shd w:val="clear" w:color="auto" w:fill="F4E9EB"/>
-            <w:tcMar>
-              <w:top w:w="0" w:type="dxa"/>
-              <w:bottom w:w="0" w:type="dxa"/>
-              <w:left w:w="0" w:type="dxa"/>
-              <w:right w:w="0" w:type="dxa"/>
-            </w:tcMar>
-            <w:vAlign w:val="center"/>
-          </w:tcPr>
-          <w:p>
-            <w:pPr>
-              <w:pStyle w:val="Normal"/>
-              <w:jc w:val="left"/>
-              <w:pBdr>
-                <w:bottom w:val="none" w:sz="0" w:space="0" w:color="000000"/>
-                <w:top w:val="none" w:sz="0" w:space="0" w:color="000000"/>
-                <w:left w:val="none" w:sz="0" w:space="0" w:color="000000"/>
-                <w:right w:val="none" w:sz="0" w:space="0" w:color="000000"/>
-              </w:pBdr>
-              <w:spacing w:after="60" w:before="60" w:line="240"/>
-              <w:ind w:left="60" w:right="60" w:firstLine="0" w:firstLineChars="0"/>
-              <w:rPr>
-                <w:rFonts w:ascii="Arial" w:hAnsi="Arial" w:eastAsia="Arial" w:cs="Arial"/>
-                <w:i w:val="false"/>
-                <w:b w:val="true"/>
-                <w:u w:val="none"/>
-                <w:strike w:val="false"/>
-                <w:sz w:val="20"/>
-                <w:szCs w:val="20"/>
-                <w:color w:val="040001"/>
-              </w:rPr>
-            </w:pPr>
-            <w:r>
-              <w:rPr>
-                <w:rFonts w:ascii="Arial" w:hAnsi="Arial" w:eastAsia="Arial" w:cs="Arial"/>
-                <w:i w:val="false"/>
-                <w:b w:val="true"/>
-                <w:u w:val="none"/>
-                <w:strike w:val="false"/>
-                <w:sz w:val="20"/>
-                <w:szCs w:val="20"/>
-                <w:color w:val="040001"/>
-              </w:rPr>
-              <w:t xml:space="preserve">General</w:t>
-            </w:r>
-          </w:p>
-        </w:tc>
-      </w:tr>
-      <w:tr>
-        <w:trPr>
-          <w:trHeight w:val="360" w:hRule="auto"/>
-        </w:trPr>
-        <w:tc>
-          <w:tcPr>
-            <w:tcBorders>
-              <w:bottom w:val="single" w:sz="4" w:space="0" w:color="E6D208"/>
-              <w:top w:val="single" w:sz="8" w:space="0" w:color="E6D208"/>
-              <w:left w:val="single" w:sz="4" w:space="0" w:color="E6D208"/>
-              <w:right w:val="single" w:sz="4" w:space="0" w:color="E6D208"/>
-            </w:tcBorders>
-            <w:shd w:val="clear" w:color="auto" w:fill="FFFFFF"/>
-            <w:tcMar>
-              <w:top w:w="0" w:type="dxa"/>
-              <w:bottom w:w="0" w:type="dxa"/>
-              <w:left w:w="0" w:type="dxa"/>
-              <w:right w:w="0" w:type="dxa"/>
-            </w:tcMar>
-            <w:vAlign w:val="center"/>
-          </w:tcPr>
-          <w:p>
-            <w:pPr>
-              <w:pStyle w:val="Normal"/>
-              <w:jc w:val="left"/>
-              <w:pBdr>
-                <w:bottom w:val="none" w:sz="0" w:space="0" w:color="000000"/>
-                <w:top w:val="none" w:sz="0" w:space="0" w:color="000000"/>
-                <w:left w:val="none" w:sz="0" w:space="0" w:color="000000"/>
-                <w:right w:val="none" w:sz="0" w:space="0" w:color="000000"/>
-              </w:pBdr>
-              <w:spacing w:after="60" w:before="60" w:line="240"/>
-              <w:ind w:left="60" w:right="60" w:firstLine="0" w:firstLineChars="0"/>
-              <w:rPr>
-                <w:rFonts w:ascii="Arial" w:hAnsi="Arial" w:eastAsia="Arial" w:cs="Arial"/>
-                <w:i w:val="false"/>
-                <w:b w:val="false"/>
-                <w:u w:val="none"/>
-                <w:strike w:val="false"/>
-                <w:sz w:val="22"/>
-                <w:szCs w:val="22"/>
-                <w:color w:val="000000"/>
-              </w:rPr>
-            </w:pPr>
-            <w:r>
-              <w:rPr>
-                <w:rFonts w:ascii="Arial" w:hAnsi="Arial" w:eastAsia="Arial" w:cs="Arial"/>
-                <w:i w:val="false"/>
-                <w:b w:val="false"/>
-                <w:u w:val="none"/>
-                <w:strike w:val="false"/>
-                <w:sz w:val="22"/>
-                <w:szCs w:val="22"/>
-                <w:color w:val="000000"/>
-              </w:rPr>
-              <w:t xml:space="preserve">Snapshot date</w:t>
-            </w:r>
-          </w:p>
-        </w:tc>
-        <w:tc>
-          <w:tcPr>
-            <w:tcBorders>
-              <w:bottom w:val="single" w:sz="4" w:space="0" w:color="E6D208"/>
-              <w:top w:val="single" w:sz="8" w:space="0" w:color="E6D208"/>
-              <w:left w:val="single" w:sz="4" w:space="0" w:color="E6D208"/>
-              <w:right w:val="single" w:sz="4" w:space="0" w:color="E6D208"/>
-            </w:tcBorders>
-            <w:shd w:val="clear" w:color="auto" w:fill="FFFFFF"/>
-            <w:tcMar>
-              <w:top w:w="0" w:type="dxa"/>
-              <w:bottom w:w="0" w:type="dxa"/>
-              <w:left w:w="0" w:type="dxa"/>
-              <w:right w:w="0" w:type="dxa"/>
-            </w:tcMar>
-            <w:vAlign w:val="center"/>
-          </w:tcPr>
-          <w:p>
-            <w:pPr>
-              <w:pStyle w:val="Normal"/>
-              <w:jc w:val="left"/>
-              <w:pBdr>
-                <w:bottom w:val="none" w:sz="0" w:space="0" w:color="000000"/>
-                <w:top w:val="none" w:sz="0" w:space="0" w:color="000000"/>
-                <w:left w:val="none" w:sz="0" w:space="0" w:color="000000"/>
-                <w:right w:val="none" w:sz="0" w:space="0" w:color="000000"/>
-              </w:pBdr>
-              <w:spacing w:after="60" w:before="60" w:line="240"/>
-              <w:ind w:left="60" w:right="60" w:firstLine="0" w:firstLineChars="0"/>
-              <w:rPr>
-                <w:rFonts w:ascii="Arial" w:hAnsi="Arial" w:eastAsia="Arial" w:cs="Arial"/>
-                <w:i w:val="false"/>
-                <w:b w:val="false"/>
-                <w:u w:val="none"/>
-                <w:strike w:val="false"/>
-                <w:sz w:val="22"/>
-                <w:szCs w:val="22"/>
-                <w:color w:val="000000"/>
-              </w:rPr>
-            </w:pPr>
-            <w:r>
-              <w:rPr>
-                <w:rFonts w:ascii="Arial" w:hAnsi="Arial" w:eastAsia="Arial" w:cs="Arial"/>
-                <w:i w:val="false"/>
-                <w:b w:val="false"/>
-                <w:u w:val="none"/>
-                <w:strike w:val="false"/>
-                <w:sz w:val="22"/>
-                <w:szCs w:val="22"/>
-                <w:color w:val="000000"/>
-              </w:rPr>
-              <w:t xml:space="preserve">2026-04-23</w:t>
-            </w:r>
-          </w:p>
-        </w:tc>
-      </w:tr>
-      <w:tr>
-        <w:trPr>
-          <w:trHeight w:val="360" w:hRule="auto"/>
-        </w:trPr>
-        <w:tc>
-          <w:tcPr>
-            <w:tcBorders>
-              <w:bottom w:val="single" w:sz="4" w:space="0" w:color="E6D208"/>
-              <w:top w:val="single" w:sz="4" w:space="0" w:color="E6D208"/>
-              <w:left w:val="single" w:sz="4" w:space="0" w:color="E6D208"/>
-              <w:right w:val="single" w:sz="4" w:space="0" w:color="E6D208"/>
-            </w:tcBorders>
-            <w:shd w:val="clear" w:color="auto" w:fill="FFFFFF"/>
-            <w:tcMar>
-              <w:top w:w="0" w:type="dxa"/>
-              <w:bottom w:w="0" w:type="dxa"/>
-              <w:left w:w="0" w:type="dxa"/>
-              <w:right w:w="0" w:type="dxa"/>
-            </w:tcMar>
-            <w:vAlign w:val="center"/>
-          </w:tcPr>
-          <w:p>
-            <w:pPr>
-              <w:pStyle w:val="Normal"/>
-              <w:jc w:val="left"/>
-              <w:pBdr>
-                <w:bottom w:val="none" w:sz="0" w:space="0" w:color="000000"/>
-                <w:top w:val="none" w:sz="0" w:space="0" w:color="000000"/>
-                <w:left w:val="none" w:sz="0" w:space="0" w:color="000000"/>
-                <w:right w:val="none" w:sz="0" w:space="0" w:color="000000"/>
-              </w:pBdr>
-              <w:spacing w:after="60" w:before="60" w:line="240"/>
-              <w:ind w:left="60" w:right="60" w:firstLine="0" w:firstLineChars="0"/>
-              <w:rPr>
-                <w:rFonts w:ascii="Arial" w:hAnsi="Arial" w:eastAsia="Arial" w:cs="Arial"/>
-                <w:i w:val="false"/>
-                <w:b w:val="false"/>
-                <w:u w:val="none"/>
-                <w:strike w:val="false"/>
-                <w:sz w:val="22"/>
-                <w:szCs w:val="22"/>
-                <w:color w:val="000000"/>
-              </w:rPr>
-            </w:pPr>
-            <w:r>
-              <w:rPr>
-                <w:rFonts w:ascii="Arial" w:hAnsi="Arial" w:eastAsia="Arial" w:cs="Arial"/>
-                <w:i w:val="false"/>
-                <w:b w:val="false"/>
-                <w:u w:val="none"/>
-                <w:strike w:val="false"/>
-                <w:sz w:val="22"/>
-                <w:szCs w:val="22"/>
-                <w:color w:val="000000"/>
-              </w:rPr>
-              <w:t xml:space="preserve">Person count</w:t>
-            </w:r>
-          </w:p>
-        </w:tc>
-        <w:tc>
-          <w:tcPr>
-            <w:tcBorders>
-              <w:bottom w:val="single" w:sz="4" w:space="0" w:color="E6D208"/>
-              <w:top w:val="single" w:sz="4" w:space="0" w:color="E6D208"/>
-              <w:left w:val="single" w:sz="4" w:space="0" w:color="E6D208"/>
-              <w:right w:val="single" w:sz="4" w:space="0" w:color="E6D208"/>
-            </w:tcBorders>
-            <w:shd w:val="clear" w:color="auto" w:fill="FFFFFF"/>
-            <w:tcMar>
-              <w:top w:w="0" w:type="dxa"/>
-              <w:bottom w:w="0" w:type="dxa"/>
-              <w:left w:w="0" w:type="dxa"/>
-              <w:right w:w="0" w:type="dxa"/>
-            </w:tcMar>
-            <w:vAlign w:val="center"/>
-          </w:tcPr>
-          <w:p>
-            <w:pPr>
-              <w:pStyle w:val="Normal"/>
-              <w:jc w:val="left"/>
-              <w:pBdr>
-                <w:bottom w:val="none" w:sz="0" w:space="0" w:color="000000"/>
-                <w:top w:val="none" w:sz="0" w:space="0" w:color="000000"/>
-                <w:left w:val="none" w:sz="0" w:space="0" w:color="000000"/>
-                <w:right w:val="none" w:sz="0" w:space="0" w:color="000000"/>
-              </w:pBdr>
-              <w:spacing w:after="60" w:before="60" w:line="240"/>
-              <w:ind w:left="60" w:right="60" w:firstLine="0" w:firstLineChars="0"/>
-              <w:rPr>
-                <w:rFonts w:ascii="Arial" w:hAnsi="Arial" w:eastAsia="Arial" w:cs="Arial"/>
-                <w:i w:val="false"/>
-                <w:b w:val="false"/>
-                <w:u w:val="none"/>
-                <w:strike w:val="false"/>
-                <w:sz w:val="22"/>
-                <w:szCs w:val="22"/>
-                <w:color w:val="000000"/>
-              </w:rPr>
-            </w:pPr>
-            <w:r>
-              <w:rPr>
-                <w:rFonts w:ascii="Arial" w:hAnsi="Arial" w:eastAsia="Arial" w:cs="Arial"/>
-                <w:i w:val="false"/>
-                <w:b w:val="false"/>
-                <w:u w:val="none"/>
-                <w:strike w:val="false"/>
-                <w:sz w:val="22"/>
-                <w:szCs w:val="22"/>
-                <w:color w:val="000000"/>
-              </w:rPr>
-              <w:t xml:space="preserve">4,645</w:t>
-            </w:r>
-          </w:p>
-        </w:tc>
-      </w:tr>
-      <w:tr>
-        <w:trPr>
-          <w:trHeight w:val="360" w:hRule="auto"/>
-        </w:trPr>
-        <w:tc>
-          <w:tcPr>
-            <w:tcBorders>
-              <w:bottom w:val="single" w:sz="4" w:space="0" w:color="E6D208"/>
-              <w:top w:val="single" w:sz="4" w:space="0" w:color="E6D208"/>
-              <w:left w:val="single" w:sz="4" w:space="0" w:color="E6D208"/>
-              <w:right w:val="single" w:sz="4" w:space="0" w:color="E6D208"/>
-            </w:tcBorders>
-            <w:shd w:val="clear" w:color="auto" w:fill="FFFFFF"/>
-            <w:tcMar>
-              <w:top w:w="0" w:type="dxa"/>
-              <w:bottom w:w="0" w:type="dxa"/>
-              <w:left w:w="0" w:type="dxa"/>
-              <w:right w:w="0" w:type="dxa"/>
-            </w:tcMar>
-            <w:vAlign w:val="center"/>
-          </w:tcPr>
-          <w:p>
-            <w:pPr>
-              <w:pStyle w:val="Normal"/>
-              <w:jc w:val="left"/>
-              <w:pBdr>
-                <w:bottom w:val="none" w:sz="0" w:space="0" w:color="000000"/>
-                <w:top w:val="none" w:sz="0" w:space="0" w:color="000000"/>
-                <w:left w:val="none" w:sz="0" w:space="0" w:color="000000"/>
-                <w:right w:val="none" w:sz="0" w:space="0" w:color="000000"/>
-              </w:pBdr>
-              <w:spacing w:after="60" w:before="60" w:line="240"/>
-              <w:ind w:left="60" w:right="60" w:firstLine="0" w:firstLineChars="0"/>
-              <w:rPr>
-                <w:rFonts w:ascii="Arial" w:hAnsi="Arial" w:eastAsia="Arial" w:cs="Arial"/>
-                <w:i w:val="false"/>
-                <w:b w:val="false"/>
-                <w:u w:val="none"/>
-                <w:strike w:val="false"/>
-                <w:sz w:val="22"/>
-                <w:szCs w:val="22"/>
-                <w:color w:val="000000"/>
-              </w:rPr>
-            </w:pPr>
-            <w:r>
-              <w:rPr>
-                <w:rFonts w:ascii="Arial" w:hAnsi="Arial" w:eastAsia="Arial" w:cs="Arial"/>
-                <w:i w:val="false"/>
-                <w:b w:val="false"/>
-                <w:u w:val="none"/>
-                <w:strike w:val="false"/>
-                <w:sz w:val="22"/>
-                <w:szCs w:val="22"/>
-                <w:color w:val="000000"/>
-              </w:rPr>
-              <w:t xml:space="preserve">Vocabulary version</w:t>
-            </w:r>
-          </w:p>
-        </w:tc>
-        <w:tc>
-          <w:tcPr>
-            <w:tcBorders>
-              <w:bottom w:val="single" w:sz="4" w:space="0" w:color="E6D208"/>
-              <w:top w:val="single" w:sz="4" w:space="0" w:color="E6D208"/>
-              <w:left w:val="single" w:sz="4" w:space="0" w:color="E6D208"/>
-              <w:right w:val="single" w:sz="4" w:space="0" w:color="E6D208"/>
-            </w:tcBorders>
-            <w:shd w:val="clear" w:color="auto" w:fill="FFFFFF"/>
-            <w:tcMar>
-              <w:top w:w="0" w:type="dxa"/>
-              <w:bottom w:w="0" w:type="dxa"/>
-              <w:left w:w="0" w:type="dxa"/>
-              <w:right w:w="0" w:type="dxa"/>
-            </w:tcMar>
-            <w:vAlign w:val="center"/>
-          </w:tcPr>
-          <w:p>
-            <w:pPr>
-              <w:pStyle w:val="Normal"/>
-              <w:jc w:val="left"/>
-              <w:pBdr>
-                <w:bottom w:val="none" w:sz="0" w:space="0" w:color="000000"/>
-                <w:top w:val="none" w:sz="0" w:space="0" w:color="000000"/>
-                <w:left w:val="none" w:sz="0" w:space="0" w:color="000000"/>
-                <w:right w:val="none" w:sz="0" w:space="0" w:color="000000"/>
-              </w:pBdr>
-              <w:spacing w:after="60" w:before="60" w:line="240"/>
-              <w:ind w:left="60" w:right="60" w:firstLine="0" w:firstLineChars="0"/>
-              <w:rPr>
-                <w:rFonts w:ascii="Arial" w:hAnsi="Arial" w:eastAsia="Arial" w:cs="Arial"/>
-                <w:i w:val="false"/>
-                <w:b w:val="false"/>
-                <w:u w:val="none"/>
-                <w:strike w:val="false"/>
-                <w:sz w:val="22"/>
-                <w:szCs w:val="22"/>
-                <w:color w:val="000000"/>
-              </w:rPr>
-            </w:pPr>
-            <w:r>
-              <w:rPr>
-                <w:rFonts w:ascii="Arial" w:hAnsi="Arial" w:eastAsia="Arial" w:cs="Arial"/>
-                <w:i w:val="false"/>
-                <w:b w:val="false"/>
-                <w:u w:val="none"/>
-                <w:strike w:val="false"/>
-                <w:sz w:val="22"/>
-                <w:szCs w:val="22"/>
-                <w:color w:val="000000"/>
-              </w:rPr>
-              <w:t xml:space="preserve">v5.0 27-AUG-25</w:t>
-            </w:r>
-          </w:p>
-        </w:tc>
-      </w:tr>
-      <w:tr>
-        <w:trPr>
-          <w:trHeight w:val="360" w:hRule="auto"/>
-        </w:trPr>
-        <w:tc>
-          <w:tcPr>
-            <w:gridSpan w:val="2"/>
-            <w:tcBorders>
-              <w:bottom w:val="single" w:sz="8" w:space="0" w:color="E6D208"/>
-              <w:top w:val="single" w:sz="4" w:space="0" w:color="E6D208"/>
-              <w:left w:val="single" w:sz="8" w:space="0" w:color="E6D208"/>
-              <w:right w:val="single" w:sz="8" w:space="0" w:color="E6D208"/>
-            </w:tcBorders>
-            <w:shd w:val="clear" w:color="auto" w:fill="F4E9EB"/>
-            <w:tcMar>
-              <w:top w:w="0" w:type="dxa"/>
-              <w:bottom w:w="0" w:type="dxa"/>
-              <w:left w:w="0" w:type="dxa"/>
-              <w:right w:w="0" w:type="dxa"/>
-            </w:tcMar>
-            <w:vAlign w:val="center"/>
-          </w:tcPr>
-          <w:p>
-            <w:pPr>
-              <w:pStyle w:val="Normal"/>
-              <w:jc w:val="left"/>
-              <w:pBdr>
-                <w:bottom w:val="none" w:sz="0" w:space="0" w:color="000000"/>
-                <w:top w:val="none" w:sz="0" w:space="0" w:color="000000"/>
-                <w:left w:val="none" w:sz="0" w:space="0" w:color="000000"/>
-                <w:right w:val="none" w:sz="0" w:space="0" w:color="000000"/>
-              </w:pBdr>
-              <w:spacing w:after="60" w:before="60" w:line="240"/>
-              <w:ind w:left="60" w:right="60" w:firstLine="0" w:firstLineChars="0"/>
-              <w:rPr>
-                <w:rFonts w:ascii="Arial" w:hAnsi="Arial" w:eastAsia="Arial" w:cs="Arial"/>
-                <w:i w:val="false"/>
-                <w:b w:val="true"/>
-                <w:u w:val="none"/>
-                <w:strike w:val="false"/>
-                <w:sz w:val="20"/>
-                <w:szCs w:val="20"/>
-                <w:color w:val="040001"/>
-              </w:rPr>
-            </w:pPr>
-            <w:r>
-              <w:rPr>
-                <w:rFonts w:ascii="Arial" w:hAnsi="Arial" w:eastAsia="Arial" w:cs="Arial"/>
-                <w:i w:val="false"/>
-                <w:b w:val="true"/>
-                <w:u w:val="none"/>
-                <w:strike w:val="false"/>
-                <w:sz w:val="20"/>
-                <w:szCs w:val="20"/>
-                <w:color w:val="040001"/>
-              </w:rPr>
-              <w:t xml:space="preserve">Cdm</w:t>
-            </w:r>
-          </w:p>
-        </w:tc>
-      </w:tr>
-      <w:tr>
-        <w:trPr>
-          <w:trHeight w:val="360" w:hRule="auto"/>
-        </w:trPr>
-        <w:tc>
-          <w:tcPr>
-            <w:tcBorders>
-              <w:bottom w:val="single" w:sz="4" w:space="0" w:color="E6D208"/>
-              <w:top w:val="single" w:sz="8" w:space="0" w:color="E6D208"/>
-              <w:left w:val="single" w:sz="4" w:space="0" w:color="E6D208"/>
-              <w:right w:val="single" w:sz="4" w:space="0" w:color="E6D208"/>
-            </w:tcBorders>
-            <w:shd w:val="clear" w:color="auto" w:fill="FFFFFF"/>
-            <w:tcMar>
-              <w:top w:w="0" w:type="dxa"/>
-              <w:bottom w:w="0" w:type="dxa"/>
-              <w:left w:w="0" w:type="dxa"/>
-              <w:right w:w="0" w:type="dxa"/>
-            </w:tcMar>
-            <w:vAlign w:val="center"/>
-          </w:tcPr>
-          <w:p>
-            <w:pPr>
-              <w:pStyle w:val="Normal"/>
-              <w:jc w:val="left"/>
-              <w:pBdr>
-                <w:bottom w:val="none" w:sz="0" w:space="0" w:color="000000"/>
-                <w:top w:val="none" w:sz="0" w:space="0" w:color="000000"/>
-                <w:left w:val="none" w:sz="0" w:space="0" w:color="000000"/>
-                <w:right w:val="none" w:sz="0" w:space="0" w:color="000000"/>
-              </w:pBdr>
-              <w:spacing w:after="60" w:before="60" w:line="240"/>
-              <w:ind w:left="60" w:right="60" w:firstLine="0" w:firstLineChars="0"/>
-              <w:rPr>
-                <w:rFonts w:ascii="Arial" w:hAnsi="Arial" w:eastAsia="Arial" w:cs="Arial"/>
-                <w:i w:val="false"/>
-                <w:b w:val="false"/>
-                <w:u w:val="none"/>
-                <w:strike w:val="false"/>
-                <w:sz w:val="22"/>
-                <w:szCs w:val="22"/>
-                <w:color w:val="000000"/>
-              </w:rPr>
-            </w:pPr>
-            <w:r>
-              <w:rPr>
-                <w:rFonts w:ascii="Arial" w:hAnsi="Arial" w:eastAsia="Arial" w:cs="Arial"/>
-                <w:i w:val="false"/>
-                <w:b w:val="false"/>
-                <w:u w:val="none"/>
-                <w:strike w:val="false"/>
-                <w:sz w:val="22"/>
-                <w:szCs w:val="22"/>
-                <w:color w:val="000000"/>
-              </w:rPr>
-              <w:t xml:space="preserve">Source name</w:t>
-            </w:r>
-          </w:p>
-        </w:tc>
-        <w:tc>
-          <w:tcPr>
-            <w:tcBorders>
-              <w:bottom w:val="single" w:sz="4" w:space="0" w:color="E6D208"/>
-              <w:top w:val="single" w:sz="8" w:space="0" w:color="E6D208"/>
-              <w:left w:val="single" w:sz="4" w:space="0" w:color="E6D208"/>
-              <w:right w:val="single" w:sz="4" w:space="0" w:color="E6D208"/>
-            </w:tcBorders>
-            <w:shd w:val="clear" w:color="auto" w:fill="FFFFFF"/>
-            <w:tcMar>
-              <w:top w:w="0" w:type="dxa"/>
-              <w:bottom w:w="0" w:type="dxa"/>
-              <w:left w:w="0" w:type="dxa"/>
-              <w:right w:w="0" w:type="dxa"/>
-            </w:tcMar>
-            <w:vAlign w:val="center"/>
-          </w:tcPr>
-          <w:p>
-            <w:pPr>
-              <w:pStyle w:val="Normal"/>
-              <w:jc w:val="left"/>
-              <w:pBdr>
-                <w:bottom w:val="none" w:sz="0" w:space="0" w:color="000000"/>
-                <w:top w:val="none" w:sz="0" w:space="0" w:color="000000"/>
-                <w:left w:val="none" w:sz="0" w:space="0" w:color="000000"/>
-                <w:right w:val="none" w:sz="0" w:space="0" w:color="000000"/>
-              </w:pBdr>
-              <w:spacing w:after="60" w:before="60" w:line="240"/>
-              <w:ind w:left="60" w:right="60" w:firstLine="0" w:firstLineChars="0"/>
-              <w:rPr>
-                <w:rFonts w:ascii="Arial" w:hAnsi="Arial" w:eastAsia="Arial" w:cs="Arial"/>
-                <w:i w:val="false"/>
-                <w:b w:val="false"/>
-                <w:u w:val="none"/>
-                <w:strike w:val="false"/>
-                <w:sz w:val="22"/>
-                <w:szCs w:val="22"/>
-                <w:color w:val="000000"/>
-              </w:rPr>
-            </w:pPr>
-            <w:r>
-              <w:rPr>
-                <w:rFonts w:ascii="Arial" w:hAnsi="Arial" w:eastAsia="Arial" w:cs="Arial"/>
-                <w:i w:val="false"/>
-                <w:b w:val="false"/>
-                <w:u w:val="none"/>
-                <w:strike w:val="false"/>
-                <w:sz w:val="22"/>
-                <w:szCs w:val="22"/>
-                <w:color w:val="000000"/>
-              </w:rPr>
-              <w:t xml:space="preserve">meiru</w:t>
-            </w:r>
-          </w:p>
-        </w:tc>
-      </w:tr>
-      <w:tr>
-        <w:trPr>
-          <w:trHeight w:val="360" w:hRule="auto"/>
-        </w:trPr>
-        <w:tc>
-          <w:tcPr>
-            <w:tcBorders>
-              <w:bottom w:val="single" w:sz="4" w:space="0" w:color="E6D208"/>
-              <w:top w:val="single" w:sz="4" w:space="0" w:color="E6D208"/>
-              <w:left w:val="single" w:sz="4" w:space="0" w:color="E6D208"/>
-              <w:right w:val="single" w:sz="4" w:space="0" w:color="E6D208"/>
-            </w:tcBorders>
-            <w:shd w:val="clear" w:color="auto" w:fill="FFFFFF"/>
-            <w:tcMar>
-              <w:top w:w="0" w:type="dxa"/>
-              <w:bottom w:w="0" w:type="dxa"/>
-              <w:left w:w="0" w:type="dxa"/>
-              <w:right w:w="0" w:type="dxa"/>
-            </w:tcMar>
-            <w:vAlign w:val="center"/>
-          </w:tcPr>
-          <w:p>
-            <w:pPr>
-              <w:pStyle w:val="Normal"/>
-              <w:jc w:val="left"/>
-              <w:pBdr>
-                <w:bottom w:val="none" w:sz="0" w:space="0" w:color="000000"/>
-                <w:top w:val="none" w:sz="0" w:space="0" w:color="000000"/>
-                <w:left w:val="none" w:sz="0" w:space="0" w:color="000000"/>
-                <w:right w:val="none" w:sz="0" w:space="0" w:color="000000"/>
-              </w:pBdr>
-              <w:spacing w:after="60" w:before="60" w:line="240"/>
-              <w:ind w:left="60" w:right="60" w:firstLine="0" w:firstLineChars="0"/>
-              <w:rPr>
-                <w:rFonts w:ascii="Arial" w:hAnsi="Arial" w:eastAsia="Arial" w:cs="Arial"/>
-                <w:i w:val="false"/>
-                <w:b w:val="false"/>
-                <w:u w:val="none"/>
-                <w:strike w:val="false"/>
-                <w:sz w:val="22"/>
-                <w:szCs w:val="22"/>
-                <w:color w:val="000000"/>
-              </w:rPr>
-            </w:pPr>
-            <w:r>
-              <w:rPr>
-                <w:rFonts w:ascii="Arial" w:hAnsi="Arial" w:eastAsia="Arial" w:cs="Arial"/>
-                <w:i w:val="false"/>
-                <w:b w:val="false"/>
-                <w:u w:val="none"/>
-                <w:strike w:val="false"/>
-                <w:sz w:val="22"/>
-                <w:szCs w:val="22"/>
-                <w:color w:val="000000"/>
-              </w:rPr>
-              <w:t xml:space="preserve">Version</w:t>
-            </w:r>
-          </w:p>
-        </w:tc>
-        <w:tc>
-          <w:tcPr>
-            <w:tcBorders>
-              <w:bottom w:val="single" w:sz="4" w:space="0" w:color="E6D208"/>
-              <w:top w:val="single" w:sz="4" w:space="0" w:color="E6D208"/>
-              <w:left w:val="single" w:sz="4" w:space="0" w:color="E6D208"/>
-              <w:right w:val="single" w:sz="4" w:space="0" w:color="E6D208"/>
-            </w:tcBorders>
-            <w:shd w:val="clear" w:color="auto" w:fill="FFFFFF"/>
-            <w:tcMar>
-              <w:top w:w="0" w:type="dxa"/>
-              <w:bottom w:w="0" w:type="dxa"/>
-              <w:left w:w="0" w:type="dxa"/>
-              <w:right w:w="0" w:type="dxa"/>
-            </w:tcMar>
-            <w:vAlign w:val="center"/>
-          </w:tcPr>
-          <w:p>
-            <w:pPr>
-              <w:pStyle w:val="Normal"/>
-              <w:jc w:val="left"/>
-              <w:pBdr>
-                <w:bottom w:val="none" w:sz="0" w:space="0" w:color="000000"/>
-                <w:top w:val="none" w:sz="0" w:space="0" w:color="000000"/>
-                <w:left w:val="none" w:sz="0" w:space="0" w:color="000000"/>
-                <w:right w:val="none" w:sz="0" w:space="0" w:color="000000"/>
-              </w:pBdr>
-              <w:spacing w:after="60" w:before="60" w:line="240"/>
-              <w:ind w:left="60" w:right="60" w:firstLine="0" w:firstLineChars="0"/>
-              <w:rPr>
-                <w:rFonts w:ascii="Arial" w:hAnsi="Arial" w:eastAsia="Arial" w:cs="Arial"/>
-                <w:i w:val="false"/>
-                <w:b w:val="false"/>
-                <w:u w:val="none"/>
-                <w:strike w:val="false"/>
-                <w:sz w:val="22"/>
-                <w:szCs w:val="22"/>
-                <w:color w:val="000000"/>
-              </w:rPr>
-            </w:pPr>
-            <w:r>
-              <w:rPr>
-                <w:rFonts w:ascii="Arial" w:hAnsi="Arial" w:eastAsia="Arial" w:cs="Arial"/>
-                <w:i w:val="false"/>
-                <w:b w:val="false"/>
-                <w:u w:val="none"/>
-                <w:strike w:val="false"/>
-                <w:sz w:val="22"/>
-                <w:szCs w:val="22"/>
-                <w:color w:val="000000"/>
-              </w:rPr>
-              <w:t xml:space="preserve">5.4</w:t>
-            </w:r>
-          </w:p>
-        </w:tc>
-      </w:tr>
-      <w:tr>
-        <w:trPr>
-          <w:trHeight w:val="360" w:hRule="auto"/>
-        </w:trPr>
-        <w:tc>
-          <w:tcPr>
-            <w:tcBorders>
-              <w:bottom w:val="single" w:sz="4" w:space="0" w:color="E6D208"/>
-              <w:top w:val="single" w:sz="4" w:space="0" w:color="E6D208"/>
-              <w:left w:val="single" w:sz="4" w:space="0" w:color="E6D208"/>
-              <w:right w:val="single" w:sz="4" w:space="0" w:color="E6D208"/>
-            </w:tcBorders>
-            <w:shd w:val="clear" w:color="auto" w:fill="FFFFFF"/>
-            <w:tcMar>
-              <w:top w:w="0" w:type="dxa"/>
-              <w:bottom w:w="0" w:type="dxa"/>
-              <w:left w:w="0" w:type="dxa"/>
-              <w:right w:w="0" w:type="dxa"/>
-            </w:tcMar>
-            <w:vAlign w:val="center"/>
-          </w:tcPr>
-          <w:p>
-            <w:pPr>
-              <w:pStyle w:val="Normal"/>
-              <w:jc w:val="left"/>
-              <w:pBdr>
-                <w:bottom w:val="none" w:sz="0" w:space="0" w:color="000000"/>
-                <w:top w:val="none" w:sz="0" w:space="0" w:color="000000"/>
-                <w:left w:val="none" w:sz="0" w:space="0" w:color="000000"/>
-                <w:right w:val="none" w:sz="0" w:space="0" w:color="000000"/>
-              </w:pBdr>
-              <w:spacing w:after="60" w:before="60" w:line="240"/>
-              <w:ind w:left="60" w:right="60" w:firstLine="0" w:firstLineChars="0"/>
-              <w:rPr>
-                <w:rFonts w:ascii="Arial" w:hAnsi="Arial" w:eastAsia="Arial" w:cs="Arial"/>
-                <w:i w:val="false"/>
-                <w:b w:val="false"/>
-                <w:u w:val="none"/>
-                <w:strike w:val="false"/>
-                <w:sz w:val="22"/>
-                <w:szCs w:val="22"/>
-                <w:color w:val="000000"/>
-              </w:rPr>
-            </w:pPr>
-            <w:r>
-              <w:rPr>
-                <w:rFonts w:ascii="Arial" w:hAnsi="Arial" w:eastAsia="Arial" w:cs="Arial"/>
-                <w:i w:val="false"/>
-                <w:b w:val="false"/>
-                <w:u w:val="none"/>
-                <w:strike w:val="false"/>
-                <w:sz w:val="22"/>
-                <w:szCs w:val="22"/>
-                <w:color w:val="000000"/>
-              </w:rPr>
-              <w:t xml:space="preserve">Holder name</w:t>
-            </w:r>
-          </w:p>
-        </w:tc>
-        <w:tc>
-          <w:tcPr>
-            <w:tcBorders>
-              <w:bottom w:val="single" w:sz="4" w:space="0" w:color="E6D208"/>
-              <w:top w:val="single" w:sz="4" w:space="0" w:color="E6D208"/>
-              <w:left w:val="single" w:sz="4" w:space="0" w:color="E6D208"/>
-              <w:right w:val="single" w:sz="4" w:space="0" w:color="E6D208"/>
-            </w:tcBorders>
-            <w:shd w:val="clear" w:color="auto" w:fill="FFFFFF"/>
-            <w:tcMar>
-              <w:top w:w="0" w:type="dxa"/>
-              <w:bottom w:w="0" w:type="dxa"/>
-              <w:left w:w="0" w:type="dxa"/>
-              <w:right w:w="0" w:type="dxa"/>
-            </w:tcMar>
-            <w:vAlign w:val="center"/>
-          </w:tcPr>
-          <w:p>
-            <w:pPr>
-              <w:pStyle w:val="Normal"/>
-              <w:jc w:val="left"/>
-              <w:pBdr>
-                <w:bottom w:val="none" w:sz="0" w:space="0" w:color="000000"/>
-                <w:top w:val="none" w:sz="0" w:space="0" w:color="000000"/>
-                <w:left w:val="none" w:sz="0" w:space="0" w:color="000000"/>
-                <w:right w:val="none" w:sz="0" w:space="0" w:color="000000"/>
-              </w:pBdr>
-              <w:spacing w:after="60" w:before="60" w:line="240"/>
-              <w:ind w:left="60" w:right="60" w:firstLine="0" w:firstLineChars="0"/>
-              <w:rPr>
-                <w:rFonts w:ascii="Arial" w:hAnsi="Arial" w:eastAsia="Arial" w:cs="Arial"/>
-                <w:i w:val="false"/>
-                <w:b w:val="false"/>
-                <w:u w:val="none"/>
-                <w:strike w:val="false"/>
-                <w:sz w:val="22"/>
-                <w:szCs w:val="22"/>
-                <w:color w:val="000000"/>
-              </w:rPr>
-            </w:pPr>
-            <w:r>
-              <w:rPr>
-                <w:rFonts w:ascii="Arial" w:hAnsi="Arial" w:eastAsia="Arial" w:cs="Arial"/>
-                <w:i w:val="false"/>
-                <w:b w:val="false"/>
-                <w:u w:val="none"/>
-                <w:strike w:val="false"/>
-                <w:sz w:val="22"/>
-                <w:szCs w:val="22"/>
-                <w:color w:val="000000"/>
-              </w:rPr>
-              <w:t xml:space="preserve">APHRC</w:t>
-            </w:r>
-          </w:p>
-        </w:tc>
-      </w:tr>
-      <w:tr>
-        <w:trPr>
-          <w:trHeight w:val="360" w:hRule="auto"/>
-        </w:trPr>
-        <w:tc>
-          <w:tcPr>
-            <w:tcBorders>
-              <w:bottom w:val="single" w:sz="4" w:space="0" w:color="E6D208"/>
-              <w:top w:val="single" w:sz="4" w:space="0" w:color="E6D208"/>
-              <w:left w:val="single" w:sz="4" w:space="0" w:color="E6D208"/>
-              <w:right w:val="single" w:sz="4" w:space="0" w:color="E6D208"/>
-            </w:tcBorders>
-            <w:shd w:val="clear" w:color="auto" w:fill="FFFFFF"/>
-            <w:tcMar>
-              <w:top w:w="0" w:type="dxa"/>
-              <w:bottom w:w="0" w:type="dxa"/>
-              <w:left w:w="0" w:type="dxa"/>
-              <w:right w:w="0" w:type="dxa"/>
-            </w:tcMar>
-            <w:vAlign w:val="center"/>
-          </w:tcPr>
-          <w:p>
-            <w:pPr>
-              <w:pStyle w:val="Normal"/>
-              <w:jc w:val="left"/>
-              <w:pBdr>
-                <w:bottom w:val="none" w:sz="0" w:space="0" w:color="000000"/>
-                <w:top w:val="none" w:sz="0" w:space="0" w:color="000000"/>
-                <w:left w:val="none" w:sz="0" w:space="0" w:color="000000"/>
-                <w:right w:val="none" w:sz="0" w:space="0" w:color="000000"/>
-              </w:pBdr>
-              <w:spacing w:after="60" w:before="60" w:line="240"/>
-              <w:ind w:left="60" w:right="60" w:firstLine="0" w:firstLineChars="0"/>
-              <w:rPr>
-                <w:rFonts w:ascii="Arial" w:hAnsi="Arial" w:eastAsia="Arial" w:cs="Arial"/>
-                <w:i w:val="false"/>
-                <w:b w:val="false"/>
-                <w:u w:val="none"/>
-                <w:strike w:val="false"/>
-                <w:sz w:val="22"/>
-                <w:szCs w:val="22"/>
-                <w:color w:val="000000"/>
-              </w:rPr>
-            </w:pPr>
-            <w:r>
-              <w:rPr>
-                <w:rFonts w:ascii="Arial" w:hAnsi="Arial" w:eastAsia="Arial" w:cs="Arial"/>
-                <w:i w:val="false"/>
-                <w:b w:val="false"/>
-                <w:u w:val="none"/>
-                <w:strike w:val="false"/>
-                <w:sz w:val="22"/>
-                <w:szCs w:val="22"/>
-                <w:color w:val="000000"/>
-              </w:rPr>
-              <w:t xml:space="preserve">Release date</w:t>
-            </w:r>
-          </w:p>
-        </w:tc>
-        <w:tc>
-          <w:tcPr>
-            <w:tcBorders>
-              <w:bottom w:val="single" w:sz="4" w:space="0" w:color="E6D208"/>
-              <w:top w:val="single" w:sz="4" w:space="0" w:color="E6D208"/>
-              <w:left w:val="single" w:sz="4" w:space="0" w:color="E6D208"/>
-              <w:right w:val="single" w:sz="4" w:space="0" w:color="E6D208"/>
-            </w:tcBorders>
-            <w:shd w:val="clear" w:color="auto" w:fill="FFFFFF"/>
-            <w:tcMar>
-              <w:top w:w="0" w:type="dxa"/>
-              <w:bottom w:w="0" w:type="dxa"/>
-              <w:left w:w="0" w:type="dxa"/>
-              <w:right w:w="0" w:type="dxa"/>
-            </w:tcMar>
-            <w:vAlign w:val="center"/>
-          </w:tcPr>
-          <w:p>
-            <w:pPr>
-              <w:pStyle w:val="Normal"/>
-              <w:jc w:val="left"/>
-              <w:pBdr>
-                <w:bottom w:val="none" w:sz="0" w:space="0" w:color="000000"/>
-                <w:top w:val="none" w:sz="0" w:space="0" w:color="000000"/>
-                <w:left w:val="none" w:sz="0" w:space="0" w:color="000000"/>
-                <w:right w:val="none" w:sz="0" w:space="0" w:color="000000"/>
-              </w:pBdr>
-              <w:spacing w:after="60" w:before="60" w:line="240"/>
-              <w:ind w:left="60" w:right="60" w:firstLine="0" w:firstLineChars="0"/>
-              <w:rPr>
-                <w:rFonts w:ascii="Arial" w:hAnsi="Arial" w:eastAsia="Arial" w:cs="Arial"/>
-                <w:i w:val="false"/>
-                <w:b w:val="false"/>
-                <w:u w:val="none"/>
-                <w:strike w:val="false"/>
-                <w:sz w:val="22"/>
-                <w:szCs w:val="22"/>
-                <w:color w:val="000000"/>
-              </w:rPr>
-            </w:pPr>
-            <w:r>
-              <w:rPr>
-                <w:rFonts w:ascii="Arial" w:hAnsi="Arial" w:eastAsia="Arial" w:cs="Arial"/>
-                <w:i w:val="false"/>
-                <w:b w:val="false"/>
-                <w:u w:val="none"/>
-                <w:strike w:val="false"/>
-                <w:sz w:val="22"/>
-                <w:szCs w:val="22"/>
-                <w:color w:val="000000"/>
-              </w:rPr>
-              <w:t xml:space="preserve">2026-04-23</w:t>
-            </w:r>
-          </w:p>
-        </w:tc>
-      </w:tr>
-      <w:tr>
-        <w:trPr>
-          <w:trHeight w:val="360" w:hRule="auto"/>
-        </w:trPr>
-        <w:tc>
-          <w:tcPr>
-            <w:tcBorders>
-              <w:bottom w:val="single" w:sz="4" w:space="0" w:color="E6D208"/>
-              <w:top w:val="single" w:sz="4" w:space="0" w:color="E6D208"/>
-              <w:left w:val="single" w:sz="4" w:space="0" w:color="E6D208"/>
-              <w:right w:val="single" w:sz="4" w:space="0" w:color="E6D208"/>
-            </w:tcBorders>
-            <w:shd w:val="clear" w:color="auto" w:fill="FFFFFF"/>
-            <w:tcMar>
-              <w:top w:w="0" w:type="dxa"/>
-              <w:bottom w:w="0" w:type="dxa"/>
-              <w:left w:w="0" w:type="dxa"/>
-              <w:right w:w="0" w:type="dxa"/>
-            </w:tcMar>
-            <w:vAlign w:val="center"/>
-          </w:tcPr>
-          <w:p>
-            <w:pPr>
-              <w:pStyle w:val="Normal"/>
-              <w:jc w:val="left"/>
-              <w:pBdr>
-                <w:bottom w:val="none" w:sz="0" w:space="0" w:color="000000"/>
-                <w:top w:val="none" w:sz="0" w:space="0" w:color="000000"/>
-                <w:left w:val="none" w:sz="0" w:space="0" w:color="000000"/>
-                <w:right w:val="none" w:sz="0" w:space="0" w:color="000000"/>
-              </w:pBdr>
-              <w:spacing w:after="60" w:before="60" w:line="240"/>
-              <w:ind w:left="60" w:right="60" w:firstLine="0" w:firstLineChars="0"/>
-              <w:rPr>
-                <w:rFonts w:ascii="Arial" w:hAnsi="Arial" w:eastAsia="Arial" w:cs="Arial"/>
-                <w:i w:val="false"/>
-                <w:b w:val="false"/>
-                <w:u w:val="none"/>
-                <w:strike w:val="false"/>
-                <w:sz w:val="22"/>
-                <w:szCs w:val="22"/>
-                <w:color w:val="000000"/>
-              </w:rPr>
-            </w:pPr>
-            <w:r>
-              <w:rPr>
-                <w:rFonts w:ascii="Arial" w:hAnsi="Arial" w:eastAsia="Arial" w:cs="Arial"/>
-                <w:i w:val="false"/>
-                <w:b w:val="false"/>
-                <w:u w:val="none"/>
-                <w:strike w:val="false"/>
-                <w:sz w:val="22"/>
-                <w:szCs w:val="22"/>
-                <w:color w:val="000000"/>
-              </w:rPr>
-              <w:t xml:space="preserve">Description</w:t>
-            </w:r>
-          </w:p>
-        </w:tc>
-        <w:tc>
-          <w:tcPr>
-            <w:tcBorders>
-              <w:bottom w:val="single" w:sz="4" w:space="0" w:color="E6D208"/>
-              <w:top w:val="single" w:sz="4" w:space="0" w:color="E6D208"/>
-              <w:left w:val="single" w:sz="4" w:space="0" w:color="E6D208"/>
-              <w:right w:val="single" w:sz="4" w:space="0" w:color="E6D208"/>
-            </w:tcBorders>
-            <w:shd w:val="clear" w:color="auto" w:fill="FFFFFF"/>
-            <w:tcMar>
-              <w:top w:w="0" w:type="dxa"/>
-              <w:bottom w:w="0" w:type="dxa"/>
-              <w:left w:w="0" w:type="dxa"/>
-              <w:right w:w="0" w:type="dxa"/>
-            </w:tcMar>
-            <w:vAlign w:val="center"/>
-          </w:tcPr>
-          <w:p>
-            <w:pPr>
-              <w:pStyle w:val="Normal"/>
-              <w:jc w:val="left"/>
-              <w:pBdr>
-                <w:bottom w:val="none" w:sz="0" w:space="0" w:color="000000"/>
-                <w:top w:val="none" w:sz="0" w:space="0" w:color="000000"/>
-                <w:left w:val="none" w:sz="0" w:space="0" w:color="000000"/>
-                <w:right w:val="none" w:sz="0" w:space="0" w:color="000000"/>
-              </w:pBdr>
-              <w:spacing w:after="60" w:before="60" w:line="240"/>
-              <w:ind w:left="60" w:right="60" w:firstLine="0" w:firstLineChars="0"/>
-              <w:rPr>
-                <w:rFonts w:ascii="Arial" w:hAnsi="Arial" w:eastAsia="Arial" w:cs="Arial"/>
-                <w:i w:val="false"/>
-                <w:b w:val="false"/>
-                <w:u w:val="none"/>
-                <w:strike w:val="false"/>
-                <w:sz w:val="22"/>
-                <w:szCs w:val="22"/>
-                <w:color w:val="000000"/>
-              </w:rPr>
-            </w:pPr>
-            <w:r>
-              <w:rPr>
-                <w:rFonts w:ascii="Arial" w:hAnsi="Arial" w:eastAsia="Arial" w:cs="Arial"/>
-                <w:i w:val="false"/>
-                <w:b w:val="false"/>
-                <w:u w:val="none"/>
-                <w:strike w:val="false"/>
-                <w:sz w:val="22"/>
-                <w:szCs w:val="22"/>
-                <w:color w:val="000000"/>
-              </w:rPr>
-              <w:t xml:space="preserve">Verbal Autopsy Data from 2002-09-13 to 2021-12-27</w:t>
-            </w:r>
-          </w:p>
-        </w:tc>
-      </w:tr>
-      <w:tr>
-        <w:trPr>
-          <w:trHeight w:val="360" w:hRule="auto"/>
-        </w:trPr>
-        <w:tc>
-          <w:tcPr>
-            <w:tcBorders>
-              <w:bottom w:val="single" w:sz="4" w:space="0" w:color="E6D208"/>
-              <w:top w:val="single" w:sz="4" w:space="0" w:color="E6D208"/>
-              <w:left w:val="single" w:sz="4" w:space="0" w:color="E6D208"/>
-              <w:right w:val="single" w:sz="4" w:space="0" w:color="E6D208"/>
-            </w:tcBorders>
-            <w:shd w:val="clear" w:color="auto" w:fill="FFFFFF"/>
-            <w:tcMar>
-              <w:top w:w="0" w:type="dxa"/>
-              <w:bottom w:w="0" w:type="dxa"/>
-              <w:left w:w="0" w:type="dxa"/>
-              <w:right w:w="0" w:type="dxa"/>
-            </w:tcMar>
-            <w:vAlign w:val="center"/>
-          </w:tcPr>
-          <w:p>
-            <w:pPr>
-              <w:pStyle w:val="Normal"/>
-              <w:jc w:val="left"/>
-              <w:pBdr>
-                <w:bottom w:val="none" w:sz="0" w:space="0" w:color="000000"/>
-                <w:top w:val="none" w:sz="0" w:space="0" w:color="000000"/>
-                <w:left w:val="none" w:sz="0" w:space="0" w:color="000000"/>
-                <w:right w:val="none" w:sz="0" w:space="0" w:color="000000"/>
-              </w:pBdr>
-              <w:spacing w:after="60" w:before="60" w:line="240"/>
-              <w:ind w:left="60" w:right="60" w:firstLine="0" w:firstLineChars="0"/>
-              <w:rPr>
-                <w:rFonts w:ascii="Arial" w:hAnsi="Arial" w:eastAsia="Arial" w:cs="Arial"/>
-                <w:i w:val="false"/>
-                <w:b w:val="false"/>
-                <w:u w:val="none"/>
-                <w:strike w:val="false"/>
-                <w:sz w:val="22"/>
-                <w:szCs w:val="22"/>
-                <w:color w:val="000000"/>
-              </w:rPr>
-            </w:pPr>
-            <w:r>
-              <w:rPr>
-                <w:rFonts w:ascii="Arial" w:hAnsi="Arial" w:eastAsia="Arial" w:cs="Arial"/>
-                <w:i w:val="false"/>
-                <w:b w:val="false"/>
-                <w:u w:val="none"/>
-                <w:strike w:val="false"/>
-                <w:sz w:val="22"/>
-                <w:szCs w:val="22"/>
-                <w:color w:val="000000"/>
-              </w:rPr>
-              <w:t xml:space="preserve">Documentation reference</w:t>
-            </w:r>
-          </w:p>
-        </w:tc>
-        <w:tc>
-          <w:tcPr>
-            <w:tcBorders>
-              <w:bottom w:val="single" w:sz="4" w:space="0" w:color="E6D208"/>
-              <w:top w:val="single" w:sz="4" w:space="0" w:color="E6D208"/>
-              <w:left w:val="single" w:sz="4" w:space="0" w:color="E6D208"/>
-              <w:right w:val="single" w:sz="4" w:space="0" w:color="E6D208"/>
-            </w:tcBorders>
-            <w:shd w:val="clear" w:color="auto" w:fill="FFFFFF"/>
-            <w:tcMar>
-              <w:top w:w="0" w:type="dxa"/>
-              <w:bottom w:w="0" w:type="dxa"/>
-              <w:left w:w="0" w:type="dxa"/>
-              <w:right w:w="0" w:type="dxa"/>
-            </w:tcMar>
-            <w:vAlign w:val="center"/>
-          </w:tcPr>
-          <w:p>
-            <w:pPr>
-              <w:pStyle w:val="Normal"/>
-              <w:jc w:val="left"/>
-              <w:pBdr>
-                <w:bottom w:val="none" w:sz="0" w:space="0" w:color="000000"/>
-                <w:top w:val="none" w:sz="0" w:space="0" w:color="000000"/>
-                <w:left w:val="none" w:sz="0" w:space="0" w:color="000000"/>
-                <w:right w:val="none" w:sz="0" w:space="0" w:color="000000"/>
-              </w:pBdr>
-              <w:spacing w:after="60" w:before="60" w:line="240"/>
-              <w:ind w:left="60" w:right="60" w:firstLine="0" w:firstLineChars="0"/>
-              <w:rPr>
-                <w:rFonts w:ascii="Arial" w:hAnsi="Arial" w:eastAsia="Arial" w:cs="Arial"/>
-                <w:i w:val="false"/>
-                <w:b w:val="false"/>
-                <w:u w:val="none"/>
-                <w:strike w:val="false"/>
-                <w:sz w:val="22"/>
-                <w:szCs w:val="22"/>
-                <w:color w:val="000000"/>
-              </w:rPr>
-            </w:pPr>
-            <w:r>
-              <w:rPr>
-                <w:rFonts w:ascii="Arial" w:hAnsi="Arial" w:eastAsia="Arial" w:cs="Arial"/>
-                <w:i w:val="false"/>
-                <w:b w:val="false"/>
-                <w:u w:val="none"/>
-                <w:strike w:val="false"/>
-                <w:sz w:val="22"/>
-                <w:szCs w:val="22"/>
-                <w:color w:val="000000"/>
-              </w:rPr>
-              <w:t xml:space="preserve">–</w:t>
-            </w:r>
-          </w:p>
-        </w:tc>
-      </w:tr>
-      <w:tr>
-        <w:trPr>
-          <w:trHeight w:val="360" w:hRule="auto"/>
-        </w:trPr>
-        <w:tc>
-          <w:tcPr>
-            <w:gridSpan w:val="2"/>
-            <w:tcBorders>
-              <w:bottom w:val="single" w:sz="8" w:space="0" w:color="E6D208"/>
-              <w:top w:val="single" w:sz="4" w:space="0" w:color="E6D208"/>
-              <w:left w:val="single" w:sz="8" w:space="0" w:color="E6D208"/>
-              <w:right w:val="single" w:sz="8" w:space="0" w:color="E6D208"/>
-            </w:tcBorders>
-            <w:shd w:val="clear" w:color="auto" w:fill="F4E9EB"/>
-            <w:tcMar>
-              <w:top w:w="0" w:type="dxa"/>
-              <w:bottom w:w="0" w:type="dxa"/>
-              <w:left w:w="0" w:type="dxa"/>
-              <w:right w:w="0" w:type="dxa"/>
-            </w:tcMar>
-            <w:vAlign w:val="center"/>
-          </w:tcPr>
-          <w:p>
-            <w:pPr>
-              <w:pStyle w:val="Normal"/>
-              <w:jc w:val="left"/>
-              <w:pBdr>
-                <w:bottom w:val="none" w:sz="0" w:space="0" w:color="000000"/>
-                <w:top w:val="none" w:sz="0" w:space="0" w:color="000000"/>
-                <w:left w:val="none" w:sz="0" w:space="0" w:color="000000"/>
-                <w:right w:val="none" w:sz="0" w:space="0" w:color="000000"/>
-              </w:pBdr>
-              <w:spacing w:after="60" w:before="60" w:line="240"/>
-              <w:ind w:left="60" w:right="60" w:firstLine="0" w:firstLineChars="0"/>
-              <w:rPr>
-                <w:rFonts w:ascii="Arial" w:hAnsi="Arial" w:eastAsia="Arial" w:cs="Arial"/>
-                <w:i w:val="false"/>
-                <w:b w:val="true"/>
-                <w:u w:val="none"/>
-                <w:strike w:val="false"/>
-                <w:sz w:val="20"/>
-                <w:szCs w:val="20"/>
-                <w:color w:val="040001"/>
-              </w:rPr>
-            </w:pPr>
-            <w:r>
-              <w:rPr>
-                <w:rFonts w:ascii="Arial" w:hAnsi="Arial" w:eastAsia="Arial" w:cs="Arial"/>
-                <w:i w:val="false"/>
-                <w:b w:val="true"/>
-                <w:u w:val="none"/>
-                <w:strike w:val="false"/>
-                <w:sz w:val="20"/>
-                <w:szCs w:val="20"/>
-                <w:color w:val="040001"/>
-              </w:rPr>
-              <w:t xml:space="preserve">Observation period</w:t>
-            </w:r>
-          </w:p>
-        </w:tc>
-      </w:tr>
-      <w:tr>
-        <w:trPr>
-          <w:trHeight w:val="360" w:hRule="auto"/>
-        </w:trPr>
-        <w:tc>
-          <w:tcPr>
-            <w:tcBorders>
-              <w:bottom w:val="single" w:sz="4" w:space="0" w:color="E6D208"/>
-              <w:top w:val="single" w:sz="8" w:space="0" w:color="E6D208"/>
-              <w:left w:val="single" w:sz="4" w:space="0" w:color="E6D208"/>
-              <w:right w:val="single" w:sz="4" w:space="0" w:color="E6D208"/>
-            </w:tcBorders>
-            <w:shd w:val="clear" w:color="auto" w:fill="FFFFFF"/>
-            <w:tcMar>
-              <w:top w:w="0" w:type="dxa"/>
-              <w:bottom w:w="0" w:type="dxa"/>
-              <w:left w:w="0" w:type="dxa"/>
-              <w:right w:w="0" w:type="dxa"/>
-            </w:tcMar>
-            <w:vAlign w:val="center"/>
-          </w:tcPr>
-          <w:p>
-            <w:pPr>
-              <w:pStyle w:val="Normal"/>
-              <w:jc w:val="left"/>
-              <w:pBdr>
-                <w:bottom w:val="none" w:sz="0" w:space="0" w:color="000000"/>
-                <w:top w:val="none" w:sz="0" w:space="0" w:color="000000"/>
-                <w:left w:val="none" w:sz="0" w:space="0" w:color="000000"/>
-                <w:right w:val="none" w:sz="0" w:space="0" w:color="000000"/>
-              </w:pBdr>
-              <w:spacing w:after="60" w:before="60" w:line="240"/>
-              <w:ind w:left="60" w:right="60" w:firstLine="0" w:firstLineChars="0"/>
-              <w:rPr>
-                <w:rFonts w:ascii="Arial" w:hAnsi="Arial" w:eastAsia="Arial" w:cs="Arial"/>
-                <w:i w:val="false"/>
-                <w:b w:val="false"/>
-                <w:u w:val="none"/>
-                <w:strike w:val="false"/>
-                <w:sz w:val="22"/>
-                <w:szCs w:val="22"/>
-                <w:color w:val="000000"/>
-              </w:rPr>
-            </w:pPr>
-            <w:r>
-              <w:rPr>
-                <w:rFonts w:ascii="Arial" w:hAnsi="Arial" w:eastAsia="Arial" w:cs="Arial"/>
-                <w:i w:val="false"/>
-                <w:b w:val="false"/>
-                <w:u w:val="none"/>
-                <w:strike w:val="false"/>
-                <w:sz w:val="22"/>
-                <w:szCs w:val="22"/>
-                <w:color w:val="000000"/>
-              </w:rPr>
-              <w:t xml:space="preserve">N</w:t>
-            </w:r>
-          </w:p>
-        </w:tc>
-        <w:tc>
-          <w:tcPr>
-            <w:tcBorders>
-              <w:bottom w:val="single" w:sz="4" w:space="0" w:color="E6D208"/>
-              <w:top w:val="single" w:sz="8" w:space="0" w:color="E6D208"/>
-              <w:left w:val="single" w:sz="4" w:space="0" w:color="E6D208"/>
-              <w:right w:val="single" w:sz="4" w:space="0" w:color="E6D208"/>
-            </w:tcBorders>
-            <w:shd w:val="clear" w:color="auto" w:fill="FFFFFF"/>
-            <w:tcMar>
-              <w:top w:w="0" w:type="dxa"/>
-              <w:bottom w:w="0" w:type="dxa"/>
-              <w:left w:w="0" w:type="dxa"/>
-              <w:right w:w="0" w:type="dxa"/>
-            </w:tcMar>
-            <w:vAlign w:val="center"/>
-          </w:tcPr>
-          <w:p>
-            <w:pPr>
-              <w:pStyle w:val="Normal"/>
-              <w:jc w:val="left"/>
-              <w:pBdr>
-                <w:bottom w:val="none" w:sz="0" w:space="0" w:color="000000"/>
-                <w:top w:val="none" w:sz="0" w:space="0" w:color="000000"/>
-                <w:left w:val="none" w:sz="0" w:space="0" w:color="000000"/>
-                <w:right w:val="none" w:sz="0" w:space="0" w:color="000000"/>
-              </w:pBdr>
-              <w:spacing w:after="60" w:before="60" w:line="240"/>
-              <w:ind w:left="60" w:right="60" w:firstLine="0" w:firstLineChars="0"/>
-              <w:rPr>
-                <w:rFonts w:ascii="Arial" w:hAnsi="Arial" w:eastAsia="Arial" w:cs="Arial"/>
-                <w:i w:val="false"/>
-                <w:b w:val="false"/>
-                <w:u w:val="none"/>
-                <w:strike w:val="false"/>
-                <w:sz w:val="22"/>
-                <w:szCs w:val="22"/>
-                <w:color w:val="000000"/>
-              </w:rPr>
-            </w:pPr>
-            <w:r>
-              <w:rPr>
-                <w:rFonts w:ascii="Arial" w:hAnsi="Arial" w:eastAsia="Arial" w:cs="Arial"/>
-                <w:i w:val="false"/>
-                <w:b w:val="false"/>
-                <w:u w:val="none"/>
-                <w:strike w:val="false"/>
-                <w:sz w:val="22"/>
-                <w:szCs w:val="22"/>
-                <w:color w:val="000000"/>
-              </w:rPr>
-              <w:t xml:space="preserve">4,645</w:t>
-            </w:r>
-          </w:p>
-        </w:tc>
-      </w:tr>
-      <w:tr>
-        <w:trPr>
-          <w:trHeight w:val="360" w:hRule="auto"/>
-        </w:trPr>
-        <w:tc>
-          <w:tcPr>
-            <w:tcBorders>
-              <w:bottom w:val="single" w:sz="4" w:space="0" w:color="E6D208"/>
-              <w:top w:val="single" w:sz="4" w:space="0" w:color="E6D208"/>
-              <w:left w:val="single" w:sz="4" w:space="0" w:color="E6D208"/>
-              <w:right w:val="single" w:sz="4" w:space="0" w:color="E6D208"/>
-            </w:tcBorders>
-            <w:shd w:val="clear" w:color="auto" w:fill="FFFFFF"/>
-            <w:tcMar>
-              <w:top w:w="0" w:type="dxa"/>
-              <w:bottom w:w="0" w:type="dxa"/>
-              <w:left w:w="0" w:type="dxa"/>
-              <w:right w:w="0" w:type="dxa"/>
-            </w:tcMar>
-            <w:vAlign w:val="center"/>
-          </w:tcPr>
-          <w:p>
-            <w:pPr>
-              <w:pStyle w:val="Normal"/>
-              <w:jc w:val="left"/>
-              <w:pBdr>
-                <w:bottom w:val="none" w:sz="0" w:space="0" w:color="000000"/>
-                <w:top w:val="none" w:sz="0" w:space="0" w:color="000000"/>
-                <w:left w:val="none" w:sz="0" w:space="0" w:color="000000"/>
-                <w:right w:val="none" w:sz="0" w:space="0" w:color="000000"/>
-              </w:pBdr>
-              <w:spacing w:after="60" w:before="60" w:line="240"/>
-              <w:ind w:left="60" w:right="60" w:firstLine="0" w:firstLineChars="0"/>
-              <w:rPr>
-                <w:rFonts w:ascii="Arial" w:hAnsi="Arial" w:eastAsia="Arial" w:cs="Arial"/>
-                <w:i w:val="false"/>
-                <w:b w:val="false"/>
-                <w:u w:val="none"/>
-                <w:strike w:val="false"/>
-                <w:sz w:val="22"/>
-                <w:szCs w:val="22"/>
-                <w:color w:val="000000"/>
-              </w:rPr>
-            </w:pPr>
-            <w:r>
-              <w:rPr>
-                <w:rFonts w:ascii="Arial" w:hAnsi="Arial" w:eastAsia="Arial" w:cs="Arial"/>
-                <w:i w:val="false"/>
-                <w:b w:val="false"/>
-                <w:u w:val="none"/>
-                <w:strike w:val="false"/>
-                <w:sz w:val="22"/>
-                <w:szCs w:val="22"/>
-                <w:color w:val="000000"/>
-              </w:rPr>
-              <w:t xml:space="preserve">Start date</w:t>
-            </w:r>
-          </w:p>
-        </w:tc>
-        <w:tc>
-          <w:tcPr>
-            <w:tcBorders>
-              <w:bottom w:val="single" w:sz="4" w:space="0" w:color="E6D208"/>
-              <w:top w:val="single" w:sz="4" w:space="0" w:color="E6D208"/>
-              <w:left w:val="single" w:sz="4" w:space="0" w:color="E6D208"/>
-              <w:right w:val="single" w:sz="4" w:space="0" w:color="E6D208"/>
-            </w:tcBorders>
-            <w:shd w:val="clear" w:color="auto" w:fill="FFFFFF"/>
-            <w:tcMar>
-              <w:top w:w="0" w:type="dxa"/>
-              <w:bottom w:w="0" w:type="dxa"/>
-              <w:left w:w="0" w:type="dxa"/>
-              <w:right w:w="0" w:type="dxa"/>
-            </w:tcMar>
-            <w:vAlign w:val="center"/>
-          </w:tcPr>
-          <w:p>
-            <w:pPr>
-              <w:pStyle w:val="Normal"/>
-              <w:jc w:val="left"/>
-              <w:pBdr>
-                <w:bottom w:val="none" w:sz="0" w:space="0" w:color="000000"/>
-                <w:top w:val="none" w:sz="0" w:space="0" w:color="000000"/>
-                <w:left w:val="none" w:sz="0" w:space="0" w:color="000000"/>
-                <w:right w:val="none" w:sz="0" w:space="0" w:color="000000"/>
-              </w:pBdr>
-              <w:spacing w:after="60" w:before="60" w:line="240"/>
-              <w:ind w:left="60" w:right="60" w:firstLine="0" w:firstLineChars="0"/>
-              <w:rPr>
-                <w:rFonts w:ascii="Arial" w:hAnsi="Arial" w:eastAsia="Arial" w:cs="Arial"/>
-                <w:i w:val="false"/>
-                <w:b w:val="false"/>
-                <w:u w:val="none"/>
-                <w:strike w:val="false"/>
-                <w:sz w:val="22"/>
-                <w:szCs w:val="22"/>
-                <w:color w:val="000000"/>
-              </w:rPr>
-            </w:pPr>
-            <w:r>
-              <w:rPr>
-                <w:rFonts w:ascii="Arial" w:hAnsi="Arial" w:eastAsia="Arial" w:cs="Arial"/>
-                <w:i w:val="false"/>
-                <w:b w:val="false"/>
-                <w:u w:val="none"/>
-                <w:strike w:val="false"/>
-                <w:sz w:val="22"/>
-                <w:szCs w:val="22"/>
-                <w:color w:val="000000"/>
-              </w:rPr>
-              <w:t xml:space="preserve">2002-09-13</w:t>
-            </w:r>
-          </w:p>
-        </w:tc>
-      </w:tr>
-      <w:tr>
-        <w:trPr>
-          <w:trHeight w:val="360" w:hRule="auto"/>
-        </w:trPr>
-        <w:tc>
-          <w:tcPr>
-            <w:tcBorders>
-              <w:bottom w:val="single" w:sz="4" w:space="0" w:color="E6D208"/>
-              <w:top w:val="single" w:sz="4" w:space="0" w:color="E6D208"/>
-              <w:left w:val="single" w:sz="4" w:space="0" w:color="E6D208"/>
-              <w:right w:val="single" w:sz="4" w:space="0" w:color="E6D208"/>
-            </w:tcBorders>
-            <w:shd w:val="clear" w:color="auto" w:fill="FFFFFF"/>
-            <w:tcMar>
-              <w:top w:w="0" w:type="dxa"/>
-              <w:bottom w:w="0" w:type="dxa"/>
-              <w:left w:w="0" w:type="dxa"/>
-              <w:right w:w="0" w:type="dxa"/>
-            </w:tcMar>
-            <w:vAlign w:val="center"/>
-          </w:tcPr>
-          <w:p>
-            <w:pPr>
-              <w:pStyle w:val="Normal"/>
-              <w:jc w:val="left"/>
-              <w:pBdr>
-                <w:bottom w:val="none" w:sz="0" w:space="0" w:color="000000"/>
-                <w:top w:val="none" w:sz="0" w:space="0" w:color="000000"/>
-                <w:left w:val="none" w:sz="0" w:space="0" w:color="000000"/>
-                <w:right w:val="none" w:sz="0" w:space="0" w:color="000000"/>
-              </w:pBdr>
-              <w:spacing w:after="60" w:before="60" w:line="240"/>
-              <w:ind w:left="60" w:right="60" w:firstLine="0" w:firstLineChars="0"/>
-              <w:rPr>
-                <w:rFonts w:ascii="Arial" w:hAnsi="Arial" w:eastAsia="Arial" w:cs="Arial"/>
-                <w:i w:val="false"/>
-                <w:b w:val="false"/>
-                <w:u w:val="none"/>
-                <w:strike w:val="false"/>
-                <w:sz w:val="22"/>
-                <w:szCs w:val="22"/>
-                <w:color w:val="000000"/>
-              </w:rPr>
-            </w:pPr>
-            <w:r>
-              <w:rPr>
-                <w:rFonts w:ascii="Arial" w:hAnsi="Arial" w:eastAsia="Arial" w:cs="Arial"/>
-                <w:i w:val="false"/>
-                <w:b w:val="false"/>
-                <w:u w:val="none"/>
-                <w:strike w:val="false"/>
-                <w:sz w:val="22"/>
-                <w:szCs w:val="22"/>
-                <w:color w:val="000000"/>
-              </w:rPr>
-              <w:t xml:space="preserve">End date</w:t>
-            </w:r>
-          </w:p>
-        </w:tc>
-        <w:tc>
-          <w:tcPr>
-            <w:tcBorders>
-              <w:bottom w:val="single" w:sz="4" w:space="0" w:color="E6D208"/>
-              <w:top w:val="single" w:sz="4" w:space="0" w:color="E6D208"/>
-              <w:left w:val="single" w:sz="4" w:space="0" w:color="E6D208"/>
-              <w:right w:val="single" w:sz="4" w:space="0" w:color="E6D208"/>
-            </w:tcBorders>
-            <w:shd w:val="clear" w:color="auto" w:fill="FFFFFF"/>
-            <w:tcMar>
-              <w:top w:w="0" w:type="dxa"/>
-              <w:bottom w:w="0" w:type="dxa"/>
-              <w:left w:w="0" w:type="dxa"/>
-              <w:right w:w="0" w:type="dxa"/>
-            </w:tcMar>
-            <w:vAlign w:val="center"/>
-          </w:tcPr>
-          <w:p>
-            <w:pPr>
-              <w:pStyle w:val="Normal"/>
-              <w:jc w:val="left"/>
-              <w:pBdr>
-                <w:bottom w:val="none" w:sz="0" w:space="0" w:color="000000"/>
-                <w:top w:val="none" w:sz="0" w:space="0" w:color="000000"/>
-                <w:left w:val="none" w:sz="0" w:space="0" w:color="000000"/>
-                <w:right w:val="none" w:sz="0" w:space="0" w:color="000000"/>
-              </w:pBdr>
-              <w:spacing w:after="60" w:before="60" w:line="240"/>
-              <w:ind w:left="60" w:right="60" w:firstLine="0" w:firstLineChars="0"/>
-              <w:rPr>
-                <w:rFonts w:ascii="Arial" w:hAnsi="Arial" w:eastAsia="Arial" w:cs="Arial"/>
-                <w:i w:val="false"/>
-                <w:b w:val="false"/>
-                <w:u w:val="none"/>
-                <w:strike w:val="false"/>
-                <w:sz w:val="22"/>
-                <w:szCs w:val="22"/>
-                <w:color w:val="000000"/>
-              </w:rPr>
-            </w:pPr>
-            <w:r>
-              <w:rPr>
-                <w:rFonts w:ascii="Arial" w:hAnsi="Arial" w:eastAsia="Arial" w:cs="Arial"/>
-                <w:i w:val="false"/>
-                <w:b w:val="false"/>
-                <w:u w:val="none"/>
-                <w:strike w:val="false"/>
-                <w:sz w:val="22"/>
-                <w:szCs w:val="22"/>
-                <w:color w:val="000000"/>
-              </w:rPr>
-              <w:t xml:space="preserve">2022-01-25</w:t>
             </w:r>
           </w:p>
         </w:tc>
@@ -8461,7 +8461,7 @@
         <w:ind w:left="60" w:right="60" w:firstLine="0" w:firstLineChars="0"/>
       </w:pPr>
       <w:r>
-        <w:t xml:space="preserve">Snapshot of the cdm igangamayuge_hdss</w:t>
+        <w:t xml:space="preserve">Snapshot of the cdm Igangamayuge_hdss</w:t>
       </w:r>
     </w:p>
     <w:tbl xmlns:a="http://schemas.openxmlformats.org/drawingml/2006/main" xmlns:pic="http://schemas.openxmlformats.org/drawingml/2006/picture">
@@ -8687,7 +8687,7 @@
                 <w:szCs w:val="22"/>
                 <w:color w:val="040001"/>
               </w:rPr>
-              <w:t xml:space="preserve">igangamayuge_hdss</w:t>
+              <w:t xml:space="preserve">Igangamayuge_hdss</w:t>
             </w:r>
           </w:p>
         </w:tc>
@@ -8863,7 +8863,7 @@
                 <w:szCs w:val="22"/>
                 <w:color w:val="000000"/>
               </w:rPr>
-              <w:t xml:space="preserve">2026-04-23</w:t>
+              <w:t xml:space="preserve">2026-05-24</w:t>
             </w:r>
           </w:p>
         </w:tc>
@@ -9614,7 +9614,7 @@
                 <w:szCs w:val="22"/>
                 <w:color w:val="000000"/>
               </w:rPr>
-              <w:t xml:space="preserve">2026-04-23</w:t>
+              <w:t xml:space="preserve">2026-05-19</w:t>
             </w:r>
           </w:p>
         </w:tc>
@@ -10250,7 +10250,7 @@
                 <w:szCs w:val="22"/>
                 <w:color w:val="000000"/>
               </w:rPr>
-              <w:t xml:space="preserve">2023-01-10</w:t>
+              <w:t xml:space="preserve">2023-01-20</w:t>
             </w:r>
           </w:p>
         </w:tc>
@@ -10570,7 +10570,7 @@
         <w:ind w:left="60" w:right="60" w:firstLine="0" w:firstLineChars="0"/>
       </w:pPr>
       <w:r>
-        <w:t xml:space="preserve">Snapshot of the cdm hararghe_hdss</w:t>
+        <w:t xml:space="preserve">Snapshot of the cdm Hararghe_hdss</w:t>
       </w:r>
     </w:p>
     <w:tbl xmlns:a="http://schemas.openxmlformats.org/drawingml/2006/main" xmlns:pic="http://schemas.openxmlformats.org/drawingml/2006/picture">
@@ -10796,7 +10796,7 @@
                 <w:szCs w:val="22"/>
                 <w:color w:val="040001"/>
               </w:rPr>
-              <w:t xml:space="preserve">hararghe_hdss</w:t>
+              <w:t xml:space="preserve">Hararghe_hdss</w:t>
             </w:r>
           </w:p>
         </w:tc>
@@ -10972,7 +10972,7 @@
                 <w:szCs w:val="22"/>
                 <w:color w:val="000000"/>
               </w:rPr>
-              <w:t xml:space="preserve">2026-04-23</w:t>
+              <w:t xml:space="preserve">2026-05-24</w:t>
             </w:r>
           </w:p>
         </w:tc>
@@ -11723,7 +11723,7 @@
                 <w:szCs w:val="22"/>
                 <w:color w:val="000000"/>
               </w:rPr>
-              <w:t xml:space="preserve">2026-04-23</w:t>
+              <w:t xml:space="preserve">2026-05-19</w:t>
             </w:r>
           </w:p>
         </w:tc>
@@ -12359,7 +12359,7 @@
                 <w:szCs w:val="22"/>
                 <w:color w:val="000000"/>
               </w:rPr>
-              <w:t xml:space="preserve">2024-01-05</w:t>
+              <w:t xml:space="preserve">2024-01-15</w:t>
             </w:r>
           </w:p>
         </w:tc>
